--- a/springShow/Spring_Show_Entry_Form.docx
+++ b/springShow/Spring_Show_Entry_Form.docx
@@ -1,16 +1,17 @@
 
 <file path=word/document.xml><?xml version="1.0" encoding="utf-8"?>
-<w:document xmlns:wpc="http://schemas.microsoft.com/office/word/2010/wordprocessingCanvas" xmlns:cx="http://schemas.microsoft.com/office/drawing/2014/chartex" xmlns:cx1="http://schemas.microsoft.com/office/drawing/2015/9/8/chartex" xmlns:cx2="http://schemas.microsoft.com/office/drawing/2015/10/21/chartex" xmlns:cx3="http://schemas.microsoft.com/office/drawing/2016/5/9/chartex" xmlns:cx4="http://schemas.microsoft.com/office/drawing/2016/5/10/chartex" xmlns:cx5="http://schemas.microsoft.com/office/drawing/2016/5/11/chartex" xmlns:cx6="http://schemas.microsoft.com/office/drawing/2016/5/12/chartex" xmlns:cx7="http://schemas.microsoft.com/office/drawing/2016/5/13/chartex" xmlns:cx8="http://schemas.microsoft.com/office/drawing/2016/5/14/chartex" xmlns:mc="http://schemas.openxmlformats.org/markup-compatibility/2006" xmlns:aink="http://schemas.microsoft.com/office/drawing/2016/ink" xmlns:am3d="http://schemas.microsoft.com/office/drawing/2017/model3d" xmlns:o="urn:schemas-microsoft-com:office:office" xmlns:oel="http://schemas.microsoft.com/office/2019/extlst" xmlns:r="http://schemas.openxmlformats.org/officeDocument/2006/relationships" xmlns:m="http://schemas.openxmlformats.org/officeDocument/2006/math" xmlns:v="urn:schemas-microsoft-com:vml" xmlns:wp14="http://schemas.microsoft.com/office/word/2010/wordprocessingDrawing" xmlns:wp="http://schemas.openxmlformats.org/drawingml/2006/wordprocessingDrawing" xmlns:w10="urn:schemas-microsoft-com:office:word" xmlns:w="http://schemas.openxmlformats.org/wordprocessingml/2006/main" xmlns:w14="http://schemas.microsoft.com/office/word/2010/wordml" xmlns:w15="http://schemas.microsoft.com/office/word/2012/wordml" xmlns:w16cex="http://schemas.microsoft.com/office/word/2018/wordml/cex" xmlns:w16cid="http://schemas.microsoft.com/office/word/2016/wordml/cid" xmlns:w16="http://schemas.microsoft.com/office/word/2018/wordml" xmlns:w16du="http://schemas.microsoft.com/office/word/2023/wordml/word16du" xmlns:w16sdtdh="http://schemas.microsoft.com/office/word/2020/wordml/sdtdatahash" xmlns:w16sdtfl="http://schemas.microsoft.com/office/word/2024/wordml/sdtformatlock" xmlns:w16se="http://schemas.microsoft.com/office/word/2015/wordml/symex" xmlns:wpg="http://schemas.microsoft.com/office/word/2010/wordprocessingGroup" xmlns:wpi="http://schemas.microsoft.com/office/word/2010/wordprocessingInk" xmlns:wne="http://schemas.microsoft.com/office/word/2006/wordml" xmlns:wps="http://schemas.microsoft.com/office/word/2010/wordprocessingShape" mc:Ignorable="w14 w15 w16se w16cid w16 w16cex w16sdtdh w16sdtfl w16du wp14">
+<w:document xmlns:o="urn:schemas-microsoft-com:office:office" xmlns:r="http://schemas.openxmlformats.org/officeDocument/2006/relationships" xmlns:v="urn:schemas-microsoft-com:vml" xmlns:w="http://schemas.openxmlformats.org/wordprocessingml/2006/main" xmlns:w10="urn:schemas-microsoft-com:office:word" xmlns:wp="http://schemas.openxmlformats.org/drawingml/2006/wordprocessingDrawing" xmlns:wps="http://schemas.microsoft.com/office/word/2010/wordprocessingShape" xmlns:wpg="http://schemas.microsoft.com/office/word/2010/wordprocessingGroup" xmlns:mc="http://schemas.openxmlformats.org/markup-compatibility/2006" xmlns:wp14="http://schemas.microsoft.com/office/word/2010/wordprocessingDrawing" xmlns:w14="http://schemas.microsoft.com/office/word/2010/wordml" xmlns:w15="http://schemas.microsoft.com/office/word/2012/wordml" mc:Ignorable="w14 wp14 w15">
   <w:body>
-    <w:p xmlns:wp14="http://schemas.microsoft.com/office/word/2010/wordml" wp14:textId="77777777">
-      <w:pPr>
-        <w:spacing w:line="200" w:lineRule="auto"/>
+    <w:p>
+      <w:pPr>
+        <w:pStyle w:val="Normal"/>
+        <w:spacing w:lineRule="auto" w:line="199"/>
         <w:ind w:left="-709" w:right="-90"/>
         <w:jc w:val="center"/>
         <w:rPr>
           <w:rFonts w:ascii="Aptos" w:hAnsi="Aptos" w:eastAsia="Aptos" w:cs="Aptos"/>
-          <w:b w:val="1"/>
-          <w:bCs w:val="1"/>
+          <w:b/>
+          <w:bCs/>
           <w:color w:val="FF0000"/>
           <w:sz w:val="24"/>
           <w:szCs w:val="24"/>
@@ -18,31 +19,20 @@
       </w:pPr>
       <w:r>
         <w:rPr>
-          <w:rFonts w:ascii="Aptos" w:hAnsi="Aptos" w:eastAsia="Aptos" w:cs="Aptos"/>
-          <w:b w:val="1"/>
-          <w:bCs w:val="1"/>
+          <w:rFonts w:eastAsia="Aptos" w:cs="Aptos" w:ascii="Aptos" w:hAnsi="Aptos"/>
+          <w:b/>
+          <w:bCs/>
           <w:color w:val="FFC000"/>
           <w:sz w:val="24"/>
           <w:szCs w:val="24"/>
         </w:rPr>
-        <w:t> </w:t>
-      </w:r>
-      <w:r>
-        <w:rPr>
-          <w:rFonts w:ascii="Aptos" w:hAnsi="Aptos" w:eastAsia="Aptos" w:cs="Aptos"/>
-          <w:b w:val="1"/>
-          <w:bCs w:val="1"/>
-          <w:color w:val="FFC000"/>
-          <w:sz w:val="24"/>
-          <w:szCs w:val="24"/>
-        </w:rPr>
-        <w:t xml:space="preserve">          </w:t>
-      </w:r>
-      <w:r>
-        <w:rPr>
-          <w:rFonts w:ascii="Aptos" w:hAnsi="Aptos" w:eastAsia="Aptos" w:cs="Aptos"/>
-          <w:b w:val="1"/>
-          <w:bCs w:val="1"/>
+        <w:t xml:space="preserve">           </w:t>
+      </w:r>
+      <w:r>
+        <w:rPr>
+          <w:rFonts w:eastAsia="Aptos" w:cs="Aptos" w:ascii="Aptos" w:hAnsi="Aptos"/>
+          <w:b/>
+          <w:bCs/>
           <w:color w:val="FF0000"/>
           <w:sz w:val="24"/>
           <w:szCs w:val="24"/>
@@ -50,29 +40,41 @@
         <w:t>ROWLANDS CASTLE GARDENING CLUB</w:t>
       </w:r>
     </w:p>
-    <w:p xmlns:wp14="http://schemas.microsoft.com/office/word/2010/wordml" wp14:textId="77777777">
-      <w:pPr>
-        <w:spacing w:line="200" w:lineRule="auto"/>
+    <w:p>
+      <w:pPr>
+        <w:pStyle w:val="Normal"/>
+        <w:spacing w:lineRule="auto" w:line="199"/>
         <w:ind w:left="-709"/>
         <w:jc w:val="center"/>
         <w:rPr>
           <w:rFonts w:ascii="Aptos" w:hAnsi="Aptos" w:eastAsia="Aptos" w:cs="Aptos"/>
-          <w:b w:val="1"/>
-          <w:bCs w:val="1"/>
+          <w:b/>
+          <w:bCs/>
           <w:color w:val="FF0000"/>
           <w:sz w:val="24"/>
           <w:szCs w:val="24"/>
         </w:rPr>
       </w:pPr>
-    </w:p>
-    <w:p xmlns:wp14="http://schemas.microsoft.com/office/word/2010/wordml" wp14:textId="77777777">
-      <w:pPr>
-        <w:spacing w:line="200" w:lineRule="auto"/>
+      <w:r>
+        <w:rPr>
+          <w:rFonts w:eastAsia="Aptos" w:cs="Aptos" w:ascii="Aptos" w:hAnsi="Aptos"/>
+          <w:b/>
+          <w:bCs/>
+          <w:color w:val="FF0000"/>
+          <w:sz w:val="24"/>
+          <w:szCs w:val="24"/>
+        </w:rPr>
+      </w:r>
+    </w:p>
+    <w:p>
+      <w:pPr>
+        <w:pStyle w:val="Normal"/>
+        <w:spacing w:lineRule="auto" w:line="199"/>
         <w:jc w:val="center"/>
         <w:rPr>
           <w:rFonts w:ascii="Aptos" w:hAnsi="Aptos" w:eastAsia="Aptos" w:cs="Aptos"/>
-          <w:b w:val="1"/>
-          <w:bCs w:val="1"/>
+          <w:b/>
+          <w:bCs/>
           <w:color w:val="FF0000"/>
           <w:sz w:val="24"/>
           <w:szCs w:val="24"/>
@@ -80,9 +82,9 @@
       </w:pPr>
       <w:r>
         <w:rPr>
-          <w:rFonts w:ascii="Aptos" w:hAnsi="Aptos" w:eastAsia="Aptos" w:cs="Aptos"/>
-          <w:b w:val="1"/>
-          <w:bCs w:val="1"/>
+          <w:rFonts w:eastAsia="Aptos" w:cs="Aptos" w:ascii="Aptos" w:hAnsi="Aptos"/>
+          <w:b/>
+          <w:bCs/>
           <w:color w:val="FF0000"/>
           <w:sz w:val="24"/>
           <w:szCs w:val="24"/>
@@ -90,67 +92,88 @@
         <w:t>SPRING SHOW ENTRY FORM</w:t>
       </w:r>
     </w:p>
-    <w:p xmlns:wp14="http://schemas.microsoft.com/office/word/2010/wordml" wp14:textId="77777777">
-      <w:pPr>
-        <w:spacing w:line="200" w:lineRule="auto"/>
+    <w:p>
+      <w:pPr>
+        <w:pStyle w:val="Normal"/>
+        <w:spacing w:lineRule="auto" w:line="199"/>
         <w:jc w:val="center"/>
         <w:rPr>
           <w:rFonts w:ascii="Aptos" w:hAnsi="Aptos" w:eastAsia="Aptos" w:cs="Aptos"/>
-          <w:b w:val="1"/>
-          <w:bCs w:val="1"/>
+          <w:b/>
+          <w:bCs/>
           <w:color w:val="FF0000"/>
           <w:sz w:val="24"/>
           <w:szCs w:val="24"/>
         </w:rPr>
       </w:pPr>
-    </w:p>
-    <w:p xmlns:wp14="http://schemas.microsoft.com/office/word/2010/wordml" wp14:textId="77777777">
-      <w:pPr>
-        <w:rPr>
-          <w:rFonts w:ascii="Aptos" w:hAnsi="Aptos" w:eastAsia="Aptos" w:cs="Aptos"/>
-          <w:b w:val="1"/>
-          <w:bCs w:val="1"/>
-          <w:sz w:val="24"/>
-          <w:szCs w:val="24"/>
-        </w:rPr>
-      </w:pPr>
-      <w:r>
-        <w:rPr>
-          <w:rFonts w:ascii="Aptos" w:hAnsi="Aptos" w:eastAsia="Aptos" w:cs="Aptos"/>
-          <w:b w:val="1"/>
-          <w:bCs w:val="1"/>
+      <w:r>
+        <w:rPr>
+          <w:rFonts w:eastAsia="Aptos" w:cs="Aptos" w:ascii="Aptos" w:hAnsi="Aptos"/>
+          <w:b/>
+          <w:bCs/>
+          <w:color w:val="FF0000"/>
+          <w:sz w:val="24"/>
+          <w:szCs w:val="24"/>
+        </w:rPr>
+      </w:r>
+    </w:p>
+    <w:p>
+      <w:pPr>
+        <w:pStyle w:val="Normal"/>
+        <w:rPr>
+          <w:rFonts w:ascii="Aptos" w:hAnsi="Aptos" w:eastAsia="Aptos" w:cs="Aptos"/>
+          <w:b/>
+          <w:bCs/>
+          <w:sz w:val="24"/>
+          <w:szCs w:val="24"/>
+        </w:rPr>
+      </w:pPr>
+      <w:r>
+        <w:rPr>
+          <w:rFonts w:eastAsia="Aptos" w:cs="Aptos" w:ascii="Aptos" w:hAnsi="Aptos"/>
+          <w:b/>
+          <w:bCs/>
           <w:sz w:val="24"/>
           <w:szCs w:val="24"/>
         </w:rPr>
         <w:t>Section A</w:t>
       </w:r>
     </w:p>
-    <w:p xmlns:wp14="http://schemas.microsoft.com/office/word/2010/wordml" wp14:textId="77777777">
-      <w:pPr>
-        <w:rPr>
-          <w:rFonts w:ascii="Aptos" w:hAnsi="Aptos" w:eastAsia="Aptos" w:cs="Aptos"/>
-          <w:b w:val="1"/>
-          <w:bCs w:val="1"/>
-          <w:sz w:val="24"/>
-          <w:szCs w:val="24"/>
-        </w:rPr>
-      </w:pPr>
+    <w:p>
+      <w:pPr>
+        <w:pStyle w:val="Normal"/>
+        <w:rPr>
+          <w:rFonts w:ascii="Aptos" w:hAnsi="Aptos" w:eastAsia="Aptos" w:cs="Aptos"/>
+          <w:b/>
+          <w:bCs/>
+          <w:sz w:val="24"/>
+          <w:szCs w:val="24"/>
+        </w:rPr>
+      </w:pPr>
+      <w:r>
+        <w:rPr>
+          <w:rFonts w:eastAsia="Aptos" w:cs="Aptos" w:ascii="Aptos" w:hAnsi="Aptos"/>
+          <w:b/>
+          <w:bCs/>
+          <w:sz w:val="24"/>
+          <w:szCs w:val="24"/>
+        </w:rPr>
+      </w:r>
     </w:p>
     <w:tbl>
       <w:tblPr>
         <w:tblStyle w:val="a"/>
         <w:tblW w:w="3402" w:type="dxa"/>
+        <w:jc w:val="left"/>
         <w:tblInd w:w="1036" w:type="dxa"/>
-        <w:tblBorders>
-          <w:top w:val="single" w:color="000000" w:sz="4" w:space="0"/>
-          <w:left w:val="single" w:color="000000" w:sz="4" w:space="0"/>
-          <w:bottom w:val="single" w:color="000000" w:sz="4" w:space="0"/>
-          <w:right w:val="single" w:color="000000" w:sz="4" w:space="0"/>
-          <w:insideH w:val="single" w:color="000000" w:sz="4" w:space="0"/>
-          <w:insideV w:val="single" w:color="000000" w:sz="4" w:space="0"/>
-        </w:tblBorders>
         <w:tblLayout w:type="fixed"/>
-        <w:tblLook w:val="0000" w:firstRow="0" w:lastRow="0" w:firstColumn="0" w:lastColumn="0" w:noHBand="0" w:noVBand="0"/>
+        <w:tblCellMar>
+          <w:top w:w="0" w:type="dxa"/>
+          <w:left w:w="108" w:type="dxa"/>
+          <w:bottom w:w="0" w:type="dxa"/>
+          <w:right w:w="108" w:type="dxa"/>
+        </w:tblCellMar>
+        <w:tblLook w:val="0000" w:noHBand="0" w:noVBand="0" w:firstColumn="0" w:lastRow="0" w:lastColumn="0" w:firstRow="0"/>
       </w:tblPr>
       <w:tblGrid>
         <w:gridCol w:w="567"/>
@@ -158,39 +181,39 @@
         <w:gridCol w:w="568"/>
         <w:gridCol w:w="567"/>
         <w:gridCol w:w="566"/>
-        <w:gridCol w:w="568"/>
+        <w:gridCol w:w="567"/>
       </w:tblGrid>
-      <w:tr xmlns:wp14="http://schemas.microsoft.com/office/word/2010/wordml" wp14:textId="77777777">
+      <w:tr>
         <w:trPr>
-          <w:trHeight w:val="269"/>
+          <w:trHeight w:val="269" w:hRule="atLeast"/>
         </w:trPr>
         <w:tc>
           <w:tcPr>
             <w:tcW w:w="567" w:type="dxa"/>
             <w:tcBorders>
-              <w:top w:val="single" w:color="000000" w:themeColor="text1" w:sz="4" w:space="0"/>
-              <w:left w:val="single" w:color="000000" w:themeColor="text1" w:sz="4" w:space="0"/>
-              <w:bottom w:val="single" w:color="000000" w:themeColor="text1" w:sz="4" w:space="0"/>
-              <w:right w:val="single" w:color="000000" w:themeColor="text1" w:sz="4" w:space="0"/>
+              <w:top w:val="single" w:sz="4" w:space="0" w:color="000000"/>
+              <w:left w:val="single" w:sz="4" w:space="0" w:color="000000"/>
+              <w:bottom w:val="single" w:sz="4" w:space="0" w:color="000000"/>
+              <w:right w:val="single" w:sz="4" w:space="0" w:color="000000"/>
             </w:tcBorders>
-            <w:shd w:val="clear" w:color="auto" w:fill="auto"/>
-            <w:tcMar/>
+            <w:shd w:color="auto" w:fill="auto" w:val="clear"/>
           </w:tcPr>
-          <w:p wp14:textId="77777777">
+          <w:p>
             <w:pPr>
+              <w:pStyle w:val="Normal"/>
               <w:rPr>
                 <w:rFonts w:ascii="Aptos" w:hAnsi="Aptos" w:eastAsia="Aptos" w:cs="Aptos"/>
-                <w:b w:val="1"/>
-                <w:bCs w:val="1"/>
+                <w:b/>
+                <w:bCs/>
                 <w:sz w:val="24"/>
                 <w:szCs w:val="24"/>
               </w:rPr>
             </w:pPr>
             <w:r>
               <w:rPr>
-                <w:rFonts w:ascii="Aptos" w:hAnsi="Aptos" w:eastAsia="Aptos" w:cs="Aptos"/>
-                <w:b w:val="1"/>
-                <w:bCs w:val="1"/>
+                <w:rFonts w:eastAsia="Aptos" w:cs="Aptos" w:ascii="Aptos" w:hAnsi="Aptos"/>
+                <w:b/>
+                <w:bCs/>
                 <w:sz w:val="24"/>
                 <w:szCs w:val="24"/>
               </w:rPr>
@@ -202,29 +225,29 @@
           <w:tcPr>
             <w:tcW w:w="566" w:type="dxa"/>
             <w:tcBorders>
-              <w:top w:val="single" w:color="000000" w:themeColor="text1" w:sz="4" w:space="0"/>
-              <w:left w:val="single" w:color="000000" w:themeColor="text1" w:sz="4" w:space="0"/>
-              <w:bottom w:val="single" w:color="000000" w:themeColor="text1" w:sz="4" w:space="0"/>
-              <w:right w:val="single" w:color="000000" w:themeColor="text1" w:sz="4" w:space="0"/>
+              <w:top w:val="single" w:sz="4" w:space="0" w:color="000000"/>
+              <w:left w:val="single" w:sz="4" w:space="0" w:color="000000"/>
+              <w:bottom w:val="single" w:sz="4" w:space="0" w:color="000000"/>
+              <w:right w:val="single" w:sz="4" w:space="0" w:color="000000"/>
             </w:tcBorders>
-            <w:shd w:val="clear" w:color="auto" w:fill="auto"/>
-            <w:tcMar/>
+            <w:shd w:color="auto" w:fill="auto" w:val="clear"/>
           </w:tcPr>
-          <w:p wp14:textId="77777777">
+          <w:p>
             <w:pPr>
+              <w:pStyle w:val="Normal"/>
               <w:rPr>
                 <w:rFonts w:ascii="Aptos" w:hAnsi="Aptos" w:eastAsia="Aptos" w:cs="Aptos"/>
-                <w:b w:val="1"/>
-                <w:bCs w:val="1"/>
+                <w:b/>
+                <w:bCs/>
                 <w:sz w:val="24"/>
                 <w:szCs w:val="24"/>
               </w:rPr>
             </w:pPr>
             <w:r>
               <w:rPr>
-                <w:rFonts w:ascii="Aptos" w:hAnsi="Aptos" w:eastAsia="Aptos" w:cs="Aptos"/>
-                <w:b w:val="1"/>
-                <w:bCs w:val="1"/>
+                <w:rFonts w:eastAsia="Aptos" w:cs="Aptos" w:ascii="Aptos" w:hAnsi="Aptos"/>
+                <w:b/>
+                <w:bCs/>
                 <w:sz w:val="24"/>
                 <w:szCs w:val="24"/>
               </w:rPr>
@@ -236,29 +259,29 @@
           <w:tcPr>
             <w:tcW w:w="568" w:type="dxa"/>
             <w:tcBorders>
-              <w:top w:val="single" w:color="000000" w:themeColor="text1" w:sz="4" w:space="0"/>
-              <w:left w:val="single" w:color="000000" w:themeColor="text1" w:sz="4" w:space="0"/>
-              <w:bottom w:val="single" w:color="000000" w:themeColor="text1" w:sz="4" w:space="0"/>
-              <w:right w:val="single" w:color="000000" w:themeColor="text1" w:sz="4" w:space="0"/>
+              <w:top w:val="single" w:sz="4" w:space="0" w:color="000000"/>
+              <w:left w:val="single" w:sz="4" w:space="0" w:color="000000"/>
+              <w:bottom w:val="single" w:sz="4" w:space="0" w:color="000000"/>
+              <w:right w:val="single" w:sz="4" w:space="0" w:color="000000"/>
             </w:tcBorders>
-            <w:shd w:val="clear" w:color="auto" w:fill="auto"/>
-            <w:tcMar/>
+            <w:shd w:color="auto" w:fill="auto" w:val="clear"/>
           </w:tcPr>
-          <w:p wp14:textId="77777777">
+          <w:p>
             <w:pPr>
+              <w:pStyle w:val="Normal"/>
               <w:rPr>
                 <w:rFonts w:ascii="Aptos" w:hAnsi="Aptos" w:eastAsia="Aptos" w:cs="Aptos"/>
-                <w:b w:val="1"/>
-                <w:bCs w:val="1"/>
+                <w:b/>
+                <w:bCs/>
                 <w:sz w:val="24"/>
                 <w:szCs w:val="24"/>
               </w:rPr>
             </w:pPr>
             <w:r>
               <w:rPr>
-                <w:rFonts w:ascii="Aptos" w:hAnsi="Aptos" w:eastAsia="Aptos" w:cs="Aptos"/>
-                <w:b w:val="1"/>
-                <w:bCs w:val="1"/>
+                <w:rFonts w:eastAsia="Aptos" w:cs="Aptos" w:ascii="Aptos" w:hAnsi="Aptos"/>
+                <w:b/>
+                <w:bCs/>
                 <w:sz w:val="24"/>
                 <w:szCs w:val="24"/>
               </w:rPr>
@@ -270,29 +293,29 @@
           <w:tcPr>
             <w:tcW w:w="567" w:type="dxa"/>
             <w:tcBorders>
-              <w:top w:val="single" w:color="000000" w:themeColor="text1" w:sz="4" w:space="0"/>
-              <w:left w:val="single" w:color="000000" w:themeColor="text1" w:sz="4" w:space="0"/>
-              <w:bottom w:val="single" w:color="000000" w:themeColor="text1" w:sz="4" w:space="0"/>
-              <w:right w:val="single" w:color="000000" w:themeColor="text1" w:sz="4" w:space="0"/>
+              <w:top w:val="single" w:sz="4" w:space="0" w:color="000000"/>
+              <w:left w:val="single" w:sz="4" w:space="0" w:color="000000"/>
+              <w:bottom w:val="single" w:sz="4" w:space="0" w:color="000000"/>
+              <w:right w:val="single" w:sz="4" w:space="0" w:color="000000"/>
             </w:tcBorders>
-            <w:shd w:val="clear" w:color="auto" w:fill="auto"/>
-            <w:tcMar/>
+            <w:shd w:color="auto" w:fill="auto" w:val="clear"/>
           </w:tcPr>
-          <w:p wp14:textId="77777777">
+          <w:p>
             <w:pPr>
+              <w:pStyle w:val="Normal"/>
               <w:rPr>
                 <w:rFonts w:ascii="Aptos" w:hAnsi="Aptos" w:eastAsia="Aptos" w:cs="Aptos"/>
-                <w:b w:val="1"/>
-                <w:bCs w:val="1"/>
+                <w:b/>
+                <w:bCs/>
                 <w:sz w:val="24"/>
                 <w:szCs w:val="24"/>
               </w:rPr>
             </w:pPr>
             <w:r>
               <w:rPr>
-                <w:rFonts w:ascii="Aptos" w:hAnsi="Aptos" w:eastAsia="Aptos" w:cs="Aptos"/>
-                <w:b w:val="1"/>
-                <w:bCs w:val="1"/>
+                <w:rFonts w:eastAsia="Aptos" w:cs="Aptos" w:ascii="Aptos" w:hAnsi="Aptos"/>
+                <w:b/>
+                <w:bCs/>
                 <w:sz w:val="24"/>
                 <w:szCs w:val="24"/>
               </w:rPr>
@@ -304,29 +327,29 @@
           <w:tcPr>
             <w:tcW w:w="566" w:type="dxa"/>
             <w:tcBorders>
-              <w:top w:val="single" w:color="000000" w:themeColor="text1" w:sz="4" w:space="0"/>
-              <w:left w:val="single" w:color="000000" w:themeColor="text1" w:sz="4" w:space="0"/>
-              <w:bottom w:val="single" w:color="000000" w:themeColor="text1" w:sz="4" w:space="0"/>
-              <w:right w:val="single" w:color="000000" w:themeColor="text1" w:sz="4" w:space="0"/>
+              <w:top w:val="single" w:sz="4" w:space="0" w:color="000000"/>
+              <w:left w:val="single" w:sz="4" w:space="0" w:color="000000"/>
+              <w:bottom w:val="single" w:sz="4" w:space="0" w:color="000000"/>
+              <w:right w:val="single" w:sz="4" w:space="0" w:color="000000"/>
             </w:tcBorders>
-            <w:shd w:val="clear" w:color="auto" w:fill="auto"/>
-            <w:tcMar/>
+            <w:shd w:color="auto" w:fill="auto" w:val="clear"/>
           </w:tcPr>
-          <w:p wp14:textId="77777777">
+          <w:p>
             <w:pPr>
+              <w:pStyle w:val="Normal"/>
               <w:rPr>
                 <w:rFonts w:ascii="Aptos" w:hAnsi="Aptos" w:eastAsia="Aptos" w:cs="Aptos"/>
-                <w:b w:val="1"/>
-                <w:bCs w:val="1"/>
+                <w:b/>
+                <w:bCs/>
                 <w:sz w:val="24"/>
                 <w:szCs w:val="24"/>
               </w:rPr>
             </w:pPr>
             <w:r>
               <w:rPr>
-                <w:rFonts w:ascii="Aptos" w:hAnsi="Aptos" w:eastAsia="Aptos" w:cs="Aptos"/>
-                <w:b w:val="1"/>
-                <w:bCs w:val="1"/>
+                <w:rFonts w:eastAsia="Aptos" w:cs="Aptos" w:ascii="Aptos" w:hAnsi="Aptos"/>
+                <w:b/>
+                <w:bCs/>
                 <w:sz w:val="24"/>
                 <w:szCs w:val="24"/>
               </w:rPr>
@@ -336,31 +359,31 @@
         </w:tc>
         <w:tc>
           <w:tcPr>
-            <w:tcW w:w="568" w:type="dxa"/>
+            <w:tcW w:w="567" w:type="dxa"/>
             <w:tcBorders>
-              <w:top w:val="single" w:color="000000" w:themeColor="text1" w:sz="4" w:space="0"/>
-              <w:left w:val="single" w:color="000000" w:themeColor="text1" w:sz="4" w:space="0"/>
-              <w:bottom w:val="single" w:color="000000" w:themeColor="text1" w:sz="4" w:space="0"/>
-              <w:right w:val="single" w:color="000000" w:themeColor="text1" w:sz="4" w:space="0"/>
+              <w:top w:val="single" w:sz="4" w:space="0" w:color="000000"/>
+              <w:left w:val="single" w:sz="4" w:space="0" w:color="000000"/>
+              <w:bottom w:val="single" w:sz="4" w:space="0" w:color="000000"/>
+              <w:right w:val="single" w:sz="4" w:space="0" w:color="000000"/>
             </w:tcBorders>
-            <w:shd w:val="clear" w:color="auto" w:fill="auto"/>
-            <w:tcMar/>
+            <w:shd w:color="auto" w:fill="auto" w:val="clear"/>
           </w:tcPr>
-          <w:p wp14:textId="77777777">
+          <w:p>
             <w:pPr>
+              <w:pStyle w:val="Normal"/>
               <w:rPr>
                 <w:rFonts w:ascii="Aptos" w:hAnsi="Aptos" w:eastAsia="Aptos" w:cs="Aptos"/>
-                <w:b w:val="1"/>
-                <w:bCs w:val="1"/>
+                <w:b/>
+                <w:bCs/>
                 <w:sz w:val="24"/>
                 <w:szCs w:val="24"/>
               </w:rPr>
             </w:pPr>
             <w:r>
               <w:rPr>
-                <w:rFonts w:ascii="Aptos" w:hAnsi="Aptos" w:eastAsia="Aptos" w:cs="Aptos"/>
-                <w:b w:val="1"/>
-                <w:bCs w:val="1"/>
+                <w:rFonts w:eastAsia="Aptos" w:cs="Aptos" w:ascii="Aptos" w:hAnsi="Aptos"/>
+                <w:b/>
+                <w:bCs/>
                 <w:sz w:val="24"/>
                 <w:szCs w:val="24"/>
               </w:rPr>
@@ -369,37 +392,37 @@
           </w:p>
         </w:tc>
       </w:tr>
-      <w:tr xmlns:wp14="http://schemas.microsoft.com/office/word/2010/wordml" wp14:textId="77777777">
+      <w:tr>
         <w:trPr>
-          <w:trHeight w:val="269"/>
+          <w:trHeight w:val="269" w:hRule="atLeast"/>
         </w:trPr>
         <w:tc>
           <w:tcPr>
             <w:tcW w:w="567" w:type="dxa"/>
             <w:tcBorders>
-              <w:top w:val="single" w:color="000000" w:themeColor="text1" w:sz="4" w:space="0"/>
-              <w:left w:val="single" w:color="000000" w:themeColor="text1" w:sz="4" w:space="0"/>
-              <w:bottom w:val="single" w:color="000000" w:themeColor="text1" w:sz="4" w:space="0"/>
-              <w:right w:val="single" w:color="000000" w:themeColor="text1" w:sz="4" w:space="0"/>
+              <w:top w:val="single" w:sz="4" w:space="0" w:color="000000"/>
+              <w:left w:val="single" w:sz="4" w:space="0" w:color="000000"/>
+              <w:bottom w:val="single" w:sz="4" w:space="0" w:color="000000"/>
+              <w:right w:val="single" w:sz="4" w:space="0" w:color="000000"/>
             </w:tcBorders>
-            <w:shd w:val="clear" w:color="auto" w:fill="auto"/>
-            <w:tcMar/>
+            <w:shd w:color="auto" w:fill="auto" w:val="clear"/>
           </w:tcPr>
-          <w:p wp14:textId="77777777">
+          <w:p>
             <w:pPr>
+              <w:pStyle w:val="Normal"/>
               <w:rPr>
                 <w:rFonts w:ascii="Aptos" w:hAnsi="Aptos" w:eastAsia="Aptos" w:cs="Aptos"/>
-                <w:b w:val="1"/>
-                <w:bCs w:val="1"/>
+                <w:b/>
+                <w:bCs/>
                 <w:sz w:val="24"/>
                 <w:szCs w:val="24"/>
               </w:rPr>
             </w:pPr>
             <w:r>
               <w:rPr>
-                <w:rFonts w:ascii="Aptos" w:hAnsi="Aptos" w:eastAsia="Aptos" w:cs="Aptos"/>
-                <w:b w:val="1"/>
-                <w:bCs w:val="1"/>
+                <w:rFonts w:eastAsia="Aptos" w:cs="Aptos" w:ascii="Aptos" w:hAnsi="Aptos"/>
+                <w:b/>
+                <w:bCs/>
                 <w:sz w:val="24"/>
                 <w:szCs w:val="24"/>
               </w:rPr>
@@ -411,29 +434,29 @@
           <w:tcPr>
             <w:tcW w:w="566" w:type="dxa"/>
             <w:tcBorders>
-              <w:top w:val="single" w:color="000000" w:themeColor="text1" w:sz="4" w:space="0"/>
-              <w:left w:val="single" w:color="000000" w:themeColor="text1" w:sz="4" w:space="0"/>
-              <w:bottom w:val="single" w:color="000000" w:themeColor="text1" w:sz="4" w:space="0"/>
-              <w:right w:val="single" w:color="000000" w:themeColor="text1" w:sz="4" w:space="0"/>
+              <w:top w:val="single" w:sz="4" w:space="0" w:color="000000"/>
+              <w:left w:val="single" w:sz="4" w:space="0" w:color="000000"/>
+              <w:bottom w:val="single" w:sz="4" w:space="0" w:color="000000"/>
+              <w:right w:val="single" w:sz="4" w:space="0" w:color="000000"/>
             </w:tcBorders>
-            <w:shd w:val="clear" w:color="auto" w:fill="auto"/>
-            <w:tcMar/>
+            <w:shd w:color="auto" w:fill="auto" w:val="clear"/>
           </w:tcPr>
-          <w:p wp14:textId="77777777">
+          <w:p>
             <w:pPr>
+              <w:pStyle w:val="Normal"/>
               <w:rPr>
                 <w:rFonts w:ascii="Aptos" w:hAnsi="Aptos" w:eastAsia="Aptos" w:cs="Aptos"/>
-                <w:b w:val="1"/>
-                <w:bCs w:val="1"/>
+                <w:b/>
+                <w:bCs/>
                 <w:sz w:val="24"/>
                 <w:szCs w:val="24"/>
               </w:rPr>
             </w:pPr>
             <w:r>
               <w:rPr>
-                <w:rFonts w:ascii="Aptos" w:hAnsi="Aptos" w:eastAsia="Aptos" w:cs="Aptos"/>
-                <w:b w:val="1"/>
-                <w:bCs w:val="1"/>
+                <w:rFonts w:eastAsia="Aptos" w:cs="Aptos" w:ascii="Aptos" w:hAnsi="Aptos"/>
+                <w:b/>
+                <w:bCs/>
                 <w:sz w:val="24"/>
                 <w:szCs w:val="24"/>
               </w:rPr>
@@ -445,29 +468,29 @@
           <w:tcPr>
             <w:tcW w:w="568" w:type="dxa"/>
             <w:tcBorders>
-              <w:top w:val="single" w:color="000000" w:themeColor="text1" w:sz="4" w:space="0"/>
-              <w:left w:val="single" w:color="000000" w:themeColor="text1" w:sz="4" w:space="0"/>
-              <w:bottom w:val="single" w:color="000000" w:themeColor="text1" w:sz="4" w:space="0"/>
-              <w:right w:val="single" w:color="000000" w:themeColor="text1" w:sz="4" w:space="0"/>
+              <w:top w:val="single" w:sz="4" w:space="0" w:color="000000"/>
+              <w:left w:val="single" w:sz="4" w:space="0" w:color="000000"/>
+              <w:bottom w:val="single" w:sz="4" w:space="0" w:color="000000"/>
+              <w:right w:val="single" w:sz="4" w:space="0" w:color="000000"/>
             </w:tcBorders>
-            <w:shd w:val="clear" w:color="auto" w:fill="auto"/>
-            <w:tcMar/>
+            <w:shd w:color="auto" w:fill="auto" w:val="clear"/>
           </w:tcPr>
-          <w:p wp14:textId="77777777">
+          <w:p>
             <w:pPr>
+              <w:pStyle w:val="Normal"/>
               <w:rPr>
                 <w:rFonts w:ascii="Aptos" w:hAnsi="Aptos" w:eastAsia="Aptos" w:cs="Aptos"/>
-                <w:b w:val="1"/>
-                <w:bCs w:val="1"/>
+                <w:b/>
+                <w:bCs/>
                 <w:sz w:val="24"/>
                 <w:szCs w:val="24"/>
               </w:rPr>
             </w:pPr>
             <w:r>
               <w:rPr>
-                <w:rFonts w:ascii="Aptos" w:hAnsi="Aptos" w:eastAsia="Aptos" w:cs="Aptos"/>
-                <w:b w:val="1"/>
-                <w:bCs w:val="1"/>
+                <w:rFonts w:eastAsia="Aptos" w:cs="Aptos" w:ascii="Aptos" w:hAnsi="Aptos"/>
+                <w:b/>
+                <w:bCs/>
                 <w:sz w:val="24"/>
                 <w:szCs w:val="24"/>
               </w:rPr>
@@ -479,29 +502,29 @@
           <w:tcPr>
             <w:tcW w:w="567" w:type="dxa"/>
             <w:tcBorders>
-              <w:top w:val="single" w:color="000000" w:themeColor="text1" w:sz="4" w:space="0"/>
-              <w:left w:val="single" w:color="000000" w:themeColor="text1" w:sz="4" w:space="0"/>
-              <w:bottom w:val="single" w:color="000000" w:themeColor="text1" w:sz="4" w:space="0"/>
-              <w:right w:val="single" w:color="000000" w:themeColor="text1" w:sz="4" w:space="0"/>
+              <w:top w:val="single" w:sz="4" w:space="0" w:color="000000"/>
+              <w:left w:val="single" w:sz="4" w:space="0" w:color="000000"/>
+              <w:bottom w:val="single" w:sz="4" w:space="0" w:color="000000"/>
+              <w:right w:val="single" w:sz="4" w:space="0" w:color="000000"/>
             </w:tcBorders>
-            <w:shd w:val="clear" w:color="auto" w:fill="auto"/>
-            <w:tcMar/>
+            <w:shd w:color="auto" w:fill="auto" w:val="clear"/>
           </w:tcPr>
-          <w:p wp14:textId="77777777">
+          <w:p>
             <w:pPr>
+              <w:pStyle w:val="Normal"/>
               <w:rPr>
                 <w:rFonts w:ascii="Aptos" w:hAnsi="Aptos" w:eastAsia="Aptos" w:cs="Aptos"/>
-                <w:b w:val="1"/>
-                <w:bCs w:val="1"/>
+                <w:b/>
+                <w:bCs/>
                 <w:sz w:val="24"/>
                 <w:szCs w:val="24"/>
               </w:rPr>
             </w:pPr>
             <w:r>
               <w:rPr>
-                <w:rFonts w:ascii="Aptos" w:hAnsi="Aptos" w:eastAsia="Aptos" w:cs="Aptos"/>
-                <w:b w:val="1"/>
-                <w:bCs w:val="1"/>
+                <w:rFonts w:eastAsia="Aptos" w:cs="Aptos" w:ascii="Aptos" w:hAnsi="Aptos"/>
+                <w:b/>
+                <w:bCs/>
                 <w:sz w:val="24"/>
                 <w:szCs w:val="24"/>
               </w:rPr>
@@ -513,29 +536,29 @@
           <w:tcPr>
             <w:tcW w:w="566" w:type="dxa"/>
             <w:tcBorders>
-              <w:top w:val="single" w:color="000000" w:themeColor="text1" w:sz="4" w:space="0"/>
-              <w:left w:val="single" w:color="000000" w:themeColor="text1" w:sz="4" w:space="0"/>
-              <w:bottom w:val="single" w:color="000000" w:themeColor="text1" w:sz="4" w:space="0"/>
-              <w:right w:val="single" w:color="000000" w:themeColor="text1" w:sz="4" w:space="0"/>
+              <w:top w:val="single" w:sz="4" w:space="0" w:color="000000"/>
+              <w:left w:val="single" w:sz="4" w:space="0" w:color="000000"/>
+              <w:bottom w:val="single" w:sz="4" w:space="0" w:color="000000"/>
+              <w:right w:val="single" w:sz="4" w:space="0" w:color="000000"/>
             </w:tcBorders>
-            <w:shd w:val="clear" w:color="auto" w:fill="auto"/>
-            <w:tcMar/>
+            <w:shd w:color="auto" w:fill="auto" w:val="clear"/>
           </w:tcPr>
-          <w:p wp14:textId="77777777">
+          <w:p>
             <w:pPr>
+              <w:pStyle w:val="Normal"/>
               <w:rPr>
                 <w:rFonts w:ascii="Aptos" w:hAnsi="Aptos" w:eastAsia="Aptos" w:cs="Aptos"/>
-                <w:b w:val="1"/>
-                <w:bCs w:val="1"/>
+                <w:b/>
+                <w:bCs/>
                 <w:sz w:val="24"/>
                 <w:szCs w:val="24"/>
               </w:rPr>
             </w:pPr>
             <w:r>
               <w:rPr>
-                <w:rFonts w:ascii="Aptos" w:hAnsi="Aptos" w:eastAsia="Aptos" w:cs="Aptos"/>
-                <w:b w:val="1"/>
-                <w:bCs w:val="1"/>
+                <w:rFonts w:eastAsia="Aptos" w:cs="Aptos" w:ascii="Aptos" w:hAnsi="Aptos"/>
+                <w:b/>
+                <w:bCs/>
                 <w:sz w:val="24"/>
                 <w:szCs w:val="24"/>
               </w:rPr>
@@ -545,31 +568,31 @@
         </w:tc>
         <w:tc>
           <w:tcPr>
-            <w:tcW w:w="568" w:type="dxa"/>
+            <w:tcW w:w="567" w:type="dxa"/>
             <w:tcBorders>
-              <w:top w:val="single" w:color="000000" w:themeColor="text1" w:sz="4" w:space="0"/>
-              <w:left w:val="single" w:color="000000" w:themeColor="text1" w:sz="4" w:space="0"/>
-              <w:bottom w:val="single" w:color="000000" w:themeColor="text1" w:sz="4" w:space="0"/>
-              <w:right w:val="single" w:color="000000" w:themeColor="text1" w:sz="4" w:space="0"/>
+              <w:top w:val="single" w:sz="4" w:space="0" w:color="000000"/>
+              <w:left w:val="single" w:sz="4" w:space="0" w:color="000000"/>
+              <w:bottom w:val="single" w:sz="4" w:space="0" w:color="000000"/>
+              <w:right w:val="single" w:sz="4" w:space="0" w:color="000000"/>
             </w:tcBorders>
-            <w:shd w:val="clear" w:color="auto" w:fill="auto"/>
-            <w:tcMar/>
+            <w:shd w:color="auto" w:fill="auto" w:val="clear"/>
           </w:tcPr>
-          <w:p wp14:textId="77777777">
+          <w:p>
             <w:pPr>
+              <w:pStyle w:val="Normal"/>
               <w:rPr>
                 <w:rFonts w:ascii="Aptos" w:hAnsi="Aptos" w:eastAsia="Aptos" w:cs="Aptos"/>
-                <w:b w:val="1"/>
-                <w:bCs w:val="1"/>
+                <w:b/>
+                <w:bCs/>
                 <w:sz w:val="24"/>
                 <w:szCs w:val="24"/>
               </w:rPr>
             </w:pPr>
             <w:r>
               <w:rPr>
-                <w:rFonts w:ascii="Aptos" w:hAnsi="Aptos" w:eastAsia="Aptos" w:cs="Aptos"/>
-                <w:b w:val="1"/>
-                <w:bCs w:val="1"/>
+                <w:rFonts w:eastAsia="Aptos" w:cs="Aptos" w:ascii="Aptos" w:hAnsi="Aptos"/>
+                <w:b/>
+                <w:bCs/>
                 <w:sz w:val="24"/>
                 <w:szCs w:val="24"/>
               </w:rPr>
@@ -578,37 +601,37 @@
           </w:p>
         </w:tc>
       </w:tr>
-      <w:tr xmlns:wp14="http://schemas.microsoft.com/office/word/2010/wordml" wp14:textId="77777777">
+      <w:tr>
         <w:trPr>
-          <w:trHeight w:val="269"/>
+          <w:trHeight w:val="269" w:hRule="atLeast"/>
         </w:trPr>
         <w:tc>
           <w:tcPr>
             <w:tcW w:w="567" w:type="dxa"/>
             <w:tcBorders>
-              <w:top w:val="single" w:color="000000" w:themeColor="text1" w:sz="4" w:space="0"/>
-              <w:left w:val="single" w:color="000000" w:themeColor="text1" w:sz="4" w:space="0"/>
-              <w:bottom w:val="single" w:color="000000" w:themeColor="text1" w:sz="4" w:space="0"/>
-              <w:right w:val="single" w:color="000000" w:themeColor="text1" w:sz="4" w:space="0"/>
+              <w:top w:val="single" w:sz="4" w:space="0" w:color="000000"/>
+              <w:left w:val="single" w:sz="4" w:space="0" w:color="000000"/>
+              <w:bottom w:val="single" w:sz="4" w:space="0" w:color="000000"/>
+              <w:right w:val="single" w:sz="4" w:space="0" w:color="000000"/>
             </w:tcBorders>
-            <w:shd w:val="clear" w:color="auto" w:fill="auto"/>
-            <w:tcMar/>
+            <w:shd w:color="auto" w:fill="auto" w:val="clear"/>
           </w:tcPr>
-          <w:p wp14:textId="77777777">
+          <w:p>
             <w:pPr>
+              <w:pStyle w:val="Normal"/>
               <w:rPr>
                 <w:rFonts w:ascii="Aptos" w:hAnsi="Aptos" w:eastAsia="Aptos" w:cs="Aptos"/>
-                <w:b w:val="1"/>
-                <w:bCs w:val="1"/>
+                <w:b/>
+                <w:bCs/>
                 <w:sz w:val="24"/>
                 <w:szCs w:val="24"/>
               </w:rPr>
             </w:pPr>
             <w:r>
               <w:rPr>
-                <w:rFonts w:ascii="Aptos" w:hAnsi="Aptos" w:eastAsia="Aptos" w:cs="Aptos"/>
-                <w:b w:val="1"/>
-                <w:bCs w:val="1"/>
+                <w:rFonts w:eastAsia="Aptos" w:cs="Aptos" w:ascii="Aptos" w:hAnsi="Aptos"/>
+                <w:b/>
+                <w:bCs/>
                 <w:sz w:val="24"/>
                 <w:szCs w:val="24"/>
               </w:rPr>
@@ -620,29 +643,29 @@
           <w:tcPr>
             <w:tcW w:w="566" w:type="dxa"/>
             <w:tcBorders>
-              <w:top w:val="single" w:color="000000" w:themeColor="text1" w:sz="4" w:space="0"/>
-              <w:left w:val="single" w:color="000000" w:themeColor="text1" w:sz="4" w:space="0"/>
-              <w:bottom w:val="single" w:color="000000" w:themeColor="text1" w:sz="4" w:space="0"/>
-              <w:right w:val="single" w:color="000000" w:themeColor="text1" w:sz="4" w:space="0"/>
+              <w:top w:val="single" w:sz="4" w:space="0" w:color="000000"/>
+              <w:left w:val="single" w:sz="4" w:space="0" w:color="000000"/>
+              <w:bottom w:val="single" w:sz="4" w:space="0" w:color="000000"/>
+              <w:right w:val="single" w:sz="4" w:space="0" w:color="000000"/>
             </w:tcBorders>
-            <w:shd w:val="clear" w:color="auto" w:fill="auto"/>
-            <w:tcMar/>
+            <w:shd w:color="auto" w:fill="auto" w:val="clear"/>
           </w:tcPr>
-          <w:p wp14:textId="77777777">
+          <w:p>
             <w:pPr>
+              <w:pStyle w:val="Normal"/>
               <w:rPr>
                 <w:rFonts w:ascii="Aptos" w:hAnsi="Aptos" w:eastAsia="Aptos" w:cs="Aptos"/>
-                <w:b w:val="1"/>
-                <w:bCs w:val="1"/>
+                <w:b/>
+                <w:bCs/>
                 <w:sz w:val="24"/>
                 <w:szCs w:val="24"/>
               </w:rPr>
             </w:pPr>
             <w:r>
               <w:rPr>
-                <w:rFonts w:ascii="Aptos" w:hAnsi="Aptos" w:eastAsia="Aptos" w:cs="Aptos"/>
-                <w:b w:val="1"/>
-                <w:bCs w:val="1"/>
+                <w:rFonts w:eastAsia="Aptos" w:cs="Aptos" w:ascii="Aptos" w:hAnsi="Aptos"/>
+                <w:b/>
+                <w:bCs/>
                 <w:sz w:val="24"/>
                 <w:szCs w:val="24"/>
               </w:rPr>
@@ -654,29 +677,29 @@
           <w:tcPr>
             <w:tcW w:w="568" w:type="dxa"/>
             <w:tcBorders>
-              <w:top w:val="single" w:color="000000" w:themeColor="text1" w:sz="4" w:space="0"/>
-              <w:left w:val="single" w:color="000000" w:themeColor="text1" w:sz="4" w:space="0"/>
-              <w:bottom w:val="single" w:color="000000" w:themeColor="text1" w:sz="4" w:space="0"/>
-              <w:right w:val="single" w:color="000000" w:themeColor="text1" w:sz="4" w:space="0"/>
+              <w:top w:val="single" w:sz="4" w:space="0" w:color="000000"/>
+              <w:left w:val="single" w:sz="4" w:space="0" w:color="000000"/>
+              <w:bottom w:val="single" w:sz="4" w:space="0" w:color="000000"/>
+              <w:right w:val="single" w:sz="4" w:space="0" w:color="000000"/>
             </w:tcBorders>
-            <w:shd w:val="clear" w:color="auto" w:fill="auto"/>
-            <w:tcMar/>
+            <w:shd w:color="auto" w:fill="auto" w:val="clear"/>
           </w:tcPr>
-          <w:p wp14:textId="77777777">
+          <w:p>
             <w:pPr>
+              <w:pStyle w:val="Normal"/>
               <w:rPr>
                 <w:rFonts w:ascii="Aptos" w:hAnsi="Aptos" w:eastAsia="Aptos" w:cs="Aptos"/>
-                <w:b w:val="1"/>
-                <w:bCs w:val="1"/>
+                <w:b/>
+                <w:bCs/>
                 <w:sz w:val="24"/>
                 <w:szCs w:val="24"/>
               </w:rPr>
             </w:pPr>
             <w:r>
               <w:rPr>
-                <w:rFonts w:ascii="Aptos" w:hAnsi="Aptos" w:eastAsia="Aptos" w:cs="Aptos"/>
-                <w:b w:val="1"/>
-                <w:bCs w:val="1"/>
+                <w:rFonts w:eastAsia="Aptos" w:cs="Aptos" w:ascii="Aptos" w:hAnsi="Aptos"/>
+                <w:b/>
+                <w:bCs/>
                 <w:sz w:val="24"/>
                 <w:szCs w:val="24"/>
               </w:rPr>
@@ -688,29 +711,29 @@
           <w:tcPr>
             <w:tcW w:w="567" w:type="dxa"/>
             <w:tcBorders>
-              <w:top w:val="single" w:color="000000" w:themeColor="text1" w:sz="4" w:space="0"/>
-              <w:left w:val="single" w:color="000000" w:themeColor="text1" w:sz="4" w:space="0"/>
-              <w:bottom w:val="single" w:color="000000" w:themeColor="text1" w:sz="4" w:space="0"/>
-              <w:right w:val="single" w:color="000000" w:themeColor="text1" w:sz="4" w:space="0"/>
+              <w:top w:val="single" w:sz="4" w:space="0" w:color="000000"/>
+              <w:left w:val="single" w:sz="4" w:space="0" w:color="000000"/>
+              <w:bottom w:val="single" w:sz="4" w:space="0" w:color="000000"/>
+              <w:right w:val="single" w:sz="4" w:space="0" w:color="000000"/>
             </w:tcBorders>
-            <w:shd w:val="clear" w:color="auto" w:fill="auto"/>
-            <w:tcMar/>
+            <w:shd w:color="auto" w:fill="auto" w:val="clear"/>
           </w:tcPr>
-          <w:p wp14:textId="77777777">
+          <w:p>
             <w:pPr>
+              <w:pStyle w:val="Normal"/>
               <w:rPr>
                 <w:rFonts w:ascii="Aptos" w:hAnsi="Aptos" w:eastAsia="Aptos" w:cs="Aptos"/>
-                <w:b w:val="1"/>
-                <w:bCs w:val="1"/>
+                <w:b/>
+                <w:bCs/>
                 <w:sz w:val="24"/>
                 <w:szCs w:val="24"/>
               </w:rPr>
             </w:pPr>
             <w:r>
               <w:rPr>
-                <w:rFonts w:ascii="Aptos" w:hAnsi="Aptos" w:eastAsia="Aptos" w:cs="Aptos"/>
-                <w:b w:val="1"/>
-                <w:bCs w:val="1"/>
+                <w:rFonts w:eastAsia="Aptos" w:cs="Aptos" w:ascii="Aptos" w:hAnsi="Aptos"/>
+                <w:b/>
+                <w:bCs/>
                 <w:sz w:val="24"/>
                 <w:szCs w:val="24"/>
               </w:rPr>
@@ -722,29 +745,29 @@
           <w:tcPr>
             <w:tcW w:w="566" w:type="dxa"/>
             <w:tcBorders>
-              <w:top w:val="single" w:color="000000" w:themeColor="text1" w:sz="4" w:space="0"/>
-              <w:left w:val="single" w:color="000000" w:themeColor="text1" w:sz="4" w:space="0"/>
-              <w:bottom w:val="single" w:color="000000" w:themeColor="text1" w:sz="4" w:space="0"/>
-              <w:right w:val="single" w:color="000000" w:themeColor="text1" w:sz="4" w:space="0"/>
+              <w:top w:val="single" w:sz="4" w:space="0" w:color="000000"/>
+              <w:left w:val="single" w:sz="4" w:space="0" w:color="000000"/>
+              <w:bottom w:val="single" w:sz="4" w:space="0" w:color="000000"/>
+              <w:right w:val="single" w:sz="4" w:space="0" w:color="000000"/>
             </w:tcBorders>
-            <w:shd w:val="clear" w:color="auto" w:fill="auto"/>
-            <w:tcMar/>
+            <w:shd w:color="auto" w:fill="auto" w:val="clear"/>
           </w:tcPr>
-          <w:p wp14:textId="77777777">
+          <w:p>
             <w:pPr>
+              <w:pStyle w:val="Normal"/>
               <w:rPr>
                 <w:rFonts w:ascii="Aptos" w:hAnsi="Aptos" w:eastAsia="Aptos" w:cs="Aptos"/>
-                <w:b w:val="1"/>
-                <w:bCs w:val="1"/>
+                <w:b/>
+                <w:bCs/>
                 <w:sz w:val="24"/>
                 <w:szCs w:val="24"/>
               </w:rPr>
             </w:pPr>
             <w:r>
               <w:rPr>
-                <w:rFonts w:ascii="Aptos" w:hAnsi="Aptos" w:eastAsia="Aptos" w:cs="Aptos"/>
-                <w:b w:val="1"/>
-                <w:bCs w:val="1"/>
+                <w:rFonts w:eastAsia="Aptos" w:cs="Aptos" w:ascii="Aptos" w:hAnsi="Aptos"/>
+                <w:b/>
+                <w:bCs/>
                 <w:sz w:val="24"/>
                 <w:szCs w:val="24"/>
               </w:rPr>
@@ -754,31 +777,31 @@
         </w:tc>
         <w:tc>
           <w:tcPr>
-            <w:tcW w:w="568" w:type="dxa"/>
+            <w:tcW w:w="567" w:type="dxa"/>
             <w:tcBorders>
-              <w:top w:val="single" w:color="000000" w:themeColor="text1" w:sz="4" w:space="0"/>
-              <w:left w:val="single" w:color="000000" w:themeColor="text1" w:sz="4" w:space="0"/>
-              <w:bottom w:val="single" w:color="000000" w:themeColor="text1" w:sz="4" w:space="0"/>
-              <w:right w:val="single" w:color="000000" w:themeColor="text1" w:sz="4" w:space="0"/>
+              <w:top w:val="single" w:sz="4" w:space="0" w:color="000000"/>
+              <w:left w:val="single" w:sz="4" w:space="0" w:color="000000"/>
+              <w:bottom w:val="single" w:sz="4" w:space="0" w:color="000000"/>
+              <w:right w:val="single" w:sz="4" w:space="0" w:color="000000"/>
             </w:tcBorders>
-            <w:shd w:val="clear" w:color="auto" w:fill="auto"/>
-            <w:tcMar/>
+            <w:shd w:color="auto" w:fill="auto" w:val="clear"/>
           </w:tcPr>
-          <w:p wp14:textId="77777777">
+          <w:p>
             <w:pPr>
+              <w:pStyle w:val="Normal"/>
               <w:rPr>
                 <w:rFonts w:ascii="Aptos" w:hAnsi="Aptos" w:eastAsia="Aptos" w:cs="Aptos"/>
-                <w:b w:val="1"/>
-                <w:bCs w:val="1"/>
+                <w:b/>
+                <w:bCs/>
                 <w:sz w:val="24"/>
                 <w:szCs w:val="24"/>
               </w:rPr>
             </w:pPr>
             <w:r>
               <w:rPr>
-                <w:rFonts w:ascii="Aptos" w:hAnsi="Aptos" w:eastAsia="Aptos" w:cs="Aptos"/>
-                <w:b w:val="1"/>
-                <w:bCs w:val="1"/>
+                <w:rFonts w:eastAsia="Aptos" w:cs="Aptos" w:ascii="Aptos" w:hAnsi="Aptos"/>
+                <w:b/>
+                <w:bCs/>
                 <w:sz w:val="24"/>
                 <w:szCs w:val="24"/>
               </w:rPr>
@@ -787,37 +810,37 @@
           </w:p>
         </w:tc>
       </w:tr>
-      <w:tr xmlns:wp14="http://schemas.microsoft.com/office/word/2010/wordml" wp14:textId="77777777">
+      <w:tr>
         <w:trPr>
-          <w:trHeight w:val="269"/>
+          <w:trHeight w:val="269" w:hRule="atLeast"/>
         </w:trPr>
         <w:tc>
           <w:tcPr>
             <w:tcW w:w="567" w:type="dxa"/>
             <w:tcBorders>
-              <w:top w:val="single" w:color="000000" w:themeColor="text1" w:sz="4" w:space="0"/>
-              <w:left w:val="single" w:color="000000" w:themeColor="text1" w:sz="4" w:space="0"/>
-              <w:bottom w:val="single" w:color="000000" w:themeColor="text1" w:sz="4" w:space="0"/>
-              <w:right w:val="single" w:color="000000" w:themeColor="text1" w:sz="4" w:space="0"/>
+              <w:top w:val="single" w:sz="4" w:space="0" w:color="000000"/>
+              <w:left w:val="single" w:sz="4" w:space="0" w:color="000000"/>
+              <w:bottom w:val="single" w:sz="4" w:space="0" w:color="000000"/>
+              <w:right w:val="single" w:sz="4" w:space="0" w:color="000000"/>
             </w:tcBorders>
-            <w:shd w:val="clear" w:color="auto" w:fill="auto"/>
-            <w:tcMar/>
+            <w:shd w:color="auto" w:fill="auto" w:val="clear"/>
           </w:tcPr>
-          <w:p wp14:textId="77777777">
+          <w:p>
             <w:pPr>
+              <w:pStyle w:val="Normal"/>
               <w:rPr>
                 <w:rFonts w:ascii="Aptos" w:hAnsi="Aptos" w:eastAsia="Aptos" w:cs="Aptos"/>
-                <w:b w:val="1"/>
-                <w:bCs w:val="1"/>
+                <w:b/>
+                <w:bCs/>
                 <w:sz w:val="24"/>
                 <w:szCs w:val="24"/>
               </w:rPr>
             </w:pPr>
             <w:r>
               <w:rPr>
-                <w:rFonts w:ascii="Aptos" w:hAnsi="Aptos" w:eastAsia="Aptos" w:cs="Aptos"/>
-                <w:b w:val="1"/>
-                <w:bCs w:val="1"/>
+                <w:rFonts w:eastAsia="Aptos" w:cs="Aptos" w:ascii="Aptos" w:hAnsi="Aptos"/>
+                <w:b/>
+                <w:bCs/>
                 <w:sz w:val="24"/>
                 <w:szCs w:val="24"/>
               </w:rPr>
@@ -829,29 +852,29 @@
           <w:tcPr>
             <w:tcW w:w="566" w:type="dxa"/>
             <w:tcBorders>
-              <w:top w:val="single" w:color="000000" w:themeColor="text1" w:sz="4" w:space="0"/>
-              <w:left w:val="single" w:color="000000" w:themeColor="text1" w:sz="4" w:space="0"/>
-              <w:bottom w:val="single" w:color="000000" w:themeColor="text1" w:sz="4" w:space="0"/>
-              <w:right w:val="single" w:color="000000" w:themeColor="text1" w:sz="4" w:space="0"/>
+              <w:top w:val="single" w:sz="4" w:space="0" w:color="000000"/>
+              <w:left w:val="single" w:sz="4" w:space="0" w:color="000000"/>
+              <w:bottom w:val="single" w:sz="4" w:space="0" w:color="000000"/>
+              <w:right w:val="single" w:sz="4" w:space="0" w:color="000000"/>
             </w:tcBorders>
-            <w:shd w:val="clear" w:color="auto" w:fill="auto"/>
-            <w:tcMar/>
+            <w:shd w:color="auto" w:fill="auto" w:val="clear"/>
           </w:tcPr>
-          <w:p wp14:textId="77777777">
+          <w:p>
             <w:pPr>
+              <w:pStyle w:val="Normal"/>
               <w:rPr>
                 <w:rFonts w:ascii="Aptos" w:hAnsi="Aptos" w:eastAsia="Aptos" w:cs="Aptos"/>
-                <w:b w:val="1"/>
-                <w:bCs w:val="1"/>
+                <w:b/>
+                <w:bCs/>
                 <w:sz w:val="24"/>
                 <w:szCs w:val="24"/>
               </w:rPr>
             </w:pPr>
             <w:r>
               <w:rPr>
-                <w:rFonts w:ascii="Aptos" w:hAnsi="Aptos" w:eastAsia="Aptos" w:cs="Aptos"/>
-                <w:b w:val="1"/>
-                <w:bCs w:val="1"/>
+                <w:rFonts w:eastAsia="Aptos" w:cs="Aptos" w:ascii="Aptos" w:hAnsi="Aptos"/>
+                <w:b/>
+                <w:bCs/>
                 <w:sz w:val="24"/>
                 <w:szCs w:val="24"/>
               </w:rPr>
@@ -863,29 +886,29 @@
           <w:tcPr>
             <w:tcW w:w="568" w:type="dxa"/>
             <w:tcBorders>
-              <w:top w:val="single" w:color="000000" w:themeColor="text1" w:sz="4" w:space="0"/>
-              <w:left w:val="single" w:color="000000" w:themeColor="text1" w:sz="4" w:space="0"/>
-              <w:bottom w:val="single" w:color="000000" w:themeColor="text1" w:sz="4" w:space="0"/>
-              <w:right w:val="single" w:color="000000" w:themeColor="text1" w:sz="4" w:space="0"/>
+              <w:top w:val="single" w:sz="4" w:space="0" w:color="000000"/>
+              <w:left w:val="single" w:sz="4" w:space="0" w:color="000000"/>
+              <w:bottom w:val="single" w:sz="4" w:space="0" w:color="000000"/>
+              <w:right w:val="single" w:sz="4" w:space="0" w:color="000000"/>
             </w:tcBorders>
-            <w:shd w:val="clear" w:color="auto" w:fill="auto"/>
-            <w:tcMar/>
+            <w:shd w:color="auto" w:fill="auto" w:val="clear"/>
           </w:tcPr>
-          <w:p wp14:textId="77777777">
+          <w:p>
             <w:pPr>
+              <w:pStyle w:val="Normal"/>
               <w:rPr>
                 <w:rFonts w:ascii="Aptos" w:hAnsi="Aptos" w:eastAsia="Aptos" w:cs="Aptos"/>
-                <w:b w:val="1"/>
-                <w:bCs w:val="1"/>
+                <w:b/>
+                <w:bCs/>
                 <w:sz w:val="24"/>
                 <w:szCs w:val="24"/>
               </w:rPr>
             </w:pPr>
             <w:r>
               <w:rPr>
-                <w:rFonts w:ascii="Aptos" w:hAnsi="Aptos" w:eastAsia="Aptos" w:cs="Aptos"/>
-                <w:b w:val="1"/>
-                <w:bCs w:val="1"/>
+                <w:rFonts w:eastAsia="Aptos" w:cs="Aptos" w:ascii="Aptos" w:hAnsi="Aptos"/>
+                <w:b/>
+                <w:bCs/>
                 <w:sz w:val="24"/>
                 <w:szCs w:val="24"/>
               </w:rPr>
@@ -897,29 +920,29 @@
           <w:tcPr>
             <w:tcW w:w="567" w:type="dxa"/>
             <w:tcBorders>
-              <w:top w:val="single" w:color="000000" w:themeColor="text1" w:sz="4" w:space="0"/>
-              <w:left w:val="single" w:color="000000" w:themeColor="text1" w:sz="4" w:space="0"/>
-              <w:bottom w:val="single" w:color="000000" w:themeColor="text1" w:sz="4" w:space="0"/>
-              <w:right w:val="single" w:color="000000" w:themeColor="text1" w:sz="4" w:space="0"/>
+              <w:top w:val="single" w:sz="4" w:space="0" w:color="000000"/>
+              <w:left w:val="single" w:sz="4" w:space="0" w:color="000000"/>
+              <w:bottom w:val="single" w:sz="4" w:space="0" w:color="000000"/>
+              <w:right w:val="single" w:sz="4" w:space="0" w:color="000000"/>
             </w:tcBorders>
-            <w:shd w:val="clear" w:color="auto" w:fill="auto"/>
-            <w:tcMar/>
+            <w:shd w:color="auto" w:fill="auto" w:val="clear"/>
           </w:tcPr>
-          <w:p wp14:textId="77777777">
+          <w:p>
             <w:pPr>
+              <w:pStyle w:val="Normal"/>
               <w:rPr>
                 <w:rFonts w:ascii="Aptos" w:hAnsi="Aptos" w:eastAsia="Aptos" w:cs="Aptos"/>
-                <w:b w:val="1"/>
-                <w:bCs w:val="1"/>
+                <w:b/>
+                <w:bCs/>
                 <w:sz w:val="24"/>
                 <w:szCs w:val="24"/>
               </w:rPr>
             </w:pPr>
             <w:r>
               <w:rPr>
-                <w:rFonts w:ascii="Aptos" w:hAnsi="Aptos" w:eastAsia="Aptos" w:cs="Aptos"/>
-                <w:b w:val="1"/>
-                <w:bCs w:val="1"/>
+                <w:rFonts w:eastAsia="Aptos" w:cs="Aptos" w:ascii="Aptos" w:hAnsi="Aptos"/>
+                <w:b/>
+                <w:bCs/>
                 <w:sz w:val="24"/>
                 <w:szCs w:val="24"/>
               </w:rPr>
@@ -931,174 +954,33 @@
           <w:tcPr>
             <w:tcW w:w="566" w:type="dxa"/>
             <w:tcBorders>
-              <w:top w:val="single" w:color="000000" w:themeColor="text1" w:sz="4" w:space="0"/>
-              <w:left w:val="single" w:color="000000" w:themeColor="text1" w:sz="4" w:space="0"/>
-              <w:bottom w:val="single" w:color="000000" w:themeColor="text1" w:sz="4" w:space="0"/>
-              <w:right w:val="single" w:color="000000" w:themeColor="text1" w:sz="4" w:space="0"/>
+              <w:top w:val="single" w:sz="4" w:space="0" w:color="000000"/>
+              <w:left w:val="single" w:sz="4" w:space="0" w:color="000000"/>
+              <w:bottom w:val="single" w:sz="4" w:space="0" w:color="000000"/>
+              <w:right w:val="single" w:sz="4" w:space="0" w:color="000000"/>
             </w:tcBorders>
-            <w:shd w:val="clear" w:color="auto" w:fill="auto"/>
-            <w:tcMar/>
+            <w:shd w:color="auto" w:fill="auto" w:val="clear"/>
           </w:tcPr>
-          <w:p wp14:textId="77777777">
+          <w:p>
             <w:pPr>
+              <w:pStyle w:val="Normal"/>
               <w:rPr>
                 <w:rFonts w:ascii="Aptos" w:hAnsi="Aptos" w:eastAsia="Aptos" w:cs="Aptos"/>
-                <w:b w:val="1"/>
-                <w:bCs w:val="1"/>
+                <w:b/>
+                <w:bCs/>
                 <w:sz w:val="24"/>
                 <w:szCs w:val="24"/>
               </w:rPr>
             </w:pPr>
             <w:r>
               <w:rPr>
-                <w:rFonts w:ascii="Aptos" w:hAnsi="Aptos" w:eastAsia="Aptos" w:cs="Aptos"/>
-                <w:b w:val="1"/>
-                <w:bCs w:val="1"/>
+                <w:rFonts w:eastAsia="Aptos" w:cs="Aptos" w:ascii="Aptos" w:hAnsi="Aptos"/>
+                <w:b/>
+                <w:bCs/>
                 <w:sz w:val="24"/>
                 <w:szCs w:val="24"/>
               </w:rPr>
               <w:t>23</w:t>
-            </w:r>
-          </w:p>
-        </w:tc>
-        <w:tc>
-          <w:tcPr>
-            <w:tcW w:w="568" w:type="dxa"/>
-            <w:tcBorders>
-              <w:top w:val="single" w:color="000000" w:themeColor="text1" w:sz="4" w:space="0"/>
-              <w:left w:val="single" w:color="000000" w:themeColor="text1" w:sz="4" w:space="0"/>
-              <w:bottom w:val="single" w:color="000000" w:themeColor="text1" w:sz="4" w:space="0"/>
-              <w:right w:val="single" w:color="000000" w:themeColor="text1" w:sz="4" w:space="0"/>
-            </w:tcBorders>
-            <w:shd w:val="clear" w:color="auto" w:fill="auto"/>
-            <w:tcMar/>
-          </w:tcPr>
-          <w:p wp14:textId="77777777">
-            <w:pPr>
-              <w:rPr>
-                <w:rFonts w:ascii="Aptos" w:hAnsi="Aptos" w:eastAsia="Aptos" w:cs="Aptos"/>
-                <w:b w:val="1"/>
-                <w:bCs w:val="1"/>
-                <w:sz w:val="24"/>
-                <w:szCs w:val="24"/>
-              </w:rPr>
-            </w:pPr>
-            <w:r>
-              <w:rPr>
-                <w:rFonts w:ascii="Aptos" w:hAnsi="Aptos" w:eastAsia="Aptos" w:cs="Aptos"/>
-                <w:b w:val="1"/>
-                <w:bCs w:val="1"/>
-                <w:sz w:val="24"/>
-                <w:szCs w:val="24"/>
-              </w:rPr>
-              <w:t>24</w:t>
-            </w:r>
-          </w:p>
-        </w:tc>
-      </w:tr>
-      <w:tr xmlns:wp14="http://schemas.microsoft.com/office/word/2010/wordml" wp14:textId="77777777">
-        <w:trPr>
-          <w:trHeight w:val="269"/>
-        </w:trPr>
-        <w:tc>
-          <w:tcPr>
-            <w:tcW w:w="567" w:type="dxa"/>
-            <w:tcBorders>
-              <w:top w:val="single" w:color="000000" w:themeColor="text1" w:sz="4" w:space="0"/>
-              <w:left w:val="single" w:color="000000" w:themeColor="text1" w:sz="4" w:space="0"/>
-              <w:bottom w:val="single" w:color="000000" w:themeColor="text1" w:sz="4" w:space="0"/>
-              <w:right w:val="single" w:color="000000" w:themeColor="text1" w:sz="4" w:space="0"/>
-            </w:tcBorders>
-            <w:shd w:val="clear" w:color="auto" w:fill="auto"/>
-            <w:tcMar/>
-          </w:tcPr>
-          <w:p wp14:textId="77777777">
-            <w:pPr>
-              <w:rPr>
-                <w:rFonts w:ascii="Aptos" w:hAnsi="Aptos" w:eastAsia="Aptos" w:cs="Aptos"/>
-                <w:b w:val="1"/>
-                <w:bCs w:val="1"/>
-                <w:sz w:val="24"/>
-                <w:szCs w:val="24"/>
-              </w:rPr>
-            </w:pPr>
-            <w:r>
-              <w:rPr>
-                <w:rFonts w:ascii="Aptos" w:hAnsi="Aptos" w:eastAsia="Aptos" w:cs="Aptos"/>
-                <w:b w:val="1"/>
-                <w:bCs w:val="1"/>
-                <w:sz w:val="24"/>
-                <w:szCs w:val="24"/>
-              </w:rPr>
-              <w:t>25</w:t>
-            </w:r>
-          </w:p>
-        </w:tc>
-        <w:tc>
-          <w:tcPr>
-            <w:tcW w:w="566" w:type="dxa"/>
-            <w:tcBorders>
-              <w:top w:val="single" w:color="000000" w:themeColor="text1" w:sz="4" w:space="0"/>
-              <w:left w:val="single" w:color="000000" w:themeColor="text1" w:sz="4" w:space="0"/>
-              <w:bottom w:val="single" w:color="000000" w:themeColor="text1" w:sz="4" w:space="0"/>
-              <w:right w:val="single" w:color="000000" w:themeColor="text1" w:sz="4" w:space="0"/>
-            </w:tcBorders>
-            <w:shd w:val="clear" w:color="auto" w:fill="auto"/>
-            <w:tcMar/>
-          </w:tcPr>
-          <w:p wp14:textId="77777777">
-            <w:pPr>
-              <w:rPr>
-                <w:rFonts w:ascii="Aptos" w:hAnsi="Aptos" w:eastAsia="Aptos" w:cs="Aptos"/>
-                <w:b w:val="1"/>
-                <w:bCs w:val="1"/>
-                <w:sz w:val="24"/>
-                <w:szCs w:val="24"/>
-              </w:rPr>
-            </w:pPr>
-            <w:r>
-              <w:rPr>
-                <w:rFonts w:ascii="Aptos" w:hAnsi="Aptos" w:eastAsia="Aptos" w:cs="Aptos"/>
-                <w:b w:val="1"/>
-                <w:bCs w:val="1"/>
-                <w:sz w:val="24"/>
-                <w:szCs w:val="24"/>
-              </w:rPr>
-              <w:t>26</w:t>
-            </w:r>
-          </w:p>
-        </w:tc>
-        <w:tc>
-          <w:tcPr>
-            <w:tcW w:w="568" w:type="dxa"/>
-            <w:tcBorders>
-              <w:top w:val="single" w:color="000000" w:themeColor="text1" w:sz="4" w:space="0"/>
-              <w:left w:val="single" w:color="000000" w:themeColor="text1" w:sz="4" w:space="0"/>
-              <w:bottom w:val="single" w:color="000000" w:themeColor="text1" w:sz="4" w:space="0"/>
-              <w:right w:val="single" w:color="000000" w:themeColor="text1" w:sz="4" w:space="0"/>
-            </w:tcBorders>
-            <w:shd w:val="clear" w:color="auto" w:fill="auto"/>
-            <w:tcMar/>
-          </w:tcPr>
-          <w:p wp14:textId="77777777">
-            <w:pPr>
-              <w:rPr>
-                <w:rFonts w:ascii="Aptos" w:hAnsi="Aptos" w:eastAsia="Aptos" w:cs="Aptos"/>
-                <w:b w:val="1"/>
-                <w:bCs w:val="1"/>
-                <w:sz w:val="24"/>
-                <w:szCs w:val="24"/>
-              </w:rPr>
-            </w:pPr>
-            <w:r>
-              <w:rPr>
-                <w:rFonts w:ascii="Aptos" w:hAnsi="Aptos" w:eastAsia="Aptos" w:cs="Aptos"/>
-                <w:b w:val="1"/>
-                <w:bCs w:val="1"/>
-                <w:sz w:val="24"/>
-                <w:szCs w:val="24"/>
-              </w:rPr>
-              <w:t>27</w:t>
             </w:r>
           </w:p>
         </w:tc>
@@ -1106,167 +988,336 @@
           <w:tcPr>
             <w:tcW w:w="567" w:type="dxa"/>
             <w:tcBorders>
-              <w:top w:val="single" w:color="000000" w:themeColor="text1" w:sz="4" w:space="0"/>
-              <w:left w:val="single" w:color="000000" w:themeColor="text1" w:sz="4" w:space="0"/>
-              <w:bottom w:val="single" w:color="000000" w:themeColor="text1" w:sz="4" w:space="0"/>
-              <w:right w:val="single" w:color="000000" w:themeColor="text1" w:sz="4" w:space="0"/>
+              <w:top w:val="single" w:sz="4" w:space="0" w:color="000000"/>
+              <w:left w:val="single" w:sz="4" w:space="0" w:color="000000"/>
+              <w:bottom w:val="single" w:sz="4" w:space="0" w:color="000000"/>
+              <w:right w:val="single" w:sz="4" w:space="0" w:color="000000"/>
             </w:tcBorders>
-            <w:shd w:val="clear" w:color="auto" w:fill="auto"/>
-            <w:tcMar/>
+            <w:shd w:color="auto" w:fill="auto" w:val="clear"/>
           </w:tcPr>
-          <w:p wp14:textId="77777777">
+          <w:p>
             <w:pPr>
+              <w:pStyle w:val="Normal"/>
               <w:rPr>
                 <w:rFonts w:ascii="Aptos" w:hAnsi="Aptos" w:eastAsia="Aptos" w:cs="Aptos"/>
-                <w:b w:val="1"/>
-                <w:bCs w:val="1"/>
+                <w:b/>
+                <w:bCs/>
                 <w:sz w:val="24"/>
                 <w:szCs w:val="24"/>
               </w:rPr>
             </w:pPr>
+            <w:r>
+              <w:rPr>
+                <w:rFonts w:eastAsia="Aptos" w:cs="Aptos" w:ascii="Aptos" w:hAnsi="Aptos"/>
+                <w:b/>
+                <w:bCs/>
+                <w:sz w:val="24"/>
+                <w:szCs w:val="24"/>
+              </w:rPr>
+              <w:t>24</w:t>
+            </w:r>
+          </w:p>
+        </w:tc>
+      </w:tr>
+    </w:tbl>
+    <w:p>
+      <w:pPr>
+        <w:pStyle w:val="Normal"/>
+        <w:rPr>
+          <w:rFonts w:ascii="Aptos" w:hAnsi="Aptos" w:eastAsia="Aptos" w:cs="Aptos"/>
+          <w:b/>
+          <w:bCs/>
+          <w:sz w:val="24"/>
+          <w:szCs w:val="24"/>
+        </w:rPr>
+      </w:pPr>
+      <w:r>
+        <w:rPr>
+          <w:rFonts w:eastAsia="Aptos" w:cs="Aptos" w:ascii="Aptos" w:hAnsi="Aptos"/>
+          <w:b/>
+          <w:bCs/>
+          <w:sz w:val="24"/>
+          <w:szCs w:val="24"/>
+        </w:rPr>
+      </w:r>
+    </w:p>
+    <w:p>
+      <w:pPr>
+        <w:pStyle w:val="Normal"/>
+        <w:rPr>
+          <w:rFonts w:ascii="Aptos" w:hAnsi="Aptos" w:eastAsia="Aptos" w:cs="Aptos"/>
+          <w:b/>
+          <w:bCs/>
+          <w:sz w:val="24"/>
+          <w:szCs w:val="24"/>
+        </w:rPr>
+      </w:pPr>
+      <w:r>
+        <w:rPr>
+          <w:rFonts w:eastAsia="Aptos" w:cs="Aptos" w:ascii="Aptos" w:hAnsi="Aptos"/>
+          <w:b/>
+          <w:bCs/>
+          <w:sz w:val="24"/>
+          <w:szCs w:val="24"/>
+        </w:rPr>
+        <w:t>Section B</w:t>
+      </w:r>
+    </w:p>
+    <w:p>
+      <w:pPr>
+        <w:pStyle w:val="Normal"/>
+        <w:rPr>
+          <w:rFonts w:ascii="Aptos" w:hAnsi="Aptos" w:eastAsia="Aptos" w:cs="Aptos"/>
+          <w:b/>
+          <w:bCs/>
+          <w:sz w:val="24"/>
+          <w:szCs w:val="24"/>
+        </w:rPr>
+      </w:pPr>
+      <w:r>
+        <w:rPr/>
+      </w:r>
+    </w:p>
+    <w:tbl>
+      <w:tblPr>
+        <w:tblStyle w:val="a3"/>
+        <w:tblW w:w="1701" w:type="dxa"/>
+        <w:jc w:val="left"/>
+        <w:tblInd w:w="1036" w:type="dxa"/>
+        <w:tblLayout w:type="fixed"/>
+        <w:tblCellMar>
+          <w:top w:w="0" w:type="dxa"/>
+          <w:left w:w="108" w:type="dxa"/>
+          <w:bottom w:w="0" w:type="dxa"/>
+          <w:right w:w="108" w:type="dxa"/>
+        </w:tblCellMar>
+        <w:tblLook w:val="0000" w:noHBand="0" w:noVBand="0" w:firstColumn="0" w:lastRow="0" w:lastColumn="0" w:firstRow="0"/>
+      </w:tblPr>
+      <w:tblGrid>
+        <w:gridCol w:w="564"/>
+        <w:gridCol w:w="570"/>
+        <w:gridCol w:w="567"/>
+      </w:tblGrid>
+      <w:tr>
+        <w:trPr/>
+        <w:tc>
+          <w:tcPr>
+            <w:tcW w:w="564" w:type="dxa"/>
+            <w:tcBorders>
+              <w:top w:val="single" w:sz="4" w:space="0" w:color="000000"/>
+              <w:left w:val="single" w:sz="4" w:space="0" w:color="000000"/>
+              <w:bottom w:val="single" w:sz="4" w:space="0" w:color="000000"/>
+              <w:right w:val="single" w:sz="4" w:space="0" w:color="000000"/>
+            </w:tcBorders>
+            <w:shd w:color="auto" w:fill="auto" w:val="clear"/>
+          </w:tcPr>
+          <w:p>
+            <w:pPr>
+              <w:pStyle w:val="Normal"/>
+              <w:rPr>
+                <w:rFonts w:ascii="Aptos" w:hAnsi="Aptos" w:eastAsia="Aptos" w:cs="Aptos"/>
+                <w:b/>
+                <w:bCs/>
+                <w:sz w:val="24"/>
+                <w:szCs w:val="24"/>
+              </w:rPr>
+            </w:pPr>
+            <w:r>
+              <w:rPr>
+                <w:rFonts w:eastAsia="Aptos" w:cs="Aptos" w:ascii="Aptos" w:hAnsi="Aptos"/>
+                <w:b/>
+                <w:bCs/>
+                <w:sz w:val="24"/>
+                <w:szCs w:val="24"/>
+              </w:rPr>
+              <w:t>1</w:t>
+            </w:r>
           </w:p>
         </w:tc>
         <w:tc>
           <w:tcPr>
-            <w:tcW w:w="566" w:type="dxa"/>
+            <w:tcW w:w="570" w:type="dxa"/>
             <w:tcBorders>
-              <w:top w:val="single" w:color="000000" w:themeColor="text1" w:sz="4" w:space="0"/>
-              <w:left w:val="single" w:color="000000" w:themeColor="text1" w:sz="4" w:space="0"/>
-              <w:bottom w:val="single" w:color="000000" w:themeColor="text1" w:sz="4" w:space="0"/>
-              <w:right w:val="single" w:color="000000" w:themeColor="text1" w:sz="4" w:space="0"/>
+              <w:top w:val="single" w:sz="4" w:space="0" w:color="000000"/>
+              <w:left w:val="single" w:sz="4" w:space="0" w:color="000000"/>
+              <w:bottom w:val="single" w:sz="4" w:space="0" w:color="000000"/>
+              <w:right w:val="single" w:sz="4" w:space="0" w:color="000000"/>
             </w:tcBorders>
-            <w:shd w:val="clear" w:color="auto" w:fill="auto"/>
-            <w:tcMar/>
+            <w:shd w:color="auto" w:fill="auto" w:val="clear"/>
           </w:tcPr>
-          <w:p wp14:textId="77777777">
+          <w:p>
             <w:pPr>
+              <w:pStyle w:val="Normal"/>
               <w:rPr>
                 <w:rFonts w:ascii="Aptos" w:hAnsi="Aptos" w:eastAsia="Aptos" w:cs="Aptos"/>
-                <w:b w:val="1"/>
-                <w:bCs w:val="1"/>
+                <w:b/>
+                <w:bCs/>
                 <w:sz w:val="24"/>
                 <w:szCs w:val="24"/>
               </w:rPr>
             </w:pPr>
+            <w:r>
+              <w:rPr>
+                <w:rFonts w:eastAsia="Aptos" w:cs="Aptos" w:ascii="Aptos" w:hAnsi="Aptos"/>
+                <w:b/>
+                <w:bCs/>
+                <w:sz w:val="24"/>
+                <w:szCs w:val="24"/>
+              </w:rPr>
+              <w:t>2</w:t>
+            </w:r>
           </w:p>
         </w:tc>
         <w:tc>
           <w:tcPr>
-            <w:tcW w:w="568" w:type="dxa"/>
+            <w:tcW w:w="567" w:type="dxa"/>
             <w:tcBorders>
-              <w:top w:val="single" w:color="000000" w:themeColor="text1" w:sz="4" w:space="0"/>
-              <w:left w:val="single" w:color="000000" w:themeColor="text1" w:sz="4" w:space="0"/>
-              <w:bottom w:val="single" w:color="000000" w:themeColor="text1" w:sz="4" w:space="0"/>
-              <w:right w:val="single" w:color="000000" w:themeColor="text1" w:sz="4" w:space="0"/>
+              <w:top w:val="single" w:sz="4" w:space="0" w:color="000000"/>
+              <w:left w:val="single" w:sz="4" w:space="0" w:color="000000"/>
+              <w:bottom w:val="single" w:sz="4" w:space="0" w:color="000000"/>
+              <w:right w:val="single" w:sz="4" w:space="0" w:color="000000"/>
             </w:tcBorders>
-            <w:shd w:val="clear" w:color="auto" w:fill="auto"/>
-            <w:tcMar/>
+            <w:shd w:color="auto" w:fill="auto" w:val="clear"/>
           </w:tcPr>
-          <w:p wp14:textId="77777777">
+          <w:p>
             <w:pPr>
+              <w:pStyle w:val="Normal"/>
               <w:rPr>
                 <w:rFonts w:ascii="Aptos" w:hAnsi="Aptos" w:eastAsia="Aptos" w:cs="Aptos"/>
-                <w:b w:val="1"/>
-                <w:bCs w:val="1"/>
+                <w:b/>
+                <w:bCs/>
                 <w:sz w:val="24"/>
                 <w:szCs w:val="24"/>
               </w:rPr>
             </w:pPr>
+            <w:r>
+              <w:rPr>
+                <w:rFonts w:eastAsia="Aptos" w:cs="Aptos" w:ascii="Aptos" w:hAnsi="Aptos"/>
+                <w:b/>
+                <w:bCs/>
+                <w:sz w:val="24"/>
+                <w:szCs w:val="24"/>
+              </w:rPr>
+              <w:t>3</w:t>
+            </w:r>
           </w:p>
         </w:tc>
       </w:tr>
     </w:tbl>
-    <w:p xmlns:wp14="http://schemas.microsoft.com/office/word/2010/wordml" wp14:textId="77777777">
-      <w:pPr>
-        <w:rPr>
-          <w:rFonts w:ascii="Aptos" w:hAnsi="Aptos" w:eastAsia="Aptos" w:cs="Aptos"/>
-          <w:b w:val="1"/>
-          <w:bCs w:val="1"/>
-          <w:sz w:val="24"/>
-          <w:szCs w:val="24"/>
-        </w:rPr>
-      </w:pPr>
-    </w:p>
-    <w:p xmlns:wp14="http://schemas.microsoft.com/office/word/2010/wordml" wp14:textId="77777777">
-      <w:pPr>
-        <w:rPr>
-          <w:rFonts w:ascii="Aptos" w:hAnsi="Aptos" w:eastAsia="Aptos" w:cs="Aptos"/>
-          <w:b w:val="1"/>
-          <w:bCs w:val="1"/>
-          <w:sz w:val="24"/>
-          <w:szCs w:val="24"/>
-        </w:rPr>
-      </w:pPr>
-      <w:r>
-        <w:rPr>
-          <w:rFonts w:ascii="Aptos" w:hAnsi="Aptos" w:eastAsia="Aptos" w:cs="Aptos"/>
-          <w:b w:val="1"/>
-          <w:bCs w:val="1"/>
-          <w:sz w:val="24"/>
-          <w:szCs w:val="24"/>
-        </w:rPr>
-        <w:t>Section B</w:t>
-      </w:r>
-    </w:p>
-    <w:p xmlns:wp14="http://schemas.microsoft.com/office/word/2010/wordml" wp14:textId="77777777">
-      <w:pPr>
-        <w:rPr>
-          <w:rFonts w:ascii="Aptos" w:hAnsi="Aptos" w:eastAsia="Aptos" w:cs="Aptos"/>
-          <w:b w:val="1"/>
-          <w:bCs w:val="1"/>
-          <w:sz w:val="24"/>
-          <w:szCs w:val="24"/>
-        </w:rPr>
-      </w:pPr>
+    <w:p>
+      <w:pPr>
+        <w:pStyle w:val="Normal"/>
+        <w:rPr>
+          <w:rFonts w:ascii="Aptos" w:hAnsi="Aptos" w:eastAsia="Aptos" w:cs="Aptos"/>
+          <w:b/>
+          <w:bCs/>
+          <w:sz w:val="24"/>
+          <w:szCs w:val="24"/>
+        </w:rPr>
+      </w:pPr>
+      <w:r>
+        <w:rPr>
+          <w:rFonts w:eastAsia="Aptos" w:cs="Aptos" w:ascii="Aptos" w:hAnsi="Aptos"/>
+          <w:b/>
+          <w:bCs/>
+          <w:sz w:val="24"/>
+          <w:szCs w:val="24"/>
+        </w:rPr>
+      </w:r>
+    </w:p>
+    <w:p>
+      <w:pPr>
+        <w:pStyle w:val="Normal"/>
+        <w:rPr>
+          <w:rFonts w:ascii="Aptos" w:hAnsi="Aptos" w:eastAsia="Aptos" w:cs="Aptos"/>
+          <w:b/>
+          <w:bCs/>
+          <w:sz w:val="24"/>
+          <w:szCs w:val="24"/>
+        </w:rPr>
+      </w:pPr>
+      <w:r>
+        <w:rPr>
+          <w:rFonts w:eastAsia="Aptos" w:cs="Aptos" w:ascii="Aptos" w:hAnsi="Aptos"/>
+          <w:b/>
+          <w:bCs/>
+          <w:sz w:val="24"/>
+          <w:szCs w:val="24"/>
+        </w:rPr>
+        <w:t>Section C</w:t>
+      </w:r>
+    </w:p>
+    <w:p>
+      <w:pPr>
+        <w:pStyle w:val="Normal"/>
+        <w:rPr>
+          <w:rFonts w:ascii="Aptos" w:hAnsi="Aptos" w:eastAsia="Aptos" w:cs="Aptos"/>
+          <w:b/>
+          <w:bCs/>
+          <w:sz w:val="24"/>
+          <w:szCs w:val="24"/>
+        </w:rPr>
+      </w:pPr>
+      <w:r>
+        <w:rPr>
+          <w:rFonts w:eastAsia="Aptos" w:cs="Aptos" w:ascii="Aptos" w:hAnsi="Aptos"/>
+          <w:b/>
+          <w:bCs/>
+          <w:sz w:val="24"/>
+          <w:szCs w:val="24"/>
+        </w:rPr>
+      </w:r>
     </w:p>
     <w:tbl>
       <w:tblPr>
-        <w:tblStyle w:val="a0"/>
-        <w:tblW w:w="1134" w:type="dxa"/>
+        <w:tblStyle w:val="a1"/>
+        <w:tblW w:w="2268" w:type="dxa"/>
+        <w:jc w:val="left"/>
         <w:tblInd w:w="1036" w:type="dxa"/>
-        <w:tblBorders>
-          <w:top w:val="single" w:color="000000" w:sz="4" w:space="0"/>
-          <w:left w:val="single" w:color="000000" w:sz="4" w:space="0"/>
-          <w:bottom w:val="single" w:color="000000" w:sz="4" w:space="0"/>
-          <w:right w:val="single" w:color="000000" w:sz="4" w:space="0"/>
-          <w:insideH w:val="single" w:color="000000" w:sz="4" w:space="0"/>
-          <w:insideV w:val="single" w:color="000000" w:sz="4" w:space="0"/>
-        </w:tblBorders>
         <w:tblLayout w:type="fixed"/>
-        <w:tblLook w:val="0000" w:firstRow="0" w:lastRow="0" w:firstColumn="0" w:lastColumn="0" w:noHBand="0" w:noVBand="0"/>
+        <w:tblCellMar>
+          <w:top w:w="0" w:type="dxa"/>
+          <w:left w:w="108" w:type="dxa"/>
+          <w:bottom w:w="0" w:type="dxa"/>
+          <w:right w:w="108" w:type="dxa"/>
+        </w:tblCellMar>
+        <w:tblLook w:val="0000" w:noHBand="0" w:noVBand="0" w:firstColumn="0" w:lastRow="0" w:lastColumn="0" w:firstRow="0"/>
       </w:tblPr>
       <w:tblGrid>
         <w:gridCol w:w="567"/>
         <w:gridCol w:w="567"/>
+        <w:gridCol w:w="567"/>
+        <w:gridCol w:w="566"/>
       </w:tblGrid>
-      <w:tr xmlns:wp14="http://schemas.microsoft.com/office/word/2010/wordml" wp14:textId="77777777">
+      <w:tr>
+        <w:trPr/>
         <w:tc>
           <w:tcPr>
             <w:tcW w:w="567" w:type="dxa"/>
             <w:tcBorders>
-              <w:top w:val="single" w:color="000000" w:themeColor="text1" w:sz="4" w:space="0"/>
-              <w:left w:val="single" w:color="000000" w:themeColor="text1" w:sz="4" w:space="0"/>
-              <w:bottom w:val="single" w:color="000000" w:themeColor="text1" w:sz="4" w:space="0"/>
-              <w:right w:val="single" w:color="000000" w:themeColor="text1" w:sz="4" w:space="0"/>
+              <w:top w:val="single" w:sz="4" w:space="0" w:color="000000"/>
+              <w:left w:val="single" w:sz="4" w:space="0" w:color="000000"/>
+              <w:bottom w:val="single" w:sz="4" w:space="0" w:color="000000"/>
+              <w:right w:val="single" w:sz="4" w:space="0" w:color="000000"/>
             </w:tcBorders>
-            <w:shd w:val="clear" w:color="auto" w:fill="auto"/>
-            <w:tcMar/>
+            <w:shd w:color="auto" w:fill="auto" w:val="clear"/>
           </w:tcPr>
           <w:p>
             <w:pPr>
+              <w:pStyle w:val="Normal"/>
               <w:rPr>
                 <w:rFonts w:ascii="Aptos" w:hAnsi="Aptos" w:eastAsia="Aptos" w:cs="Aptos"/>
-                <w:b w:val="1"/>
-                <w:bCs w:val="1"/>
+                <w:b/>
+                <w:bCs/>
                 <w:sz w:val="24"/>
                 <w:szCs w:val="24"/>
               </w:rPr>
             </w:pPr>
             <w:r>
               <w:rPr>
-                <w:rFonts w:ascii="Aptos" w:hAnsi="Aptos" w:eastAsia="Aptos" w:cs="Aptos"/>
-                <w:b w:val="1"/>
-                <w:bCs w:val="1"/>
+                <w:rFonts w:eastAsia="Aptos" w:cs="Aptos" w:ascii="Aptos" w:hAnsi="Aptos"/>
+                <w:b/>
+                <w:bCs/>
                 <w:sz w:val="24"/>
                 <w:szCs w:val="24"/>
               </w:rPr>
@@ -1278,154 +1329,29 @@
           <w:tcPr>
             <w:tcW w:w="567" w:type="dxa"/>
             <w:tcBorders>
-              <w:top w:val="single" w:color="000000" w:themeColor="text1" w:sz="4" w:space="0"/>
-              <w:left w:val="single" w:color="000000" w:themeColor="text1" w:sz="4" w:space="0"/>
-              <w:bottom w:val="single" w:color="000000" w:themeColor="text1" w:sz="4" w:space="0"/>
-              <w:right w:val="single" w:color="000000" w:themeColor="text1" w:sz="4" w:space="0"/>
+              <w:top w:val="single" w:sz="4" w:space="0" w:color="000000"/>
+              <w:left w:val="single" w:sz="4" w:space="0" w:color="000000"/>
+              <w:bottom w:val="single" w:sz="4" w:space="0" w:color="000000"/>
+              <w:right w:val="single" w:sz="4" w:space="0" w:color="000000"/>
             </w:tcBorders>
-            <w:shd w:val="clear" w:color="auto" w:fill="auto"/>
-            <w:tcMar/>
+            <w:shd w:color="auto" w:fill="auto" w:val="clear"/>
           </w:tcPr>
           <w:p>
             <w:pPr>
+              <w:pStyle w:val="Normal"/>
               <w:rPr>
                 <w:rFonts w:ascii="Aptos" w:hAnsi="Aptos" w:eastAsia="Aptos" w:cs="Aptos"/>
-                <w:b w:val="1"/>
-                <w:bCs w:val="1"/>
+                <w:b/>
+                <w:bCs/>
                 <w:sz w:val="24"/>
                 <w:szCs w:val="24"/>
               </w:rPr>
             </w:pPr>
             <w:r>
               <w:rPr>
-                <w:rFonts w:ascii="Aptos" w:hAnsi="Aptos" w:eastAsia="Aptos" w:cs="Aptos"/>
-                <w:b w:val="1"/>
-                <w:bCs w:val="1"/>
-                <w:sz w:val="24"/>
-                <w:szCs w:val="24"/>
-              </w:rPr>
-              <w:t>2</w:t>
-            </w:r>
-          </w:p>
-        </w:tc>
-      </w:tr>
-    </w:tbl>
-    <w:p xmlns:wp14="http://schemas.microsoft.com/office/word/2010/wordml" wp14:textId="77777777">
-      <w:pPr>
-        <w:rPr>
-          <w:rFonts w:ascii="Aptos" w:hAnsi="Aptos" w:eastAsia="Aptos" w:cs="Aptos"/>
-          <w:b w:val="1"/>
-          <w:bCs w:val="1"/>
-          <w:sz w:val="24"/>
-          <w:szCs w:val="24"/>
-        </w:rPr>
-      </w:pPr>
-      <w:r>
-        <w:rPr>
-          <w:rFonts w:ascii="Aptos" w:hAnsi="Aptos" w:eastAsia="Aptos" w:cs="Aptos"/>
-          <w:b w:val="1"/>
-          <w:bCs w:val="1"/>
-          <w:sz w:val="24"/>
-          <w:szCs w:val="24"/>
-        </w:rPr>
-        <w:t>Section C</w:t>
-      </w:r>
-    </w:p>
-    <w:p xmlns:wp14="http://schemas.microsoft.com/office/word/2010/wordml" wp14:textId="77777777">
-      <w:pPr>
-        <w:rPr>
-          <w:rFonts w:ascii="Aptos" w:hAnsi="Aptos" w:eastAsia="Aptos" w:cs="Aptos"/>
-          <w:b w:val="1"/>
-          <w:bCs w:val="1"/>
-          <w:sz w:val="24"/>
-          <w:szCs w:val="24"/>
-        </w:rPr>
-      </w:pPr>
-    </w:p>
-    <w:tbl>
-      <w:tblPr>
-        <w:tblStyle w:val="a1"/>
-        <w:tblW w:w="2268" w:type="dxa"/>
-        <w:tblInd w:w="1036" w:type="dxa"/>
-        <w:tblBorders>
-          <w:top w:val="single" w:color="000000" w:sz="4" w:space="0"/>
-          <w:left w:val="single" w:color="000000" w:sz="4" w:space="0"/>
-          <w:bottom w:val="single" w:color="000000" w:sz="4" w:space="0"/>
-          <w:right w:val="single" w:color="000000" w:sz="4" w:space="0"/>
-          <w:insideH w:val="single" w:color="000000" w:sz="4" w:space="0"/>
-          <w:insideV w:val="single" w:color="000000" w:sz="4" w:space="0"/>
-        </w:tblBorders>
-        <w:tblLayout w:type="fixed"/>
-        <w:tblLook w:val="0000" w:firstRow="0" w:lastRow="0" w:firstColumn="0" w:lastColumn="0" w:noHBand="0" w:noVBand="0"/>
-      </w:tblPr>
-      <w:tblGrid>
-        <w:gridCol w:w="567"/>
-        <w:gridCol w:w="567"/>
-        <w:gridCol w:w="567"/>
-        <w:gridCol w:w="567"/>
-      </w:tblGrid>
-      <w:tr xmlns:wp14="http://schemas.microsoft.com/office/word/2010/wordml" wp14:textId="77777777">
-        <w:tc>
-          <w:tcPr>
-            <w:tcW w:w="567" w:type="dxa"/>
-            <w:tcBorders>
-              <w:top w:val="single" w:color="000000" w:themeColor="text1" w:sz="4" w:space="0"/>
-              <w:left w:val="single" w:color="000000" w:themeColor="text1" w:sz="4" w:space="0"/>
-              <w:bottom w:val="single" w:color="000000" w:themeColor="text1" w:sz="4" w:space="0"/>
-              <w:right w:val="single" w:color="000000" w:themeColor="text1" w:sz="4" w:space="0"/>
-            </w:tcBorders>
-            <w:shd w:val="clear" w:color="auto" w:fill="auto"/>
-            <w:tcMar/>
-          </w:tcPr>
-          <w:p wp14:textId="77777777">
-            <w:pPr>
-              <w:rPr>
-                <w:rFonts w:ascii="Aptos" w:hAnsi="Aptos" w:eastAsia="Aptos" w:cs="Aptos"/>
-                <w:b w:val="1"/>
-                <w:bCs w:val="1"/>
-                <w:sz w:val="24"/>
-                <w:szCs w:val="24"/>
-              </w:rPr>
-            </w:pPr>
-            <w:r>
-              <w:rPr>
-                <w:rFonts w:ascii="Aptos" w:hAnsi="Aptos" w:eastAsia="Aptos" w:cs="Aptos"/>
-                <w:b w:val="1"/>
-                <w:bCs w:val="1"/>
-                <w:sz w:val="24"/>
-                <w:szCs w:val="24"/>
-              </w:rPr>
-              <w:t>1</w:t>
-            </w:r>
-          </w:p>
-        </w:tc>
-        <w:tc>
-          <w:tcPr>
-            <w:tcW w:w="567" w:type="dxa"/>
-            <w:tcBorders>
-              <w:top w:val="single" w:color="000000" w:themeColor="text1" w:sz="4" w:space="0"/>
-              <w:left w:val="single" w:color="000000" w:themeColor="text1" w:sz="4" w:space="0"/>
-              <w:bottom w:val="single" w:color="000000" w:themeColor="text1" w:sz="4" w:space="0"/>
-              <w:right w:val="single" w:color="000000" w:themeColor="text1" w:sz="4" w:space="0"/>
-            </w:tcBorders>
-            <w:shd w:val="clear" w:color="auto" w:fill="auto"/>
-            <w:tcMar/>
-          </w:tcPr>
-          <w:p wp14:textId="77777777">
-            <w:pPr>
-              <w:rPr>
-                <w:rFonts w:ascii="Aptos" w:hAnsi="Aptos" w:eastAsia="Aptos" w:cs="Aptos"/>
-                <w:b w:val="1"/>
-                <w:bCs w:val="1"/>
-                <w:sz w:val="24"/>
-                <w:szCs w:val="24"/>
-              </w:rPr>
-            </w:pPr>
-            <w:r>
-              <w:rPr>
-                <w:rFonts w:ascii="Aptos" w:hAnsi="Aptos" w:eastAsia="Aptos" w:cs="Aptos"/>
-                <w:b w:val="1"/>
-                <w:bCs w:val="1"/>
+                <w:rFonts w:eastAsia="Aptos" w:cs="Aptos" w:ascii="Aptos" w:hAnsi="Aptos"/>
+                <w:b/>
+                <w:bCs/>
                 <w:sz w:val="24"/>
                 <w:szCs w:val="24"/>
               </w:rPr>
@@ -1437,29 +1363,29 @@
           <w:tcPr>
             <w:tcW w:w="567" w:type="dxa"/>
             <w:tcBorders>
-              <w:top w:val="single" w:color="000000" w:themeColor="text1" w:sz="4" w:space="0"/>
-              <w:left w:val="single" w:color="000000" w:themeColor="text1" w:sz="4" w:space="0"/>
-              <w:bottom w:val="single" w:color="000000" w:themeColor="text1" w:sz="4" w:space="0"/>
-              <w:right w:val="single" w:color="000000" w:themeColor="text1" w:sz="4" w:space="0"/>
+              <w:top w:val="single" w:sz="4" w:space="0" w:color="000000"/>
+              <w:left w:val="single" w:sz="4" w:space="0" w:color="000000"/>
+              <w:bottom w:val="single" w:sz="4" w:space="0" w:color="000000"/>
+              <w:right w:val="single" w:sz="4" w:space="0" w:color="000000"/>
             </w:tcBorders>
-            <w:shd w:val="clear" w:color="auto" w:fill="auto"/>
-            <w:tcMar/>
+            <w:shd w:color="auto" w:fill="auto" w:val="clear"/>
           </w:tcPr>
-          <w:p wp14:textId="77777777">
+          <w:p>
             <w:pPr>
+              <w:pStyle w:val="Normal"/>
               <w:rPr>
                 <w:rFonts w:ascii="Aptos" w:hAnsi="Aptos" w:eastAsia="Aptos" w:cs="Aptos"/>
-                <w:b w:val="1"/>
-                <w:bCs w:val="1"/>
+                <w:b/>
+                <w:bCs/>
                 <w:sz w:val="24"/>
                 <w:szCs w:val="24"/>
               </w:rPr>
             </w:pPr>
             <w:r>
               <w:rPr>
-                <w:rFonts w:ascii="Aptos" w:hAnsi="Aptos" w:eastAsia="Aptos" w:cs="Aptos"/>
-                <w:b w:val="1"/>
-                <w:bCs w:val="1"/>
+                <w:rFonts w:eastAsia="Aptos" w:cs="Aptos" w:ascii="Aptos" w:hAnsi="Aptos"/>
+                <w:b/>
+                <w:bCs/>
                 <w:sz w:val="24"/>
                 <w:szCs w:val="24"/>
               </w:rPr>
@@ -1469,31 +1395,31 @@
         </w:tc>
         <w:tc>
           <w:tcPr>
-            <w:tcW w:w="567" w:type="dxa"/>
+            <w:tcW w:w="566" w:type="dxa"/>
             <w:tcBorders>
-              <w:top w:val="single" w:color="000000" w:themeColor="text1" w:sz="4" w:space="0"/>
-              <w:left w:val="single" w:color="000000" w:themeColor="text1" w:sz="4" w:space="0"/>
-              <w:bottom w:val="single" w:color="000000" w:themeColor="text1" w:sz="4" w:space="0"/>
-              <w:right w:val="single" w:color="000000" w:themeColor="text1" w:sz="4" w:space="0"/>
+              <w:top w:val="single" w:sz="4" w:space="0" w:color="000000"/>
+              <w:left w:val="single" w:sz="4" w:space="0" w:color="000000"/>
+              <w:bottom w:val="single" w:sz="4" w:space="0" w:color="000000"/>
+              <w:right w:val="single" w:sz="4" w:space="0" w:color="000000"/>
             </w:tcBorders>
-            <w:shd w:val="clear" w:color="auto" w:fill="auto"/>
-            <w:tcMar/>
+            <w:shd w:color="auto" w:fill="auto" w:val="clear"/>
           </w:tcPr>
-          <w:p wp14:textId="77777777">
+          <w:p>
             <w:pPr>
+              <w:pStyle w:val="Normal"/>
               <w:rPr>
                 <w:rFonts w:ascii="Aptos" w:hAnsi="Aptos" w:eastAsia="Aptos" w:cs="Aptos"/>
-                <w:b w:val="1"/>
-                <w:bCs w:val="1"/>
+                <w:b/>
+                <w:bCs/>
                 <w:sz w:val="24"/>
                 <w:szCs w:val="24"/>
               </w:rPr>
             </w:pPr>
             <w:r>
               <w:rPr>
-                <w:rFonts w:ascii="Aptos" w:hAnsi="Aptos" w:eastAsia="Aptos" w:cs="Aptos"/>
-                <w:b w:val="1"/>
-                <w:bCs w:val="1"/>
+                <w:rFonts w:eastAsia="Aptos" w:cs="Aptos" w:ascii="Aptos" w:hAnsi="Aptos"/>
+                <w:b/>
+                <w:bCs/>
                 <w:sz w:val="24"/>
                 <w:szCs w:val="24"/>
               </w:rPr>
@@ -1503,85 +1429,96 @@
         </w:tc>
       </w:tr>
     </w:tbl>
-    <w:p xmlns:wp14="http://schemas.microsoft.com/office/word/2010/wordml" wp14:textId="77777777">
-      <w:pPr>
-        <w:rPr>
-          <w:rFonts w:ascii="Aptos" w:hAnsi="Aptos" w:eastAsia="Aptos" w:cs="Aptos"/>
-          <w:b w:val="1"/>
-          <w:bCs w:val="1"/>
-          <w:sz w:val="24"/>
-          <w:szCs w:val="24"/>
-        </w:rPr>
-      </w:pPr>
-      <w:r>
-        <w:rPr>
-          <w:rFonts w:ascii="Aptos" w:hAnsi="Aptos" w:eastAsia="Aptos" w:cs="Aptos"/>
-          <w:b w:val="1"/>
-          <w:bCs w:val="1"/>
+    <w:p>
+      <w:pPr>
+        <w:pStyle w:val="Normal"/>
+        <w:rPr>
+          <w:rFonts w:ascii="Aptos" w:hAnsi="Aptos" w:eastAsia="Aptos" w:cs="Aptos"/>
+          <w:b/>
+          <w:bCs/>
+          <w:sz w:val="24"/>
+          <w:szCs w:val="24"/>
+        </w:rPr>
+      </w:pPr>
+      <w:r>
+        <w:rPr>
+          <w:rFonts w:eastAsia="Aptos" w:cs="Aptos" w:ascii="Aptos" w:hAnsi="Aptos"/>
+          <w:b/>
+          <w:bCs/>
           <w:sz w:val="24"/>
           <w:szCs w:val="24"/>
         </w:rPr>
         <w:t>Section D</w:t>
       </w:r>
     </w:p>
-    <w:p xmlns:wp14="http://schemas.microsoft.com/office/word/2010/wordml" wp14:textId="77777777">
-      <w:pPr>
-        <w:rPr>
-          <w:rFonts w:ascii="Aptos" w:hAnsi="Aptos" w:eastAsia="Aptos" w:cs="Aptos"/>
-          <w:b w:val="1"/>
-          <w:bCs w:val="1"/>
-          <w:sz w:val="24"/>
-          <w:szCs w:val="24"/>
-        </w:rPr>
-      </w:pPr>
+    <w:p>
+      <w:pPr>
+        <w:pStyle w:val="Normal"/>
+        <w:rPr>
+          <w:rFonts w:ascii="Aptos" w:hAnsi="Aptos" w:eastAsia="Aptos" w:cs="Aptos"/>
+          <w:b/>
+          <w:bCs/>
+          <w:sz w:val="24"/>
+          <w:szCs w:val="24"/>
+        </w:rPr>
+      </w:pPr>
+      <w:r>
+        <w:rPr>
+          <w:rFonts w:eastAsia="Aptos" w:cs="Aptos" w:ascii="Aptos" w:hAnsi="Aptos"/>
+          <w:b/>
+          <w:bCs/>
+          <w:sz w:val="24"/>
+          <w:szCs w:val="24"/>
+        </w:rPr>
+      </w:r>
     </w:p>
     <w:tbl>
       <w:tblPr>
         <w:tblStyle w:val="a2"/>
         <w:tblW w:w="567" w:type="dxa"/>
+        <w:jc w:val="left"/>
         <w:tblInd w:w="1036" w:type="dxa"/>
-        <w:tblBorders>
-          <w:top w:val="single" w:color="000000" w:sz="4" w:space="0"/>
-          <w:left w:val="single" w:color="000000" w:sz="4" w:space="0"/>
-          <w:bottom w:val="single" w:color="000000" w:sz="4" w:space="0"/>
-          <w:right w:val="single" w:color="000000" w:sz="4" w:space="0"/>
-          <w:insideH w:val="single" w:color="000000" w:sz="4" w:space="0"/>
-          <w:insideV w:val="single" w:color="000000" w:sz="4" w:space="0"/>
-        </w:tblBorders>
         <w:tblLayout w:type="fixed"/>
-        <w:tblLook w:val="0000" w:firstRow="0" w:lastRow="0" w:firstColumn="0" w:lastColumn="0" w:noHBand="0" w:noVBand="0"/>
+        <w:tblCellMar>
+          <w:top w:w="0" w:type="dxa"/>
+          <w:left w:w="108" w:type="dxa"/>
+          <w:bottom w:w="0" w:type="dxa"/>
+          <w:right w:w="108" w:type="dxa"/>
+        </w:tblCellMar>
+        <w:tblLook w:val="0000" w:noHBand="0" w:noVBand="0" w:firstColumn="0" w:lastRow="0" w:lastColumn="0" w:firstRow="0"/>
       </w:tblPr>
       <w:tblGrid>
         <w:gridCol w:w="567"/>
       </w:tblGrid>
-      <w:tr xmlns:wp14="http://schemas.microsoft.com/office/word/2010/wordml" wp14:textId="77777777">
+      <w:tr>
+        <w:trPr/>
         <w:tc>
           <w:tcPr>
             <w:tcW w:w="567" w:type="dxa"/>
             <w:tcBorders>
-              <w:top w:val="single" w:color="000000" w:themeColor="text1" w:sz="4" w:space="0"/>
-              <w:left w:val="single" w:color="000000" w:themeColor="text1" w:sz="4" w:space="0"/>
-              <w:bottom w:val="single" w:color="000000" w:themeColor="text1" w:sz="4" w:space="0"/>
-              <w:right w:val="single" w:color="000000" w:themeColor="text1" w:sz="4" w:space="0"/>
+              <w:top w:val="single" w:sz="4" w:space="0" w:color="000000"/>
+              <w:left w:val="single" w:sz="4" w:space="0" w:color="000000"/>
+              <w:bottom w:val="single" w:sz="4" w:space="0" w:color="000000"/>
+              <w:right w:val="single" w:sz="4" w:space="0" w:color="000000"/>
             </w:tcBorders>
-            <w:shd w:val="clear" w:color="auto" w:fill="auto"/>
-            <w:tcMar/>
+            <w:shd w:color="auto" w:fill="auto" w:val="clear"/>
           </w:tcPr>
-          <w:p wp14:textId="77777777">
+          <w:p>
             <w:pPr>
+              <w:pStyle w:val="Normal"/>
               <w:rPr>
                 <w:rFonts w:ascii="Aptos" w:hAnsi="Aptos" w:eastAsia="Aptos" w:cs="Aptos"/>
-                <w:b w:val="1"/>
-                <w:bCs w:val="1"/>
+                <w:b/>
+                <w:bCs/>
                 <w:sz w:val="24"/>
                 <w:szCs w:val="24"/>
               </w:rPr>
             </w:pPr>
             <w:r>
               <w:rPr>
-                <w:rFonts w:ascii="Aptos" w:hAnsi="Aptos" w:eastAsia="Aptos" w:cs="Aptos"/>
-                <w:b w:val="1"/>
-                <w:bCs w:val="1"/>
+                <w:rFonts w:eastAsia="Aptos" w:cs="Aptos" w:ascii="Aptos" w:hAnsi="Aptos"/>
+                <w:b/>
+                <w:bCs/>
                 <w:sz w:val="24"/>
                 <w:szCs w:val="24"/>
               </w:rPr>
@@ -1591,151 +1528,183 @@
         </w:tc>
       </w:tr>
     </w:tbl>
-    <w:p xmlns:wp14="http://schemas.microsoft.com/office/word/2010/wordml" wp14:textId="77777777">
-      <w:pPr>
-        <w:rPr>
-          <w:rFonts w:ascii="Aptos" w:hAnsi="Aptos" w:eastAsia="Aptos" w:cs="Aptos"/>
-          <w:b w:val="1"/>
-          <w:bCs w:val="1"/>
-          <w:sz w:val="24"/>
-          <w:szCs w:val="24"/>
-        </w:rPr>
-      </w:pPr>
-    </w:p>
-    <w:p xmlns:wp14="http://schemas.microsoft.com/office/word/2010/wordml" wp14:textId="2FAFD3ED">
-      <w:pPr>
-        <w:rPr>
-          <w:rFonts w:ascii="Aptos" w:hAnsi="Aptos" w:eastAsia="Aptos" w:cs="Aptos"/>
-          <w:b w:val="1"/>
-          <w:bCs w:val="1"/>
-          <w:sz w:val="24"/>
-          <w:szCs w:val="24"/>
-        </w:rPr>
-      </w:pPr>
-      <w:r>
-        <w:rPr>
-          <w:rFonts w:ascii="Aptos" w:hAnsi="Aptos" w:eastAsia="Aptos" w:cs="Aptos"/>
-          <w:b w:val="1"/>
-          <w:bCs w:val="1"/>
+    <w:p>
+      <w:pPr>
+        <w:pStyle w:val="Normal"/>
+        <w:rPr>
+          <w:rFonts w:ascii="Aptos" w:hAnsi="Aptos" w:eastAsia="Aptos" w:cs="Aptos"/>
+          <w:b/>
+          <w:bCs/>
+          <w:sz w:val="24"/>
+          <w:szCs w:val="24"/>
+        </w:rPr>
+      </w:pPr>
+      <w:r>
+        <w:rPr>
+          <w:rFonts w:eastAsia="Aptos" w:cs="Aptos" w:ascii="Aptos" w:hAnsi="Aptos"/>
+          <w:b/>
+          <w:bCs/>
+          <w:sz w:val="24"/>
+          <w:szCs w:val="24"/>
+        </w:rPr>
+      </w:r>
+    </w:p>
+    <w:p>
+      <w:pPr>
+        <w:pStyle w:val="Normal"/>
+        <w:rPr>
+          <w:rFonts w:ascii="Aptos" w:hAnsi="Aptos" w:eastAsia="Aptos" w:cs="Aptos"/>
+          <w:b/>
+          <w:bCs/>
+          <w:sz w:val="24"/>
+          <w:szCs w:val="24"/>
+        </w:rPr>
+      </w:pPr>
+      <w:r>
+        <w:rPr>
+          <w:rFonts w:eastAsia="Aptos" w:cs="Aptos" w:ascii="Aptos" w:hAnsi="Aptos"/>
+          <w:b/>
+          <w:bCs/>
           <w:sz w:val="24"/>
           <w:szCs w:val="24"/>
         </w:rPr>
         <w:t>Section E </w:t>
       </w:r>
     </w:p>
-    <w:p xmlns:wp14="http://schemas.microsoft.com/office/word/2010/wordml" wp14:textId="77777777">
-      <w:pPr>
-        <w:rPr>
-          <w:rFonts w:ascii="Aptos" w:hAnsi="Aptos" w:eastAsia="Aptos" w:cs="Aptos"/>
-          <w:b w:val="1"/>
-          <w:bCs w:val="1"/>
-          <w:sz w:val="24"/>
-          <w:szCs w:val="24"/>
-        </w:rPr>
-      </w:pPr>
-      <w:r>
-        <w:rPr>
-          <w:rFonts w:ascii="Aptos" w:hAnsi="Aptos" w:eastAsia="Aptos" w:cs="Aptos"/>
-          <w:b w:val="1"/>
-          <w:bCs w:val="1"/>
+    <w:p>
+      <w:pPr>
+        <w:pStyle w:val="Normal"/>
+        <w:rPr>
+          <w:rFonts w:ascii="Aptos" w:hAnsi="Aptos" w:eastAsia="Aptos" w:cs="Aptos"/>
+          <w:b/>
+          <w:bCs/>
+          <w:sz w:val="24"/>
+          <w:szCs w:val="24"/>
+        </w:rPr>
+      </w:pPr>
+      <w:r>
+        <w:rPr>
+          <w:rFonts w:eastAsia="Aptos" w:cs="Aptos" w:ascii="Aptos" w:hAnsi="Aptos"/>
+          <w:b/>
+          <w:bCs/>
           <w:sz w:val="24"/>
           <w:szCs w:val="24"/>
         </w:rPr>
         <w:t xml:space="preserve">Children only </w:t>
       </w:r>
     </w:p>
-    <w:p xmlns:wp14="http://schemas.microsoft.com/office/word/2010/wordml" wp14:textId="77777777">
-      <w:pPr>
-        <w:rPr>
-          <w:rFonts w:ascii="Aptos" w:hAnsi="Aptos" w:eastAsia="Aptos" w:cs="Aptos"/>
-          <w:b w:val="1"/>
-          <w:bCs w:val="1"/>
-          <w:sz w:val="24"/>
-          <w:szCs w:val="24"/>
-        </w:rPr>
-      </w:pPr>
-    </w:p>
-    <w:p xmlns:wp14="http://schemas.microsoft.com/office/word/2010/wordml" wp14:textId="77777777">
-      <w:pPr>
-        <w:rPr>
-          <w:rFonts w:ascii="Aptos" w:hAnsi="Aptos" w:eastAsia="Aptos" w:cs="Aptos"/>
-          <w:b w:val="1"/>
-          <w:bCs w:val="1"/>
-          <w:sz w:val="24"/>
-          <w:szCs w:val="24"/>
-        </w:rPr>
-      </w:pPr>
-      <w:r>
-        <w:rPr>
-          <w:rFonts w:ascii="Aptos" w:hAnsi="Aptos" w:eastAsia="Aptos" w:cs="Aptos"/>
-          <w:b w:val="1"/>
-          <w:bCs w:val="1"/>
+    <w:p>
+      <w:pPr>
+        <w:pStyle w:val="Normal"/>
+        <w:rPr>
+          <w:rFonts w:ascii="Aptos" w:hAnsi="Aptos" w:eastAsia="Aptos" w:cs="Aptos"/>
+          <w:b/>
+          <w:bCs/>
+          <w:sz w:val="24"/>
+          <w:szCs w:val="24"/>
+        </w:rPr>
+      </w:pPr>
+      <w:r>
+        <w:rPr>
+          <w:rFonts w:eastAsia="Aptos" w:cs="Aptos" w:ascii="Aptos" w:hAnsi="Aptos"/>
+          <w:b/>
+          <w:bCs/>
+          <w:sz w:val="24"/>
+          <w:szCs w:val="24"/>
+        </w:rPr>
+      </w:r>
+    </w:p>
+    <w:p>
+      <w:pPr>
+        <w:pStyle w:val="Normal"/>
+        <w:rPr>
+          <w:rFonts w:ascii="Aptos" w:hAnsi="Aptos" w:eastAsia="Aptos" w:cs="Aptos"/>
+          <w:b/>
+          <w:bCs/>
+          <w:sz w:val="24"/>
+          <w:szCs w:val="24"/>
+        </w:rPr>
+      </w:pPr>
+      <w:r>
+        <w:rPr>
+          <w:rFonts w:eastAsia="Aptos" w:cs="Aptos" w:ascii="Aptos" w:hAnsi="Aptos"/>
+          <w:b/>
+          <w:bCs/>
           <w:sz w:val="24"/>
           <w:szCs w:val="24"/>
         </w:rPr>
         <w:t>Name………………………                                            Age……</w:t>
       </w:r>
     </w:p>
-    <w:p xmlns:wp14="http://schemas.microsoft.com/office/word/2010/wordml" wp14:textId="77777777">
-      <w:pPr>
-        <w:rPr>
-          <w:rFonts w:ascii="Aptos" w:hAnsi="Aptos" w:eastAsia="Aptos" w:cs="Aptos"/>
-          <w:b w:val="1"/>
-          <w:bCs w:val="1"/>
-          <w:sz w:val="24"/>
-          <w:szCs w:val="24"/>
-        </w:rPr>
-      </w:pPr>
+    <w:p>
+      <w:pPr>
+        <w:pStyle w:val="Normal"/>
+        <w:rPr>
+          <w:rFonts w:ascii="Aptos" w:hAnsi="Aptos" w:eastAsia="Aptos" w:cs="Aptos"/>
+          <w:b/>
+          <w:bCs/>
+          <w:sz w:val="24"/>
+          <w:szCs w:val="24"/>
+        </w:rPr>
+      </w:pPr>
+      <w:r>
+        <w:rPr>
+          <w:rFonts w:eastAsia="Aptos" w:cs="Aptos" w:ascii="Aptos" w:hAnsi="Aptos"/>
+          <w:b/>
+          <w:bCs/>
+          <w:sz w:val="24"/>
+          <w:szCs w:val="24"/>
+        </w:rPr>
+      </w:r>
     </w:p>
     <w:tbl>
       <w:tblPr>
         <w:tblStyle w:val="a3"/>
-        <w:tblW w:w="1701" w:type="dxa"/>
+        <w:tblW w:w="1015" w:type="dxa"/>
+        <w:jc w:val="left"/>
         <w:tblInd w:w="1036" w:type="dxa"/>
-        <w:tblBorders>
-          <w:top w:val="single" w:color="000000" w:sz="4" w:space="0"/>
-          <w:left w:val="single" w:color="000000" w:sz="4" w:space="0"/>
-          <w:bottom w:val="single" w:color="000000" w:sz="4" w:space="0"/>
-          <w:right w:val="single" w:color="000000" w:sz="4" w:space="0"/>
-          <w:insideH w:val="single" w:color="000000" w:sz="4" w:space="0"/>
-          <w:insideV w:val="single" w:color="000000" w:sz="4" w:space="0"/>
-        </w:tblBorders>
         <w:tblLayout w:type="fixed"/>
-        <w:tblLook w:val="0000" w:firstRow="0" w:lastRow="0" w:firstColumn="0" w:lastColumn="0" w:noHBand="0" w:noVBand="0"/>
+        <w:tblCellMar>
+          <w:top w:w="0" w:type="dxa"/>
+          <w:left w:w="108" w:type="dxa"/>
+          <w:bottom w:w="0" w:type="dxa"/>
+          <w:right w:w="108" w:type="dxa"/>
+        </w:tblCellMar>
+        <w:tblLook w:val="0000" w:noHBand="0" w:noVBand="0" w:firstColumn="0" w:lastRow="0" w:lastColumn="0" w:firstRow="0"/>
       </w:tblPr>
       <w:tblGrid>
-        <w:gridCol w:w="509"/>
-        <w:gridCol w:w="625"/>
-        <w:gridCol w:w="567"/>
+        <w:gridCol w:w="508"/>
+        <w:gridCol w:w="507"/>
       </w:tblGrid>
-      <w:tr xmlns:wp14="http://schemas.microsoft.com/office/word/2010/wordml" wp14:textId="77777777">
+      <w:tr>
+        <w:trPr/>
         <w:tc>
           <w:tcPr>
-            <w:tcW w:w="509" w:type="dxa"/>
+            <w:tcW w:w="508" w:type="dxa"/>
             <w:tcBorders>
-              <w:top w:val="single" w:color="000000" w:themeColor="text1" w:sz="4" w:space="0"/>
-              <w:left w:val="single" w:color="000000" w:themeColor="text1" w:sz="4" w:space="0"/>
-              <w:bottom w:val="single" w:color="000000" w:themeColor="text1" w:sz="4" w:space="0"/>
-              <w:right w:val="single" w:color="000000" w:themeColor="text1" w:sz="4" w:space="0"/>
+              <w:top w:val="single" w:sz="4" w:space="0" w:color="000000"/>
+              <w:left w:val="single" w:sz="4" w:space="0" w:color="000000"/>
+              <w:bottom w:val="single" w:sz="4" w:space="0" w:color="000000"/>
+              <w:right w:val="single" w:sz="4" w:space="0" w:color="000000"/>
             </w:tcBorders>
-            <w:shd w:val="clear" w:color="auto" w:fill="auto"/>
-            <w:tcMar/>
+            <w:shd w:color="auto" w:fill="auto" w:val="clear"/>
           </w:tcPr>
-          <w:p wp14:textId="77777777">
+          <w:p>
             <w:pPr>
+              <w:pStyle w:val="Normal"/>
               <w:rPr>
                 <w:rFonts w:ascii="Aptos" w:hAnsi="Aptos" w:eastAsia="Aptos" w:cs="Aptos"/>
-                <w:b w:val="1"/>
-                <w:bCs w:val="1"/>
+                <w:b/>
+                <w:bCs/>
                 <w:sz w:val="24"/>
                 <w:szCs w:val="24"/>
               </w:rPr>
             </w:pPr>
             <w:r>
               <w:rPr>
-                <w:rFonts w:ascii="Aptos" w:hAnsi="Aptos" w:eastAsia="Aptos" w:cs="Aptos"/>
-                <w:b w:val="1"/>
-                <w:bCs w:val="1"/>
+                <w:rFonts w:eastAsia="Aptos" w:cs="Aptos" w:ascii="Aptos" w:hAnsi="Aptos"/>
+                <w:b/>
+                <w:bCs/>
                 <w:sz w:val="24"/>
                 <w:szCs w:val="24"/>
               </w:rPr>
@@ -1745,193 +1714,157 @@
         </w:tc>
         <w:tc>
           <w:tcPr>
-            <w:tcW w:w="625" w:type="dxa"/>
+            <w:tcW w:w="507" w:type="dxa"/>
             <w:tcBorders>
-              <w:top w:val="single" w:color="000000" w:themeColor="text1" w:sz="4" w:space="0"/>
-              <w:left w:val="single" w:color="000000" w:themeColor="text1" w:sz="4" w:space="0"/>
-              <w:bottom w:val="single" w:color="000000" w:themeColor="text1" w:sz="4" w:space="0"/>
-              <w:right w:val="single" w:color="000000" w:themeColor="text1" w:sz="4" w:space="0"/>
+              <w:top w:val="single" w:sz="4" w:space="0" w:color="000000"/>
+              <w:left w:val="single" w:sz="4" w:space="0" w:color="000000"/>
+              <w:bottom w:val="single" w:sz="4" w:space="0" w:color="000000"/>
+              <w:right w:val="single" w:sz="4" w:space="0" w:color="000000"/>
             </w:tcBorders>
-            <w:shd w:val="clear" w:color="auto" w:fill="auto"/>
-            <w:tcMar/>
+            <w:shd w:color="auto" w:fill="auto" w:val="clear"/>
           </w:tcPr>
-          <w:p wp14:textId="77777777">
+          <w:p>
             <w:pPr>
+              <w:pStyle w:val="Normal"/>
               <w:rPr>
                 <w:rFonts w:ascii="Aptos" w:hAnsi="Aptos" w:eastAsia="Aptos" w:cs="Aptos"/>
-                <w:b w:val="1"/>
-                <w:bCs w:val="1"/>
+                <w:b/>
+                <w:bCs/>
                 <w:sz w:val="24"/>
                 <w:szCs w:val="24"/>
               </w:rPr>
             </w:pPr>
             <w:r>
               <w:rPr>
-                <w:rFonts w:ascii="Aptos" w:hAnsi="Aptos" w:eastAsia="Aptos" w:cs="Aptos"/>
-                <w:b w:val="1"/>
-                <w:bCs w:val="1"/>
+                <w:rFonts w:eastAsia="Aptos" w:cs="Aptos" w:ascii="Aptos" w:hAnsi="Aptos"/>
+                <w:b/>
+                <w:bCs/>
                 <w:sz w:val="24"/>
                 <w:szCs w:val="24"/>
               </w:rPr>
               <w:t>2</w:t>
-            </w:r>
-          </w:p>
-        </w:tc>
-        <w:tc>
-          <w:tcPr>
-            <w:tcW w:w="567" w:type="dxa"/>
-            <w:tcBorders>
-              <w:top w:val="single" w:color="000000" w:themeColor="text1" w:sz="4" w:space="0"/>
-              <w:left w:val="single" w:color="000000" w:themeColor="text1" w:sz="4" w:space="0"/>
-              <w:bottom w:val="single" w:color="000000" w:themeColor="text1" w:sz="4" w:space="0"/>
-              <w:right w:val="single" w:color="000000" w:themeColor="text1" w:sz="4" w:space="0"/>
-            </w:tcBorders>
-            <w:shd w:val="clear" w:color="auto" w:fill="auto"/>
-            <w:tcMar/>
-          </w:tcPr>
-          <w:p wp14:textId="77777777">
-            <w:pPr>
-              <w:rPr>
-                <w:rFonts w:ascii="Aptos" w:hAnsi="Aptos" w:eastAsia="Aptos" w:cs="Aptos"/>
-                <w:b w:val="1"/>
-                <w:bCs w:val="1"/>
-                <w:sz w:val="24"/>
-                <w:szCs w:val="24"/>
-              </w:rPr>
-            </w:pPr>
-            <w:r>
-              <w:rPr>
-                <w:rFonts w:ascii="Aptos" w:hAnsi="Aptos" w:eastAsia="Aptos" w:cs="Aptos"/>
-                <w:b w:val="1"/>
-                <w:bCs w:val="1"/>
-                <w:sz w:val="24"/>
-                <w:szCs w:val="24"/>
-              </w:rPr>
-              <w:t>3</w:t>
             </w:r>
           </w:p>
         </w:tc>
       </w:tr>
     </w:tbl>
-    <w:p xmlns:wp14="http://schemas.microsoft.com/office/word/2010/wordml" wp14:textId="77777777">
-      <w:pPr>
-        <w:rPr>
-          <w:rFonts w:ascii="Aptos" w:hAnsi="Aptos" w:eastAsia="Aptos" w:cs="Aptos"/>
-          <w:b w:val="1"/>
-          <w:bCs w:val="1"/>
-          <w:sz w:val="24"/>
-          <w:szCs w:val="24"/>
-        </w:rPr>
-      </w:pPr>
-      <w:r>
-        <w:rPr>
-          <w:rFonts w:ascii="Aptos" w:hAnsi="Aptos" w:eastAsia="Aptos" w:cs="Aptos"/>
-          <w:b w:val="1"/>
-          <w:bCs w:val="1"/>
+    <w:p>
+      <w:pPr>
+        <w:pStyle w:val="Normal"/>
+        <w:rPr>
+          <w:rFonts w:ascii="Aptos" w:hAnsi="Aptos" w:eastAsia="Aptos" w:cs="Aptos"/>
+          <w:b/>
+          <w:bCs/>
+          <w:sz w:val="24"/>
+          <w:szCs w:val="24"/>
+        </w:rPr>
+      </w:pPr>
+      <w:r>
+        <w:rPr>
+          <w:rFonts w:eastAsia="Aptos" w:cs="Aptos" w:ascii="Aptos" w:hAnsi="Aptos"/>
+          <w:b/>
+          <w:bCs/>
           <w:sz w:val="24"/>
           <w:szCs w:val="24"/>
         </w:rPr>
         <w:t xml:space="preserve"> </w:t>
       </w:r>
     </w:p>
-    <w:p xmlns:wp14="http://schemas.microsoft.com/office/word/2010/wordml" wp14:textId="77777777">
-      <w:pPr>
-        <w:rPr>
-          <w:rFonts w:ascii="Aptos" w:hAnsi="Aptos" w:eastAsia="Aptos" w:cs="Aptos"/>
-          <w:b w:val="1"/>
-          <w:bCs w:val="1"/>
-          <w:sz w:val="24"/>
-          <w:szCs w:val="24"/>
-        </w:rPr>
-      </w:pPr>
-    </w:p>
-    <w:p xmlns:wp14="http://schemas.microsoft.com/office/word/2010/wordml" wp14:textId="77777777">
-      <w:pPr>
-        <w:rPr>
-          <w:rFonts w:ascii="Aptos" w:hAnsi="Aptos" w:eastAsia="Aptos" w:cs="Aptos"/>
-          <w:b w:val="1"/>
-          <w:bCs w:val="1"/>
-          <w:sz w:val="24"/>
-          <w:szCs w:val="24"/>
-        </w:rPr>
-      </w:pPr>
-      <w:r>
-        <w:rPr>
-          <w:rFonts w:ascii="Aptos" w:hAnsi="Aptos" w:eastAsia="Aptos" w:cs="Aptos"/>
-          <w:b w:val="1"/>
-          <w:bCs w:val="1"/>
-          <w:sz w:val="24"/>
-          <w:szCs w:val="24"/>
-        </w:rPr>
-        <w:t>Name……………………………………</w:t>
-      </w:r>
-      <w:r>
-        <w:rPr>
-          <w:rFonts w:ascii="Aptos" w:hAnsi="Aptos" w:eastAsia="Aptos" w:cs="Aptos"/>
-          <w:b w:val="1"/>
-          <w:bCs w:val="1"/>
-          <w:sz w:val="24"/>
-          <w:szCs w:val="24"/>
-        </w:rPr>
-        <w:t>…..</w:t>
-      </w:r>
-      <w:r>
-        <w:rPr>
-          <w:rFonts w:ascii="Aptos" w:hAnsi="Aptos" w:eastAsia="Aptos" w:cs="Aptos"/>
-          <w:b w:val="1"/>
-          <w:bCs w:val="1"/>
-          <w:sz w:val="24"/>
-          <w:szCs w:val="24"/>
-        </w:rPr>
-        <w:t xml:space="preserve"> Tel No……………………</w:t>
-      </w:r>
-    </w:p>
-    <w:p xmlns:wp14="http://schemas.microsoft.com/office/word/2010/wordml" wp14:textId="77777777">
-      <w:pPr>
-        <w:rPr>
-          <w:rFonts w:ascii="Aptos" w:hAnsi="Aptos" w:eastAsia="Aptos" w:cs="Aptos"/>
-          <w:b w:val="1"/>
-          <w:bCs w:val="1"/>
-          <w:sz w:val="24"/>
-          <w:szCs w:val="24"/>
-        </w:rPr>
-      </w:pPr>
-    </w:p>
-    <w:p xmlns:wp14="http://schemas.microsoft.com/office/word/2010/wordml" wp14:textId="77777777">
-      <w:pPr>
-        <w:rPr>
-          <w:rFonts w:ascii="Aptos" w:hAnsi="Aptos" w:eastAsia="Aptos" w:cs="Aptos"/>
-          <w:b w:val="1"/>
-          <w:bCs w:val="1"/>
-          <w:sz w:val="24"/>
-          <w:szCs w:val="24"/>
-        </w:rPr>
-      </w:pPr>
-      <w:r>
-        <w:rPr>
-          <w:rFonts w:ascii="Aptos" w:hAnsi="Aptos" w:eastAsia="Aptos" w:cs="Aptos"/>
-          <w:b w:val="1"/>
-          <w:bCs w:val="1"/>
+    <w:p>
+      <w:pPr>
+        <w:pStyle w:val="Normal"/>
+        <w:rPr>
+          <w:rFonts w:ascii="Aptos" w:hAnsi="Aptos" w:eastAsia="Aptos" w:cs="Aptos"/>
+          <w:b/>
+          <w:bCs/>
+          <w:sz w:val="24"/>
+          <w:szCs w:val="24"/>
+        </w:rPr>
+      </w:pPr>
+      <w:r>
+        <w:rPr>
+          <w:rFonts w:eastAsia="Aptos" w:cs="Aptos" w:ascii="Aptos" w:hAnsi="Aptos"/>
+          <w:b/>
+          <w:bCs/>
+          <w:sz w:val="24"/>
+          <w:szCs w:val="24"/>
+        </w:rPr>
+      </w:r>
+    </w:p>
+    <w:p>
+      <w:pPr>
+        <w:pStyle w:val="Normal"/>
+        <w:rPr>
+          <w:rFonts w:ascii="Aptos" w:hAnsi="Aptos" w:eastAsia="Aptos" w:cs="Aptos"/>
+          <w:b/>
+          <w:bCs/>
+          <w:sz w:val="24"/>
+          <w:szCs w:val="24"/>
+        </w:rPr>
+      </w:pPr>
+      <w:r>
+        <w:rPr>
+          <w:rFonts w:eastAsia="Aptos" w:cs="Aptos" w:ascii="Aptos" w:hAnsi="Aptos"/>
+          <w:b/>
+          <w:bCs/>
+          <w:sz w:val="24"/>
+          <w:szCs w:val="24"/>
+        </w:rPr>
+        <w:t>Name……………………………………….. Tel No……………………</w:t>
+      </w:r>
+    </w:p>
+    <w:p>
+      <w:pPr>
+        <w:pStyle w:val="Normal"/>
+        <w:rPr>
+          <w:rFonts w:ascii="Aptos" w:hAnsi="Aptos" w:eastAsia="Aptos" w:cs="Aptos"/>
+          <w:b/>
+          <w:bCs/>
+          <w:sz w:val="24"/>
+          <w:szCs w:val="24"/>
+        </w:rPr>
+      </w:pPr>
+      <w:r>
+        <w:rPr>
+          <w:rFonts w:eastAsia="Aptos" w:cs="Aptos" w:ascii="Aptos" w:hAnsi="Aptos"/>
+          <w:b/>
+          <w:bCs/>
+          <w:sz w:val="24"/>
+          <w:szCs w:val="24"/>
+        </w:rPr>
+      </w:r>
+    </w:p>
+    <w:p>
+      <w:pPr>
+        <w:pStyle w:val="Normal"/>
+        <w:rPr>
+          <w:rFonts w:ascii="Aptos" w:hAnsi="Aptos" w:eastAsia="Aptos" w:cs="Aptos"/>
+          <w:b/>
+          <w:bCs/>
+          <w:sz w:val="24"/>
+          <w:szCs w:val="24"/>
+        </w:rPr>
+      </w:pPr>
+      <w:r>
+        <w:rPr>
+          <w:rFonts w:eastAsia="Aptos" w:cs="Aptos" w:ascii="Aptos" w:hAnsi="Aptos"/>
+          <w:b/>
+          <w:bCs/>
           <w:sz w:val="24"/>
           <w:szCs w:val="24"/>
         </w:rPr>
         <w:t>Rules of Entry</w:t>
       </w:r>
     </w:p>
-    <w:p xmlns:wp14="http://schemas.microsoft.com/office/word/2010/wordml" wp14:textId="77777777">
-      <w:pPr>
+    <w:p>
+      <w:pPr>
+        <w:pStyle w:val="Normal"/>
         <w:numPr>
           <w:ilvl w:val="0"/>
           <w:numId w:val="1"/>
         </w:numPr>
-        <w:pBdr>
-          <w:top w:val="nil" w:color="000000" w:sz="0" w:space="0"/>
-          <w:left w:val="nil" w:color="000000" w:sz="0" w:space="0"/>
-          <w:bottom w:val="nil" w:color="000000" w:sz="0" w:space="0"/>
-          <w:right w:val="nil" w:color="000000" w:sz="0" w:space="0"/>
-          <w:between w:val="nil" w:color="000000" w:sz="0" w:space="0"/>
-        </w:pBdr>
-        <w:ind w:left="284" w:hanging="284"/>
+        <w:pBdr/>
+        <w:ind w:hanging="284" w:left="284"/>
         <w:rPr>
           <w:rFonts w:ascii="Aptos" w:hAnsi="Aptos" w:eastAsia="Aptos" w:cs="Aptos"/>
           <w:color w:val="000000"/>
@@ -1941,8 +1874,8 @@
       </w:pPr>
       <w:r>
         <w:rPr>
-          <w:rFonts w:ascii="Aptos" w:hAnsi="Aptos" w:eastAsia="Aptos" w:cs="Aptos"/>
-          <w:color w:val="000000" w:themeColor="text1" w:themeTint="FF" w:themeShade="FF"/>
+          <w:rFonts w:eastAsia="Aptos" w:cs="Aptos" w:ascii="Aptos" w:hAnsi="Aptos"/>
+          <w:color w:themeColor="text1" w:val="000000"/>
           <w:sz w:val="24"/>
           <w:szCs w:val="24"/>
         </w:rPr>
@@ -1950,10 +1883,10 @@
       </w:r>
       <w:r>
         <w:rPr>
-          <w:rFonts w:ascii="Aptos" w:hAnsi="Aptos" w:eastAsia="Aptos" w:cs="Aptos"/>
-          <w:b w:val="1"/>
-          <w:bCs w:val="1"/>
-          <w:color w:val="000000" w:themeColor="text1" w:themeTint="FF" w:themeShade="FF"/>
+          <w:rFonts w:eastAsia="Aptos" w:cs="Aptos" w:ascii="Aptos" w:hAnsi="Aptos"/>
+          <w:b w:val="false"/>
+          <w:bCs w:val="false"/>
+          <w:color w:themeColor="text1" w:val="000000"/>
           <w:sz w:val="24"/>
           <w:szCs w:val="24"/>
         </w:rPr>
@@ -1961,10 +1894,10 @@
       </w:r>
       <w:r>
         <w:rPr>
-          <w:rFonts w:ascii="Aptos" w:hAnsi="Aptos" w:eastAsia="Aptos" w:cs="Aptos"/>
-          <w:b w:val="1"/>
-          <w:bCs w:val="1"/>
-          <w:color w:val="000000" w:themeColor="text1" w:themeTint="FF" w:themeShade="FF"/>
+          <w:rFonts w:eastAsia="Aptos" w:cs="Aptos" w:ascii="Aptos" w:hAnsi="Aptos"/>
+          <w:b/>
+          <w:bCs/>
+          <w:color w:themeColor="text1" w:val="000000"/>
           <w:sz w:val="24"/>
           <w:szCs w:val="24"/>
         </w:rPr>
@@ -1972,28 +1905,23 @@
       </w:r>
       <w:r>
         <w:rPr>
-          <w:rFonts w:ascii="Aptos" w:hAnsi="Aptos" w:eastAsia="Aptos" w:cs="Aptos"/>
-          <w:color w:val="000000" w:themeColor="text1" w:themeTint="FF" w:themeShade="FF"/>
+          <w:rFonts w:eastAsia="Aptos" w:cs="Aptos" w:ascii="Aptos" w:hAnsi="Aptos"/>
+          <w:color w:themeColor="text1" w:val="000000"/>
           <w:sz w:val="24"/>
           <w:szCs w:val="24"/>
         </w:rPr>
         <w:t>of Rowlands Castle Gardening Club</w:t>
       </w:r>
     </w:p>
-    <w:p xmlns:wp14="http://schemas.microsoft.com/office/word/2010/wordml" wp14:textId="29B4C626">
-      <w:pPr>
+    <w:p>
+      <w:pPr>
+        <w:pStyle w:val="Normal"/>
         <w:numPr>
           <w:ilvl w:val="0"/>
           <w:numId w:val="1"/>
         </w:numPr>
-        <w:pBdr>
-          <w:top w:val="nil" w:color="000000" w:sz="0" w:space="0"/>
-          <w:left w:val="nil" w:color="000000" w:sz="0" w:space="0"/>
-          <w:bottom w:val="nil" w:color="000000" w:sz="0" w:space="0"/>
-          <w:right w:val="nil" w:color="000000" w:sz="0" w:space="0"/>
-          <w:between w:val="nil" w:color="000000" w:sz="0" w:space="0"/>
-        </w:pBdr>
-        <w:ind w:left="284" w:hanging="284"/>
+        <w:pBdr/>
+        <w:ind w:hanging="284" w:left="284"/>
         <w:rPr>
           <w:rFonts w:ascii="Aptos" w:hAnsi="Aptos" w:eastAsia="Aptos" w:cs="Aptos"/>
           <w:color w:val="000000"/>
@@ -2003,28 +1931,23 @@
       </w:pPr>
       <w:r>
         <w:rPr>
-          <w:rFonts w:ascii="Aptos" w:hAnsi="Aptos" w:eastAsia="Aptos" w:cs="Aptos"/>
-          <w:color w:val="000000" w:themeColor="text1" w:themeTint="FF" w:themeShade="FF"/>
+          <w:rFonts w:eastAsia="Aptos" w:cs="Aptos" w:ascii="Aptos" w:hAnsi="Aptos"/>
+          <w:color w:themeColor="text1" w:val="000000"/>
           <w:sz w:val="24"/>
           <w:szCs w:val="24"/>
         </w:rPr>
         <w:t>Exhibitors may only enter one exhibit in each class.</w:t>
       </w:r>
     </w:p>
-    <w:p xmlns:wp14="http://schemas.microsoft.com/office/word/2010/wordml" wp14:textId="027AE151">
-      <w:pPr>
+    <w:p>
+      <w:pPr>
+        <w:pStyle w:val="Normal"/>
         <w:numPr>
           <w:ilvl w:val="0"/>
           <w:numId w:val="1"/>
         </w:numPr>
-        <w:pBdr>
-          <w:top w:val="nil" w:color="000000" w:sz="0" w:space="0"/>
-          <w:left w:val="nil" w:color="000000" w:sz="0" w:space="0"/>
-          <w:bottom w:val="nil" w:color="000000" w:sz="0" w:space="0"/>
-          <w:right w:val="nil" w:color="000000" w:sz="0" w:space="0"/>
-          <w:between w:val="nil" w:color="000000" w:sz="0" w:space="0"/>
-        </w:pBdr>
-        <w:ind w:left="284" w:hanging="284"/>
+        <w:pBdr/>
+        <w:ind w:hanging="284" w:left="284"/>
         <w:rPr>
           <w:rFonts w:ascii="Aptos" w:hAnsi="Aptos" w:eastAsia="Aptos" w:cs="Aptos"/>
           <w:color w:val="000000"/>
@@ -2034,35 +1957,26 @@
       </w:pPr>
       <w:r>
         <w:rPr>
-          <w:rFonts w:ascii="Aptos" w:hAnsi="Aptos" w:eastAsia="Aptos" w:cs="Aptos"/>
-          <w:color w:val="000000" w:themeColor="text1" w:themeTint="FF" w:themeShade="FF"/>
-          <w:sz w:val="24"/>
-          <w:szCs w:val="24"/>
-        </w:rPr>
-        <w:t xml:space="preserve">Entry forms to be </w:t>
-      </w:r>
-      <w:r>
-        <w:rPr>
-          <w:rFonts w:ascii="Aptos" w:hAnsi="Aptos" w:eastAsia="Aptos" w:cs="Aptos"/>
-          <w:color w:val="000000" w:themeColor="text1" w:themeTint="FF" w:themeShade="FF"/>
-          <w:sz w:val="24"/>
-          <w:szCs w:val="24"/>
-        </w:rPr>
-        <w:t>submitted</w:t>
-      </w:r>
-      <w:r>
-        <w:rPr>
-          <w:rFonts w:ascii="Aptos" w:hAnsi="Aptos" w:eastAsia="Aptos" w:cs="Aptos"/>
-          <w:color w:val="000000" w:themeColor="text1" w:themeTint="FF" w:themeShade="FF"/>
-          <w:sz w:val="24"/>
-          <w:szCs w:val="24"/>
-        </w:rPr>
-        <w:t xml:space="preserve"> by 9pm on Wednesday 26</w:t>
-      </w:r>
-      <w:r>
-        <w:rPr>
-          <w:rFonts w:ascii="Aptos" w:hAnsi="Aptos" w:eastAsia="Aptos" w:cs="Aptos"/>
-          <w:color w:val="000000" w:themeColor="text1" w:themeTint="FF" w:themeShade="FF"/>
+          <w:rFonts w:eastAsia="Aptos" w:cs="Aptos" w:ascii="Aptos" w:hAnsi="Aptos"/>
+          <w:color w:themeColor="text1" w:val="000000"/>
+          <w:sz w:val="24"/>
+          <w:szCs w:val="24"/>
+        </w:rPr>
+        <w:t>Entry forms to be submitted by Wednesday 2</w:t>
+      </w:r>
+      <w:r>
+        <w:rPr>
+          <w:rFonts w:eastAsia="Aptos" w:cs="Aptos" w:ascii="Aptos" w:hAnsi="Aptos"/>
+          <w:color w:themeColor="text1" w:val="000000"/>
+          <w:sz w:val="24"/>
+          <w:szCs w:val="24"/>
+        </w:rPr>
+        <w:t>5</w:t>
+      </w:r>
+      <w:r>
+        <w:rPr>
+          <w:rFonts w:eastAsia="Aptos" w:cs="Aptos" w:ascii="Aptos" w:hAnsi="Aptos"/>
+          <w:color w:themeColor="text1" w:val="000000"/>
           <w:sz w:val="24"/>
           <w:szCs w:val="24"/>
           <w:vertAlign w:val="superscript"/>
@@ -2071,28 +1985,23 @@
       </w:r>
       <w:r>
         <w:rPr>
-          <w:rFonts w:ascii="Aptos" w:hAnsi="Aptos" w:eastAsia="Aptos" w:cs="Aptos"/>
-          <w:color w:val="000000" w:themeColor="text1" w:themeTint="FF" w:themeShade="FF"/>
+          <w:rFonts w:eastAsia="Aptos" w:cs="Aptos" w:ascii="Aptos" w:hAnsi="Aptos"/>
+          <w:color w:themeColor="text1" w:val="000000"/>
           <w:sz w:val="24"/>
           <w:szCs w:val="24"/>
         </w:rPr>
         <w:t xml:space="preserve"> March.</w:t>
       </w:r>
     </w:p>
-    <w:p xmlns:wp14="http://schemas.microsoft.com/office/word/2010/wordml" wp14:textId="0CC6BF85">
-      <w:pPr>
+    <w:p>
+      <w:pPr>
+        <w:pStyle w:val="Normal"/>
         <w:numPr>
           <w:ilvl w:val="0"/>
           <w:numId w:val="1"/>
         </w:numPr>
-        <w:pBdr>
-          <w:top w:val="nil" w:color="000000" w:sz="0" w:space="0"/>
-          <w:left w:val="nil" w:color="000000" w:sz="0" w:space="0"/>
-          <w:bottom w:val="nil" w:color="000000" w:sz="0" w:space="0"/>
-          <w:right w:val="nil" w:color="000000" w:sz="0" w:space="0"/>
-          <w:between w:val="nil" w:color="000000" w:sz="0" w:space="0"/>
-        </w:pBdr>
-        <w:ind w:left="284" w:hanging="284"/>
+        <w:pBdr/>
+        <w:ind w:hanging="284" w:left="284"/>
         <w:rPr>
           <w:rFonts w:ascii="Aptos" w:hAnsi="Aptos" w:eastAsia="Aptos" w:cs="Aptos"/>
           <w:color w:val="000000"/>
@@ -2102,23 +2011,18 @@
       </w:pPr>
       <w:r>
         <w:rPr>
-          <w:rFonts w:ascii="Aptos" w:hAnsi="Aptos" w:eastAsia="Aptos" w:cs="Aptos"/>
-          <w:color w:val="000000" w:themeColor="text1" w:themeTint="FF" w:themeShade="FF"/>
+          <w:rFonts w:eastAsia="Aptos" w:cs="Aptos" w:ascii="Aptos" w:hAnsi="Aptos"/>
+          <w:color w:themeColor="text1" w:val="000000"/>
           <w:sz w:val="24"/>
           <w:szCs w:val="24"/>
         </w:rPr>
         <w:t>The hall will be open to receive competition entries between 10a.m. and 12 noon.</w:t>
       </w:r>
     </w:p>
-    <w:p xmlns:wp14="http://schemas.microsoft.com/office/word/2010/wordml" wp14:textId="77777777">
-      <w:pPr>
-        <w:pBdr>
-          <w:top w:val="nil" w:color="000000" w:sz="0" w:space="0"/>
-          <w:left w:val="nil" w:color="000000" w:sz="0" w:space="0"/>
-          <w:bottom w:val="nil" w:color="000000" w:sz="0" w:space="0"/>
-          <w:right w:val="nil" w:color="000000" w:sz="0" w:space="0"/>
-          <w:between w:val="nil" w:color="000000" w:sz="0" w:space="0"/>
-        </w:pBdr>
+    <w:p>
+      <w:pPr>
+        <w:pStyle w:val="Normal"/>
+        <w:pBdr/>
         <w:ind w:left="284"/>
         <w:rPr>
           <w:rFonts w:ascii="Aptos" w:hAnsi="Aptos" w:eastAsia="Aptos" w:cs="Aptos"/>
@@ -2129,23 +2033,18 @@
       </w:pPr>
       <w:r>
         <w:rPr>
-          <w:rFonts w:ascii="Aptos" w:hAnsi="Aptos" w:eastAsia="Aptos" w:cs="Aptos"/>
-          <w:color w:val="000000" w:themeColor="text1" w:themeTint="FF" w:themeShade="FF"/>
+          <w:rFonts w:eastAsia="Aptos" w:cs="Aptos" w:ascii="Aptos" w:hAnsi="Aptos"/>
+          <w:color w:themeColor="text1" w:val="000000"/>
           <w:sz w:val="24"/>
           <w:szCs w:val="24"/>
         </w:rPr>
         <w:t>No entries will be received after 12 noon. Judging between 12 noon and 2 p.m.</w:t>
       </w:r>
     </w:p>
-    <w:p xmlns:wp14="http://schemas.microsoft.com/office/word/2010/wordml" wp14:textId="77777777">
-      <w:pPr>
-        <w:pBdr>
-          <w:top w:val="nil" w:color="000000" w:sz="0" w:space="0"/>
-          <w:left w:val="nil" w:color="000000" w:sz="0" w:space="0"/>
-          <w:bottom w:val="nil" w:color="000000" w:sz="0" w:space="0"/>
-          <w:right w:val="nil" w:color="000000" w:sz="0" w:space="0"/>
-          <w:between w:val="nil" w:color="000000" w:sz="0" w:space="0"/>
-        </w:pBdr>
+    <w:p>
+      <w:pPr>
+        <w:pStyle w:val="Normal"/>
+        <w:pBdr/>
         <w:ind w:left="284"/>
         <w:rPr>
           <w:rFonts w:ascii="Aptos" w:hAnsi="Aptos" w:eastAsia="Aptos" w:cs="Aptos"/>
@@ -2156,24 +2055,19 @@
       </w:pPr>
       <w:r>
         <w:rPr>
-          <w:rFonts w:ascii="Aptos" w:hAnsi="Aptos" w:eastAsia="Aptos" w:cs="Aptos"/>
-          <w:color w:val="000000" w:themeColor="text1" w:themeTint="FF" w:themeShade="FF"/>
+          <w:rFonts w:eastAsia="Aptos" w:cs="Aptos" w:ascii="Aptos" w:hAnsi="Aptos"/>
+          <w:color w:themeColor="text1" w:val="000000"/>
           <w:sz w:val="24"/>
           <w:szCs w:val="24"/>
         </w:rPr>
         <w:t>The show opens to the public at 2 p.m.</w:t>
       </w:r>
     </w:p>
-    <w:p xmlns:wp14="http://schemas.microsoft.com/office/word/2010/wordml" wp14:textId="77777777">
-      <w:pPr>
-        <w:pBdr>
-          <w:top w:val="nil" w:color="000000" w:sz="0" w:space="0"/>
-          <w:left w:val="nil" w:color="000000" w:sz="0" w:space="0"/>
-          <w:bottom w:val="nil" w:color="000000" w:sz="0" w:space="0"/>
-          <w:right w:val="nil" w:color="000000" w:sz="0" w:space="0"/>
-          <w:between w:val="nil" w:color="000000" w:sz="0" w:space="0"/>
-        </w:pBdr>
-        <w:spacing w:after="120"/>
+    <w:p>
+      <w:pPr>
+        <w:pStyle w:val="Normal"/>
+        <w:pBdr/>
+        <w:spacing w:before="0" w:after="120"/>
         <w:ind w:left="284"/>
         <w:rPr>
           <w:rFonts w:ascii="Aptos" w:hAnsi="Aptos" w:eastAsia="Aptos" w:cs="Aptos"/>
@@ -2184,162 +2078,460 @@
       </w:pPr>
       <w:r>
         <w:rPr>
-          <w:rFonts w:ascii="Aptos" w:hAnsi="Aptos" w:eastAsia="Aptos" w:cs="Aptos"/>
-          <w:color w:val="000000" w:themeColor="text1" w:themeTint="FF" w:themeShade="FF"/>
-          <w:sz w:val="24"/>
-          <w:szCs w:val="24"/>
-        </w:rPr>
-        <w:t xml:space="preserve">Exhibits to be collected after 16.30. Any exhibit </w:t>
-      </w:r>
-      <w:r>
-        <w:rPr>
-          <w:rFonts w:ascii="Aptos" w:hAnsi="Aptos" w:eastAsia="Aptos" w:cs="Aptos"/>
-          <w:color w:val="000000" w:themeColor="text1" w:themeTint="FF" w:themeShade="FF"/>
-          <w:sz w:val="24"/>
-          <w:szCs w:val="24"/>
-        </w:rPr>
-        <w:t>remaining</w:t>
-      </w:r>
-      <w:r>
-        <w:rPr>
-          <w:rFonts w:ascii="Aptos" w:hAnsi="Aptos" w:eastAsia="Aptos" w:cs="Aptos"/>
-          <w:color w:val="000000" w:themeColor="text1" w:themeTint="FF" w:themeShade="FF"/>
-          <w:sz w:val="24"/>
-          <w:szCs w:val="24"/>
-        </w:rPr>
-        <w:t xml:space="preserve"> at 17.00 will be disposed of.</w:t>
-      </w:r>
-    </w:p>
-    <w:p xmlns:wp14="http://schemas.microsoft.com/office/word/2010/wordml" wp14:textId="5FC75F0C">
-      <w:pPr>
-        <w:ind w:left="284" w:hanging="284"/>
-        <w:rPr>
-          <w:rFonts w:ascii="Aptos" w:hAnsi="Aptos" w:eastAsia="Aptos" w:cs="Aptos"/>
-          <w:sz w:val="24"/>
-          <w:szCs w:val="24"/>
-        </w:rPr>
-      </w:pPr>
-      <w:r>
-        <w:rPr>
-          <w:rFonts w:ascii="Aptos" w:hAnsi="Aptos" w:eastAsia="Aptos" w:cs="Aptos"/>
+          <w:rFonts w:eastAsia="Aptos" w:cs="Aptos" w:ascii="Aptos" w:hAnsi="Aptos"/>
+          <w:color w:themeColor="text1" w:val="000000"/>
+          <w:sz w:val="24"/>
+          <w:szCs w:val="24"/>
+        </w:rPr>
+        <w:t>Exhibits to be collected after 16.30. Any exhibit remaining at 17.00 will be disposed of.</w:t>
+      </w:r>
+    </w:p>
+    <w:p>
+      <w:pPr>
+        <w:pStyle w:val="Normal"/>
+        <w:ind w:hanging="284" w:left="284"/>
+        <w:rPr>
+          <w:rFonts w:ascii="Aptos" w:hAnsi="Aptos" w:eastAsia="Aptos" w:cs="Aptos"/>
+          <w:sz w:val="24"/>
+          <w:szCs w:val="24"/>
+        </w:rPr>
+      </w:pPr>
+      <w:r>
+        <w:rPr>
+          <w:rFonts w:eastAsia="Aptos" w:cs="Aptos" w:ascii="Aptos" w:hAnsi="Aptos"/>
           <w:sz w:val="24"/>
           <w:szCs w:val="24"/>
         </w:rPr>
         <w:t>5.  All plant and vegetable material must have been grown by the competitor.</w:t>
       </w:r>
     </w:p>
-    <w:p xmlns:wp14="http://schemas.microsoft.com/office/word/2010/wordml" wp14:textId="347CD028">
-      <w:pPr>
-        <w:ind w:left="284" w:hanging="284"/>
-        <w:rPr>
-          <w:rFonts w:ascii="Aptos" w:hAnsi="Aptos" w:eastAsia="Aptos" w:cs="Aptos"/>
-          <w:sz w:val="24"/>
-          <w:szCs w:val="24"/>
-        </w:rPr>
-      </w:pPr>
-      <w:r>
-        <w:rPr>
-          <w:rFonts w:ascii="Aptos" w:hAnsi="Aptos" w:eastAsia="Aptos" w:cs="Aptos"/>
+    <w:p>
+      <w:pPr>
+        <w:pStyle w:val="Normal"/>
+        <w:ind w:hanging="284" w:left="284"/>
+        <w:rPr>
+          <w:rFonts w:ascii="Aptos" w:hAnsi="Aptos" w:eastAsia="Aptos" w:cs="Aptos"/>
+          <w:sz w:val="24"/>
+          <w:szCs w:val="24"/>
+        </w:rPr>
+      </w:pPr>
+      <w:r>
+        <w:rPr>
+          <w:rFonts w:eastAsia="Aptos" w:cs="Aptos" w:ascii="Aptos" w:hAnsi="Aptos"/>
           <w:sz w:val="24"/>
           <w:szCs w:val="24"/>
         </w:rPr>
         <w:t>6.  Pot plants must have been in the competitor’s possession for at least 4 months.</w:t>
       </w:r>
     </w:p>
-    <w:p xmlns:wp14="http://schemas.microsoft.com/office/word/2010/wordml" wp14:textId="10677ED8">
-      <w:pPr>
-        <w:ind w:left="284" w:right="-180" w:hanging="284"/>
-        <w:rPr>
-          <w:rFonts w:ascii="Aptos" w:hAnsi="Aptos" w:eastAsia="Aptos" w:cs="Aptos"/>
-          <w:sz w:val="24"/>
-          <w:szCs w:val="24"/>
-        </w:rPr>
-      </w:pPr>
-      <w:r>
-        <w:rPr>
-          <w:rFonts w:ascii="Aptos" w:hAnsi="Aptos" w:eastAsia="Aptos" w:cs="Aptos"/>
-          <w:sz w:val="24"/>
-          <w:szCs w:val="24"/>
-        </w:rPr>
-        <w:t>7.  Competitors may use p</w:t>
-      </w:r>
-      <w:r>
-        <w:rPr>
-          <w:rFonts w:ascii="Aptos" w:hAnsi="Aptos" w:eastAsia="Aptos" w:cs="Aptos"/>
-          <w:sz w:val="24"/>
-          <w:szCs w:val="24"/>
-        </w:rPr>
-        <w:t xml:space="preserve">urchased </w:t>
-      </w:r>
-      <w:r>
-        <w:rPr>
-          <w:rFonts w:ascii="Aptos" w:hAnsi="Aptos" w:eastAsia="Aptos" w:cs="Aptos"/>
-          <w:sz w:val="24"/>
-          <w:szCs w:val="24"/>
-        </w:rPr>
-        <w:t>plant material and sundry decorative materials in sections B and D.</w:t>
-      </w:r>
-    </w:p>
-    <w:p xmlns:wp14="http://schemas.microsoft.com/office/word/2010/wordml" wp14:textId="4C3210A1">
-      <w:pPr>
-        <w:ind w:left="284" w:hanging="284"/>
-        <w:rPr>
-          <w:rFonts w:ascii="Aptos" w:hAnsi="Aptos" w:eastAsia="Aptos" w:cs="Aptos"/>
-          <w:sz w:val="24"/>
-          <w:szCs w:val="24"/>
-        </w:rPr>
-      </w:pPr>
-      <w:r>
-        <w:rPr>
-          <w:rFonts w:ascii="Aptos" w:hAnsi="Aptos" w:eastAsia="Aptos" w:cs="Aptos"/>
+    <w:p>
+      <w:pPr>
+        <w:pStyle w:val="Normal"/>
+        <w:ind w:hanging="284" w:left="284" w:right="-180"/>
+        <w:rPr>
+          <w:rFonts w:ascii="Aptos" w:hAnsi="Aptos" w:eastAsia="Aptos" w:cs="Aptos"/>
+          <w:sz w:val="24"/>
+          <w:szCs w:val="24"/>
+        </w:rPr>
+      </w:pPr>
+      <w:r>
+        <w:rPr>
+          <w:rFonts w:eastAsia="Aptos" w:cs="Aptos" w:ascii="Aptos" w:hAnsi="Aptos"/>
+          <w:sz w:val="24"/>
+          <w:szCs w:val="24"/>
+        </w:rPr>
+        <w:t>7.  Competitors may use purchased plant material and sundry decorative materials in sections B and D.</w:t>
+      </w:r>
+    </w:p>
+    <w:p>
+      <w:pPr>
+        <w:pStyle w:val="Normal"/>
+        <w:ind w:hanging="284" w:left="284"/>
+        <w:rPr>
+          <w:rFonts w:ascii="Aptos" w:hAnsi="Aptos" w:eastAsia="Aptos" w:cs="Aptos"/>
+          <w:sz w:val="24"/>
+          <w:szCs w:val="24"/>
+        </w:rPr>
+      </w:pPr>
+      <w:r>
+        <w:rPr>
+          <w:rFonts w:eastAsia="Aptos" w:cs="Aptos" w:ascii="Aptos" w:hAnsi="Aptos"/>
           <w:sz w:val="24"/>
           <w:szCs w:val="24"/>
         </w:rPr>
         <w:t>8.  The judge’s decision shall be final.</w:t>
       </w:r>
     </w:p>
-    <w:p xmlns:wp14="http://schemas.microsoft.com/office/word/2010/wordml" wp14:textId="505789C9">
-      <w:pPr>
-        <w:ind w:left="284" w:hanging="284"/>
-        <w:rPr>
-          <w:rFonts w:ascii="Aptos" w:hAnsi="Aptos" w:eastAsia="Aptos" w:cs="Aptos"/>
-          <w:sz w:val="24"/>
-          <w:szCs w:val="24"/>
-        </w:rPr>
-      </w:pPr>
-      <w:r>
-        <w:rPr>
-          <w:rFonts w:ascii="Aptos" w:hAnsi="Aptos" w:eastAsia="Aptos" w:cs="Aptos"/>
+    <w:p>
+      <w:pPr>
+        <w:pStyle w:val="Normal"/>
+        <w:ind w:hanging="284" w:left="284"/>
+        <w:rPr>
+          <w:rFonts w:ascii="Aptos" w:hAnsi="Aptos" w:eastAsia="Aptos" w:cs="Aptos"/>
+          <w:sz w:val="24"/>
+          <w:szCs w:val="24"/>
+        </w:rPr>
+      </w:pPr>
+      <w:r>
+        <w:rPr>
+          <w:rFonts w:eastAsia="Aptos" w:cs="Aptos" w:ascii="Aptos" w:hAnsi="Aptos"/>
           <w:sz w:val="24"/>
           <w:szCs w:val="24"/>
         </w:rPr>
         <w:t>9.  The club will take reasonable ordinary care of the exhibits but cannot be held responsible in any way for damage or loss to persons or property.</w:t>
       </w:r>
     </w:p>
+    <w:p>
+      <w:pPr>
+        <w:pStyle w:val="Normal"/>
+        <w:ind w:hanging="284" w:left="284"/>
+        <w:rPr>
+          <w:rFonts w:ascii="Aptos" w:hAnsi="Aptos" w:eastAsia="Aptos" w:cs="Aptos"/>
+          <w:sz w:val="24"/>
+          <w:szCs w:val="24"/>
+        </w:rPr>
+      </w:pPr>
+      <w:r>
+        <w:rPr/>
+      </w:r>
+    </w:p>
+    <w:p>
+      <w:pPr>
+        <w:pStyle w:val="Normal"/>
+        <w:ind w:hanging="284" w:left="284"/>
+        <w:rPr>
+          <w:rFonts w:ascii="Aptos" w:hAnsi="Aptos" w:eastAsia="Aptos" w:cs="Aptos"/>
+          <w:sz w:val="24"/>
+          <w:szCs w:val="24"/>
+        </w:rPr>
+      </w:pPr>
+      <w:r>
+        <w:rPr/>
+      </w:r>
+    </w:p>
+    <w:p>
+      <w:pPr>
+        <w:pStyle w:val="Normal"/>
+        <w:ind w:hanging="284" w:left="284"/>
+        <w:rPr>
+          <w:rFonts w:ascii="Aptos" w:hAnsi="Aptos" w:eastAsia="Aptos" w:cs="Aptos"/>
+          <w:sz w:val="24"/>
+          <w:szCs w:val="24"/>
+        </w:rPr>
+      </w:pPr>
+      <w:r>
+        <w:rPr/>
+      </w:r>
+    </w:p>
+    <w:p>
+      <w:pPr>
+        <w:pStyle w:val="Normal"/>
+        <w:ind w:hanging="284" w:left="284"/>
+        <w:rPr>
+          <w:rFonts w:ascii="Aptos" w:hAnsi="Aptos" w:eastAsia="Aptos" w:cs="Aptos"/>
+          <w:sz w:val="24"/>
+          <w:szCs w:val="24"/>
+        </w:rPr>
+      </w:pPr>
+      <w:r>
+        <w:rPr/>
+      </w:r>
+    </w:p>
+    <w:p>
+      <w:pPr>
+        <w:pStyle w:val="Normal"/>
+        <w:ind w:hanging="284" w:left="284"/>
+        <w:rPr>
+          <w:rFonts w:ascii="Aptos" w:hAnsi="Aptos" w:eastAsia="Aptos" w:cs="Aptos"/>
+          <w:sz w:val="24"/>
+          <w:szCs w:val="24"/>
+        </w:rPr>
+      </w:pPr>
+      <w:r>
+        <w:rPr/>
+      </w:r>
+    </w:p>
+    <w:p>
+      <w:pPr>
+        <w:pStyle w:val="Normal"/>
+        <w:spacing w:lineRule="auto" w:line="240"/>
+        <w:ind w:hanging="284" w:left="284"/>
+        <w:rPr>
+          <w:rFonts w:ascii="Aptos" w:hAnsi="Aptos"/>
+          <w:u w:val="single"/>
+        </w:rPr>
+      </w:pPr>
+      <w:r>
+        <w:rPr>
+          <w:rFonts w:ascii="Aptos" w:hAnsi="Aptos"/>
+          <w:u w:val="single"/>
+        </w:rPr>
+        <w:t>Club Committee</w:t>
+      </w:r>
+    </w:p>
+    <w:p>
+      <w:pPr>
+        <w:pStyle w:val="Normal"/>
+        <w:spacing w:lineRule="auto" w:line="240"/>
+        <w:ind w:hanging="284" w:left="284"/>
+        <w:rPr>
+          <w:rFonts w:ascii="Aptos" w:hAnsi="Aptos"/>
+        </w:rPr>
+      </w:pPr>
+      <w:r>
+        <w:rPr>
+          <w:rFonts w:ascii="Aptos" w:hAnsi="Aptos"/>
+        </w:rPr>
+      </w:r>
+    </w:p>
+    <w:p>
+      <w:pPr>
+        <w:pStyle w:val="Normal"/>
+        <w:spacing w:lineRule="auto" w:line="240"/>
+        <w:ind w:hanging="284" w:left="284"/>
+        <w:rPr>
+          <w:rFonts w:ascii="Aptos" w:hAnsi="Aptos"/>
+        </w:rPr>
+      </w:pPr>
+      <w:r>
+        <w:rPr>
+          <w:rFonts w:ascii="Aptos" w:hAnsi="Aptos"/>
+        </w:rPr>
+        <w:t>Chairman</w:t>
+        <w:tab/>
+        <w:t>David Mitchell 07580 928798</w:t>
+      </w:r>
+    </w:p>
+    <w:p>
+      <w:pPr>
+        <w:pStyle w:val="Normal"/>
+        <w:spacing w:lineRule="auto" w:line="240"/>
+        <w:ind w:hanging="284" w:left="284"/>
+        <w:rPr>
+          <w:rFonts w:ascii="Aptos" w:hAnsi="Aptos"/>
+        </w:rPr>
+      </w:pPr>
+      <w:r>
+        <w:rPr>
+          <w:rFonts w:ascii="Aptos" w:hAnsi="Aptos"/>
+        </w:rPr>
+      </w:r>
+    </w:p>
+    <w:p>
+      <w:pPr>
+        <w:pStyle w:val="Normal"/>
+        <w:spacing w:lineRule="auto" w:line="240"/>
+        <w:ind w:hanging="284" w:left="284"/>
+        <w:rPr>
+          <w:rFonts w:ascii="Aptos" w:hAnsi="Aptos"/>
+        </w:rPr>
+      </w:pPr>
+      <w:r>
+        <w:rPr>
+          <w:rFonts w:ascii="Aptos" w:hAnsi="Aptos"/>
+        </w:rPr>
+        <w:t>Secretary</w:t>
+        <w:tab/>
+        <w:t>Liz Pounder 07891 883442</w:t>
+      </w:r>
+    </w:p>
+    <w:p>
+      <w:pPr>
+        <w:pStyle w:val="Normal"/>
+        <w:spacing w:lineRule="auto" w:line="240"/>
+        <w:ind w:hanging="284" w:left="284"/>
+        <w:rPr>
+          <w:rFonts w:ascii="Aptos" w:hAnsi="Aptos"/>
+        </w:rPr>
+      </w:pPr>
+      <w:r>
+        <w:rPr>
+          <w:rFonts w:ascii="Aptos" w:hAnsi="Aptos"/>
+        </w:rPr>
+      </w:r>
+    </w:p>
+    <w:p>
+      <w:pPr>
+        <w:pStyle w:val="Normal"/>
+        <w:spacing w:lineRule="auto" w:line="240"/>
+        <w:ind w:hanging="284" w:left="284"/>
+        <w:rPr>
+          <w:rFonts w:ascii="Aptos" w:hAnsi="Aptos"/>
+        </w:rPr>
+      </w:pPr>
+      <w:r>
+        <w:rPr>
+          <w:rFonts w:ascii="Aptos" w:hAnsi="Aptos"/>
+        </w:rPr>
+        <w:t>Treasurer</w:t>
+        <w:tab/>
+        <w:t>Gordon Charlesworth 07896 291754</w:t>
+      </w:r>
+    </w:p>
+    <w:p>
+      <w:pPr>
+        <w:pStyle w:val="Normal"/>
+        <w:spacing w:lineRule="auto" w:line="240"/>
+        <w:ind w:hanging="284" w:left="284"/>
+        <w:rPr>
+          <w:rFonts w:ascii="Aptos" w:hAnsi="Aptos"/>
+        </w:rPr>
+      </w:pPr>
+      <w:r>
+        <w:rPr>
+          <w:rFonts w:ascii="Aptos" w:hAnsi="Aptos"/>
+        </w:rPr>
+      </w:r>
+    </w:p>
+    <w:p>
+      <w:pPr>
+        <w:pStyle w:val="Normal"/>
+        <w:spacing w:lineRule="auto" w:line="240"/>
+        <w:ind w:hanging="284" w:left="284"/>
+        <w:rPr>
+          <w:rFonts w:ascii="Aptos" w:hAnsi="Aptos"/>
+        </w:rPr>
+      </w:pPr>
+      <w:r>
+        <w:rPr>
+          <w:rFonts w:ascii="Aptos" w:hAnsi="Aptos"/>
+        </w:rPr>
+        <w:t>Programme</w:t>
+        <w:tab/>
+        <w:t>Fiona Charlesworth 07767 867603</w:t>
+      </w:r>
+    </w:p>
+    <w:p>
+      <w:pPr>
+        <w:pStyle w:val="Normal"/>
+        <w:spacing w:lineRule="auto" w:line="240"/>
+        <w:ind w:hanging="284" w:left="284"/>
+        <w:rPr>
+          <w:rFonts w:ascii="Aptos" w:hAnsi="Aptos"/>
+        </w:rPr>
+      </w:pPr>
+      <w:r>
+        <w:rPr>
+          <w:rFonts w:ascii="Aptos" w:hAnsi="Aptos"/>
+        </w:rPr>
+      </w:r>
+    </w:p>
+    <w:p>
+      <w:pPr>
+        <w:pStyle w:val="Normal"/>
+        <w:spacing w:lineRule="auto" w:line="240"/>
+        <w:ind w:hanging="284" w:left="284"/>
+        <w:rPr>
+          <w:rFonts w:ascii="Aptos" w:hAnsi="Aptos"/>
+        </w:rPr>
+      </w:pPr>
+      <w:r>
+        <w:rPr>
+          <w:rFonts w:ascii="Aptos" w:hAnsi="Aptos"/>
+        </w:rPr>
+        <w:t>Show Secretary</w:t>
+        <w:tab/>
+        <w:t>Cathy Tyrrell 07733 328364</w:t>
+      </w:r>
+    </w:p>
+    <w:p>
+      <w:pPr>
+        <w:pStyle w:val="Normal"/>
+        <w:spacing w:lineRule="auto" w:line="240"/>
+        <w:ind w:hanging="284" w:left="284"/>
+        <w:rPr>
+          <w:rFonts w:ascii="Aptos" w:hAnsi="Aptos"/>
+        </w:rPr>
+      </w:pPr>
+      <w:r>
+        <w:rPr>
+          <w:rFonts w:ascii="Aptos" w:hAnsi="Aptos"/>
+        </w:rPr>
+      </w:r>
+    </w:p>
+    <w:p>
+      <w:pPr>
+        <w:pStyle w:val="Normal"/>
+        <w:spacing w:lineRule="auto" w:line="240"/>
+        <w:ind w:hanging="284" w:left="284"/>
+        <w:rPr>
+          <w:rFonts w:ascii="Aptos" w:hAnsi="Aptos"/>
+        </w:rPr>
+      </w:pPr>
+      <w:r>
+        <w:rPr>
+          <w:rFonts w:ascii="Aptos" w:hAnsi="Aptos"/>
+        </w:rPr>
+        <w:t>Members</w:t>
+        <w:tab/>
+        <w:t>David Holt 07503 970297    Roger Rose 07887 518840</w:t>
+      </w:r>
+    </w:p>
+    <w:p>
+      <w:pPr>
+        <w:pStyle w:val="Normal"/>
+        <w:spacing w:lineRule="auto" w:line="240"/>
+        <w:ind w:hanging="284" w:left="284"/>
+        <w:rPr>
+          <w:rFonts w:ascii="Aptos" w:hAnsi="Aptos"/>
+        </w:rPr>
+      </w:pPr>
+      <w:r>
+        <w:rPr>
+          <w:rFonts w:ascii="Aptos" w:hAnsi="Aptos"/>
+        </w:rPr>
+        <w:t xml:space="preserve">                   </w:t>
+      </w:r>
+      <w:r>
+        <w:rPr>
+          <w:rFonts w:ascii="Aptos" w:hAnsi="Aptos"/>
+        </w:rPr>
+        <w:t>Lin Hendry 07854 186194   Laura Hattersley 07792 136772</w:t>
+      </w:r>
+    </w:p>
+    <w:p>
+      <w:pPr>
+        <w:pStyle w:val="Normal"/>
+        <w:spacing w:lineRule="auto" w:line="240"/>
+        <w:ind w:hanging="284" w:left="284"/>
+        <w:rPr>
+          <w:rFonts w:ascii="Arial Narrow" w:hAnsi="Arial Narrow"/>
+        </w:rPr>
+      </w:pPr>
+      <w:r>
+        <w:rPr>
+          <w:rFonts w:ascii="Arial Narrow" w:hAnsi="Arial Narrow"/>
+        </w:rPr>
+      </w:r>
+    </w:p>
     <w:sectPr>
-      <w:pgSz w:w="11906" w:h="16838" w:orient="portrait"/>
-      <w:pgMar w:top="720" w:right="669" w:bottom="720" w:left="720" w:header="0" w:footer="0" w:gutter="0"/>
-      <w:pgNumType w:start="1"/>
-      <w:cols w:space="720"/>
+      <w:type w:val="nextPage"/>
+      <w:pgSz w:w="11906" w:h="16838"/>
+      <w:pgMar w:left="720" w:right="669" w:gutter="0" w:header="0" w:top="720" w:footer="0" w:bottom="720"/>
+      <w:pgNumType w:start="1" w:fmt="decimal"/>
+      <w:formProt w:val="false"/>
+      <w:textDirection w:val="lrTb"/>
+      <w:docGrid w:type="default" w:linePitch="100" w:charSpace="0"/>
     </w:sectPr>
   </w:body>
 </w:document>
 </file>
 
 <file path=word/numbering.xml><?xml version="1.0" encoding="utf-8"?>
-<w:numbering xmlns:wpc="http://schemas.microsoft.com/office/word/2010/wordprocessingCanvas" xmlns:cx="http://schemas.microsoft.com/office/drawing/2014/chartex" xmlns:cx1="http://schemas.microsoft.com/office/drawing/2015/9/8/chartex" xmlns:cx2="http://schemas.microsoft.com/office/drawing/2015/10/21/chartex" xmlns:cx3="http://schemas.microsoft.com/office/drawing/2016/5/9/chartex" xmlns:cx4="http://schemas.microsoft.com/office/drawing/2016/5/10/chartex" xmlns:cx5="http://schemas.microsoft.com/office/drawing/2016/5/11/chartex" xmlns:cx6="http://schemas.microsoft.com/office/drawing/2016/5/12/chartex" xmlns:cx7="http://schemas.microsoft.com/office/drawing/2016/5/13/chartex" xmlns:cx8="http://schemas.microsoft.com/office/drawing/2016/5/14/chartex" xmlns:mc="http://schemas.openxmlformats.org/markup-compatibility/2006" xmlns:aink="http://schemas.microsoft.com/office/drawing/2016/ink" xmlns:am3d="http://schemas.microsoft.com/office/drawing/2017/model3d" xmlns:o="urn:schemas-microsoft-com:office:office" xmlns:oel="http://schemas.microsoft.com/office/2019/extlst" xmlns:r="http://schemas.openxmlformats.org/officeDocument/2006/relationships" xmlns:m="http://schemas.openxmlformats.org/officeDocument/2006/math" xmlns:v="urn:schemas-microsoft-com:vml" xmlns:wp14="http://schemas.microsoft.com/office/word/2010/wordprocessingDrawing" xmlns:wp="http://schemas.openxmlformats.org/drawingml/2006/wordprocessingDrawing" xmlns:w10="urn:schemas-microsoft-com:office:word" xmlns:w="http://schemas.openxmlformats.org/wordprocessingml/2006/main" xmlns:w14="http://schemas.microsoft.com/office/word/2010/wordml" xmlns:w15="http://schemas.microsoft.com/office/word/2012/wordml" xmlns:w16cex="http://schemas.microsoft.com/office/word/2018/wordml/cex" xmlns:w16cid="http://schemas.microsoft.com/office/word/2016/wordml/cid" xmlns:w16="http://schemas.microsoft.com/office/word/2018/wordml" xmlns:w16du="http://schemas.microsoft.com/office/word/2023/wordml/word16du" xmlns:w16sdtdh="http://schemas.microsoft.com/office/word/2020/wordml/sdtdatahash" xmlns:w16sdtfl="http://schemas.microsoft.com/office/word/2024/wordml/sdtformatlock" xmlns:w16se="http://schemas.microsoft.com/office/word/2015/wordml/symex" xmlns:wpg="http://schemas.microsoft.com/office/word/2010/wordprocessingGroup" xmlns:wpi="http://schemas.microsoft.com/office/word/2010/wordprocessingInk" xmlns:wne="http://schemas.microsoft.com/office/word/2006/wordml" xmlns:wps="http://schemas.microsoft.com/office/word/2010/wordprocessingShape" mc:Ignorable="w14 w15 w16se w16cid w16 w16cex w16sdtdh w16sdtfl w16du wp14">
-  <w:abstractNum w:abstractNumId="0" w15:restartNumberingAfterBreak="0">
-    <w:nsid w:val="036F6F0A"/>
-    <w:multiLevelType w:val="multilevel"/>
-    <w:tmpl w:val="FFFFFFFF"/>
+<w:numbering xmlns:w="http://schemas.openxmlformats.org/wordprocessingml/2006/main" xmlns:o="urn:schemas-microsoft-com:office:office" xmlns:r="http://schemas.openxmlformats.org/officeDocument/2006/relationships" xmlns:v="urn:schemas-microsoft-com:vml" xmlns:mc="http://schemas.openxmlformats.org/markup-compatibility/2006" xmlns:w14="http://schemas.microsoft.com/office/word/2010/wordml" mc:Ignorable="w14">
+  <w:abstractNum w:abstractNumId="1">
     <w:lvl w:ilvl="0">
       <w:start w:val="1"/>
       <w:numFmt w:val="decimal"/>
       <w:lvlText w:val="%1."/>
       <w:lvlJc w:val="left"/>
       <w:pPr>
+        <w:tabs>
+          <w:tab w:val="num" w:pos="0"/>
+        </w:tabs>
         <w:ind w:left="720" w:hanging="360"/>
       </w:pPr>
+      <w:rPr/>
     </w:lvl>
     <w:lvl w:ilvl="1">
       <w:start w:val="1"/>
@@ -2347,8 +2539,12 @@
       <w:lvlText w:val="%2."/>
       <w:lvlJc w:val="left"/>
       <w:pPr>
+        <w:tabs>
+          <w:tab w:val="num" w:pos="0"/>
+        </w:tabs>
         <w:ind w:left="1440" w:hanging="360"/>
       </w:pPr>
+      <w:rPr/>
     </w:lvl>
     <w:lvl w:ilvl="2">
       <w:start w:val="1"/>
@@ -2356,8 +2552,12 @@
       <w:lvlText w:val="%3."/>
       <w:lvlJc w:val="right"/>
       <w:pPr>
+        <w:tabs>
+          <w:tab w:val="num" w:pos="0"/>
+        </w:tabs>
         <w:ind w:left="2160" w:hanging="180"/>
       </w:pPr>
+      <w:rPr/>
     </w:lvl>
     <w:lvl w:ilvl="3">
       <w:start w:val="1"/>
@@ -2365,8 +2565,12 @@
       <w:lvlText w:val="%4."/>
       <w:lvlJc w:val="left"/>
       <w:pPr>
+        <w:tabs>
+          <w:tab w:val="num" w:pos="0"/>
+        </w:tabs>
         <w:ind w:left="2880" w:hanging="360"/>
       </w:pPr>
+      <w:rPr/>
     </w:lvl>
     <w:lvl w:ilvl="4">
       <w:start w:val="1"/>
@@ -2374,8 +2578,12 @@
       <w:lvlText w:val="%5."/>
       <w:lvlJc w:val="left"/>
       <w:pPr>
+        <w:tabs>
+          <w:tab w:val="num" w:pos="0"/>
+        </w:tabs>
         <w:ind w:left="3600" w:hanging="360"/>
       </w:pPr>
+      <w:rPr/>
     </w:lvl>
     <w:lvl w:ilvl="5">
       <w:start w:val="1"/>
@@ -2383,8 +2591,12 @@
       <w:lvlText w:val="%6."/>
       <w:lvlJc w:val="right"/>
       <w:pPr>
+        <w:tabs>
+          <w:tab w:val="num" w:pos="0"/>
+        </w:tabs>
         <w:ind w:left="4320" w:hanging="180"/>
       </w:pPr>
+      <w:rPr/>
     </w:lvl>
     <w:lvl w:ilvl="6">
       <w:start w:val="1"/>
@@ -2392,8 +2604,12 @@
       <w:lvlText w:val="%7."/>
       <w:lvlJc w:val="left"/>
       <w:pPr>
+        <w:tabs>
+          <w:tab w:val="num" w:pos="0"/>
+        </w:tabs>
         <w:ind w:left="5040" w:hanging="360"/>
       </w:pPr>
+      <w:rPr/>
     </w:lvl>
     <w:lvl w:ilvl="7">
       <w:start w:val="1"/>
@@ -2401,8 +2617,12 @@
       <w:lvlText w:val="%8."/>
       <w:lvlJc w:val="left"/>
       <w:pPr>
+        <w:tabs>
+          <w:tab w:val="num" w:pos="0"/>
+        </w:tabs>
         <w:ind w:left="5760" w:hanging="360"/>
       </w:pPr>
+      <w:rPr/>
     </w:lvl>
     <w:lvl w:ilvl="8">
       <w:start w:val="1"/>
@@ -2410,18 +2630,144 @@
       <w:lvlText w:val="%9."/>
       <w:lvlJc w:val="right"/>
       <w:pPr>
+        <w:tabs>
+          <w:tab w:val="num" w:pos="0"/>
+        </w:tabs>
         <w:ind w:left="6480" w:hanging="180"/>
       </w:pPr>
+      <w:rPr/>
     </w:lvl>
   </w:abstractNum>
-  <w:num w:numId="1" w16cid:durableId="1454136532">
-    <w:abstractNumId w:val="0"/>
+  <w:abstractNum w:abstractNumId="2">
+    <w:lvl w:ilvl="0">
+      <w:start w:val="1"/>
+      <w:numFmt w:val="none"/>
+      <w:suff w:val="nothing"/>
+      <w:lvlText w:val=""/>
+      <w:lvlJc w:val="left"/>
+      <w:pPr>
+        <w:tabs>
+          <w:tab w:val="num" w:pos="0"/>
+        </w:tabs>
+        <w:ind w:left="0" w:hanging="0"/>
+      </w:pPr>
+    </w:lvl>
+    <w:lvl w:ilvl="1">
+      <w:start w:val="1"/>
+      <w:numFmt w:val="none"/>
+      <w:suff w:val="nothing"/>
+      <w:lvlText w:val=""/>
+      <w:lvlJc w:val="left"/>
+      <w:pPr>
+        <w:tabs>
+          <w:tab w:val="num" w:pos="0"/>
+        </w:tabs>
+        <w:ind w:left="0" w:hanging="0"/>
+      </w:pPr>
+    </w:lvl>
+    <w:lvl w:ilvl="2">
+      <w:start w:val="1"/>
+      <w:numFmt w:val="none"/>
+      <w:suff w:val="nothing"/>
+      <w:lvlText w:val=""/>
+      <w:lvlJc w:val="left"/>
+      <w:pPr>
+        <w:tabs>
+          <w:tab w:val="num" w:pos="0"/>
+        </w:tabs>
+        <w:ind w:left="0" w:hanging="0"/>
+      </w:pPr>
+    </w:lvl>
+    <w:lvl w:ilvl="3">
+      <w:start w:val="1"/>
+      <w:numFmt w:val="none"/>
+      <w:suff w:val="nothing"/>
+      <w:lvlText w:val=""/>
+      <w:lvlJc w:val="left"/>
+      <w:pPr>
+        <w:tabs>
+          <w:tab w:val="num" w:pos="0"/>
+        </w:tabs>
+        <w:ind w:left="0" w:hanging="0"/>
+      </w:pPr>
+    </w:lvl>
+    <w:lvl w:ilvl="4">
+      <w:start w:val="1"/>
+      <w:numFmt w:val="none"/>
+      <w:suff w:val="nothing"/>
+      <w:lvlText w:val=""/>
+      <w:lvlJc w:val="left"/>
+      <w:pPr>
+        <w:tabs>
+          <w:tab w:val="num" w:pos="0"/>
+        </w:tabs>
+        <w:ind w:left="0" w:hanging="0"/>
+      </w:pPr>
+    </w:lvl>
+    <w:lvl w:ilvl="5">
+      <w:start w:val="1"/>
+      <w:numFmt w:val="none"/>
+      <w:suff w:val="nothing"/>
+      <w:lvlText w:val=""/>
+      <w:lvlJc w:val="left"/>
+      <w:pPr>
+        <w:tabs>
+          <w:tab w:val="num" w:pos="0"/>
+        </w:tabs>
+        <w:ind w:left="0" w:hanging="0"/>
+      </w:pPr>
+    </w:lvl>
+    <w:lvl w:ilvl="6">
+      <w:start w:val="1"/>
+      <w:numFmt w:val="none"/>
+      <w:suff w:val="nothing"/>
+      <w:lvlText w:val=""/>
+      <w:lvlJc w:val="left"/>
+      <w:pPr>
+        <w:tabs>
+          <w:tab w:val="num" w:pos="0"/>
+        </w:tabs>
+        <w:ind w:left="0" w:hanging="0"/>
+      </w:pPr>
+    </w:lvl>
+    <w:lvl w:ilvl="7">
+      <w:start w:val="1"/>
+      <w:numFmt w:val="none"/>
+      <w:suff w:val="nothing"/>
+      <w:lvlText w:val=""/>
+      <w:lvlJc w:val="left"/>
+      <w:pPr>
+        <w:tabs>
+          <w:tab w:val="num" w:pos="0"/>
+        </w:tabs>
+        <w:ind w:left="0" w:hanging="0"/>
+      </w:pPr>
+    </w:lvl>
+    <w:lvl w:ilvl="8">
+      <w:start w:val="1"/>
+      <w:numFmt w:val="none"/>
+      <w:suff w:val="nothing"/>
+      <w:lvlText w:val=""/>
+      <w:lvlJc w:val="left"/>
+      <w:pPr>
+        <w:tabs>
+          <w:tab w:val="num" w:pos="0"/>
+        </w:tabs>
+        <w:ind w:left="0" w:hanging="0"/>
+      </w:pPr>
+    </w:lvl>
+  </w:abstractNum>
+  <w:num w:numId="1">
+    <w:abstractNumId w:val="1"/>
+  </w:num>
+  <w:num w:numId="2">
+    <w:abstractNumId w:val="2"/>
   </w:num>
 </w:numbering>
 </file>
 
 <file path=word/styles.xml><?xml version="1.0" encoding="utf-8"?>
-<w:styles xmlns:wp14="http://schemas.microsoft.com/office/word/2010/wordprocessingDrawing" xmlns:mc="http://schemas.openxmlformats.org/markup-compatibility/2006" xmlns:r="http://schemas.openxmlformats.org/officeDocument/2006/relationships" xmlns:w="http://schemas.openxmlformats.org/wordprocessingml/2006/main" xmlns:w14="http://schemas.microsoft.com/office/word/2010/wordml" xmlns:w15="http://schemas.microsoft.com/office/word/2012/wordml" xmlns:w16cex="http://schemas.microsoft.com/office/word/2018/wordml/cex" xmlns:w16cid="http://schemas.microsoft.com/office/word/2016/wordml/cid" xmlns:w16="http://schemas.microsoft.com/office/word/2018/wordml" xmlns:w16du="http://schemas.microsoft.com/office/word/2023/wordml/word16du" xmlns:w16sdtdh="http://schemas.microsoft.com/office/word/2020/wordml/sdtdatahash" xmlns:w16sdtfl="http://schemas.microsoft.com/office/word/2024/wordml/sdtformatlock" xmlns:w16se="http://schemas.microsoft.com/office/word/2015/wordml/symex" mc:Ignorable="w14 w15 w16se w16cid w16 w16cex w16sdtdh w16sdtfl w16du wp14">
+<w:styles xmlns:w="http://schemas.openxmlformats.org/wordprocessingml/2006/main" xmlns:w14="http://schemas.microsoft.com/office/word/2010/wordml" xmlns:mc="http://schemas.openxmlformats.org/markup-compatibility/2006" mc:Ignorable="w14">
   <w:docDefaults>
     <w:rPrDefault>
       <w:rPr>
@@ -2431,7 +2777,11 @@
         <w:lang w:val="en-GB" w:eastAsia="ja-JP" w:bidi="ar-SA"/>
       </w:rPr>
     </w:rPrDefault>
-    <w:pPrDefault/>
+    <w:pPrDefault>
+      <w:pPr>
+        <w:suppressAutoHyphens w:val="true"/>
+      </w:pPr>
+    </w:pPrDefault>
   </w:docDefaults>
   <w:latentStyles w:defLockedState="0" w:defUIPriority="99" w:defSemiHidden="0" w:defUnhideWhenUsed="0" w:defQFormat="0" w:count="376">
     <w:lsdException w:name="Normal" w:uiPriority="0" w:qFormat="1"/>
@@ -2814,15 +3164,29 @@
   <w:style w:type="paragraph" w:styleId="Normal" w:default="1">
     <w:name w:val="Normal"/>
     <w:qFormat/>
+    <w:pPr>
+      <w:widowControl/>
+      <w:bidi w:val="0"/>
+      <w:spacing w:before="0" w:after="0"/>
+      <w:jc w:val="left"/>
+    </w:pPr>
+    <w:rPr>
+      <w:rFonts w:ascii="Liberation Serif" w:hAnsi="Liberation Serif" w:eastAsia="Liberation Serif" w:cs="Liberation Serif"/>
+      <w:color w:val="auto"/>
+      <w:kern w:val="0"/>
+      <w:sz w:val="24"/>
+      <w:szCs w:val="24"/>
+      <w:lang w:val="en-GB" w:eastAsia="ja-JP" w:bidi="ar-SA"/>
+    </w:rPr>
   </w:style>
   <w:style w:type="paragraph" w:styleId="Heading1">
-    <w:name w:val="heading 1"/>
+    <w:name w:val="Heading 1"/>
     <w:basedOn w:val="Normal"/>
     <w:next w:val="Normal"/>
     <w:uiPriority w:val="9"/>
     <w:qFormat/>
     <w:pPr>
-      <w:keepNext/>
+      <w:keepNext w:val="true"/>
       <w:keepLines/>
       <w:spacing w:before="480" w:after="120"/>
       <w:outlineLvl w:val="0"/>
@@ -2834,7 +3198,7 @@
     </w:rPr>
   </w:style>
   <w:style w:type="paragraph" w:styleId="Heading2">
-    <w:name w:val="heading 2"/>
+    <w:name w:val="Heading 2"/>
     <w:basedOn w:val="Normal"/>
     <w:next w:val="Normal"/>
     <w:uiPriority w:val="9"/>
@@ -2842,7 +3206,7 @@
     <w:unhideWhenUsed/>
     <w:qFormat/>
     <w:pPr>
-      <w:keepNext/>
+      <w:keepNext w:val="true"/>
       <w:keepLines/>
       <w:spacing w:before="360" w:after="80"/>
       <w:outlineLvl w:val="1"/>
@@ -2854,7 +3218,7 @@
     </w:rPr>
   </w:style>
   <w:style w:type="paragraph" w:styleId="Heading3">
-    <w:name w:val="heading 3"/>
+    <w:name w:val="Heading 3"/>
     <w:basedOn w:val="Normal"/>
     <w:next w:val="Normal"/>
     <w:uiPriority w:val="9"/>
@@ -2862,7 +3226,7 @@
     <w:unhideWhenUsed/>
     <w:qFormat/>
     <w:pPr>
-      <w:keepNext/>
+      <w:keepNext w:val="true"/>
       <w:keepLines/>
       <w:spacing w:before="280" w:after="80"/>
       <w:outlineLvl w:val="2"/>
@@ -2874,7 +3238,7 @@
     </w:rPr>
   </w:style>
   <w:style w:type="paragraph" w:styleId="Heading4">
-    <w:name w:val="heading 4"/>
+    <w:name w:val="Heading 4"/>
     <w:basedOn w:val="Normal"/>
     <w:next w:val="Normal"/>
     <w:uiPriority w:val="9"/>
@@ -2882,7 +3246,7 @@
     <w:unhideWhenUsed/>
     <w:qFormat/>
     <w:pPr>
-      <w:keepNext/>
+      <w:keepNext w:val="true"/>
       <w:keepLines/>
       <w:spacing w:before="240" w:after="40"/>
       <w:outlineLvl w:val="3"/>
@@ -2892,7 +3256,7 @@
     </w:rPr>
   </w:style>
   <w:style w:type="paragraph" w:styleId="Heading5">
-    <w:name w:val="heading 5"/>
+    <w:name w:val="Heading 5"/>
     <w:basedOn w:val="Normal"/>
     <w:next w:val="Normal"/>
     <w:uiPriority w:val="9"/>
@@ -2900,7 +3264,7 @@
     <w:unhideWhenUsed/>
     <w:qFormat/>
     <w:pPr>
-      <w:keepNext/>
+      <w:keepNext w:val="true"/>
       <w:keepLines/>
       <w:spacing w:before="220" w:after="40"/>
       <w:outlineLvl w:val="4"/>
@@ -2912,7 +3276,7 @@
     </w:rPr>
   </w:style>
   <w:style w:type="paragraph" w:styleId="Heading6">
-    <w:name w:val="heading 6"/>
+    <w:name w:val="Heading 6"/>
     <w:basedOn w:val="Normal"/>
     <w:next w:val="Normal"/>
     <w:uiPriority w:val="9"/>
@@ -2920,7 +3284,7 @@
     <w:unhideWhenUsed/>
     <w:qFormat/>
     <w:pPr>
-      <w:keepNext/>
+      <w:keepNext w:val="true"/>
       <w:keepLines/>
       <w:spacing w:before="200" w:after="40"/>
       <w:outlineLvl w:val="5"/>
@@ -2936,27 +3300,66 @@
     <w:uiPriority w:val="1"/>
     <w:semiHidden/>
     <w:unhideWhenUsed/>
+    <w:qFormat/>
+    <w:rPr/>
   </w:style>
-  <w:style w:type="table" w:styleId="TableNormal" w:default="1">
-    <w:name w:val="Normal Table"/>
-    <w:uiPriority w:val="99"/>
-    <w:semiHidden/>
-    <w:unhideWhenUsed/>
-    <w:tblPr>
-      <w:tblInd w:w="0" w:type="dxa"/>
-      <w:tblCellMar>
-        <w:top w:w="0" w:type="dxa"/>
-        <w:left w:w="108" w:type="dxa"/>
-        <w:bottom w:w="0" w:type="dxa"/>
-        <w:right w:w="108" w:type="dxa"/>
-      </w:tblCellMar>
-    </w:tblPr>
+  <w:style w:type="paragraph" w:styleId="Heading">
+    <w:name w:val="Heading"/>
+    <w:basedOn w:val="Normal"/>
+    <w:next w:val="BodyText"/>
+    <w:qFormat/>
+    <w:pPr>
+      <w:keepNext w:val="true"/>
+      <w:spacing w:before="240" w:after="120"/>
+    </w:pPr>
+    <w:rPr>
+      <w:rFonts w:ascii="Liberation Sans" w:hAnsi="Liberation Sans" w:eastAsia="Noto Sans CJK SC" w:cs="Lohit Devanagari"/>
+      <w:sz w:val="28"/>
+      <w:szCs w:val="28"/>
+    </w:rPr>
   </w:style>
-  <w:style w:type="numbering" w:styleId="NoList" w:default="1">
-    <w:name w:val="No List"/>
-    <w:uiPriority w:val="99"/>
-    <w:semiHidden/>
-    <w:unhideWhenUsed/>
+  <w:style w:type="paragraph" w:styleId="BodyText">
+    <w:name w:val="Body Text"/>
+    <w:basedOn w:val="Normal"/>
+    <w:pPr>
+      <w:spacing w:lineRule="auto" w:line="276" w:before="0" w:after="140"/>
+    </w:pPr>
+    <w:rPr/>
+  </w:style>
+  <w:style w:type="paragraph" w:styleId="List">
+    <w:name w:val="List"/>
+    <w:basedOn w:val="BodyText"/>
+    <w:pPr/>
+    <w:rPr>
+      <w:rFonts w:cs="Lohit Devanagari"/>
+    </w:rPr>
+  </w:style>
+  <w:style w:type="paragraph" w:styleId="Caption">
+    <w:name w:val="Caption"/>
+    <w:basedOn w:val="Normal"/>
+    <w:qFormat/>
+    <w:pPr>
+      <w:suppressLineNumbers/>
+      <w:spacing w:before="120" w:after="120"/>
+    </w:pPr>
+    <w:rPr>
+      <w:rFonts w:cs="Lohit Devanagari"/>
+      <w:i/>
+      <w:iCs/>
+      <w:sz w:val="24"/>
+      <w:szCs w:val="24"/>
+    </w:rPr>
+  </w:style>
+  <w:style w:type="paragraph" w:styleId="Index">
+    <w:name w:val="Index"/>
+    <w:basedOn w:val="Normal"/>
+    <w:qFormat/>
+    <w:pPr>
+      <w:suppressLineNumbers/>
+    </w:pPr>
+    <w:rPr>
+      <w:rFonts w:cs="Lohit Devanagari"/>
+    </w:rPr>
   </w:style>
   <w:style w:type="paragraph" w:styleId="Title">
     <w:name w:val="Title"/>
@@ -2965,7 +3368,7 @@
     <w:uiPriority w:val="10"/>
     <w:qFormat/>
     <w:pPr>
-      <w:keepNext/>
+      <w:keepNext w:val="true"/>
       <w:keepLines/>
       <w:spacing w:before="480" w:after="120"/>
     </w:pPr>
@@ -2982,7 +3385,7 @@
     <w:uiPriority w:val="11"/>
     <w:qFormat/>
     <w:pPr>
-      <w:keepNext/>
+      <w:keepNext w:val="true"/>
       <w:keepLines/>
       <w:spacing w:before="360" w:after="80"/>
     </w:pPr>
@@ -2994,53 +3397,47 @@
       <w:szCs w:val="48"/>
     </w:rPr>
   </w:style>
-  <w:style w:type="table" w:styleId="a" w:customStyle="1">
-    <w:basedOn w:val="TableNormal"/>
+  <w:style w:type="paragraph" w:styleId="TableContents">
+    <w:name w:val="Table Contents"/>
+    <w:basedOn w:val="Normal"/>
+    <w:qFormat/>
+    <w:pPr>
+      <w:widowControl w:val="false"/>
+      <w:suppressLineNumbers/>
+    </w:pPr>
+    <w:rPr/>
+  </w:style>
+  <w:style w:type="paragraph" w:styleId="TableHeading">
+    <w:name w:val="Table Heading"/>
+    <w:basedOn w:val="TableContents"/>
+    <w:qFormat/>
+    <w:pPr>
+      <w:suppressLineNumbers/>
+      <w:jc w:val="center"/>
+    </w:pPr>
+    <w:rPr>
+      <w:b/>
+      <w:bCs/>
+    </w:rPr>
+  </w:style>
+  <w:style w:type="numbering" w:styleId="NoList" w:default="1">
+    <w:name w:val="No List"/>
+    <w:uiPriority w:val="99"/>
+    <w:semiHidden/>
+    <w:unhideWhenUsed/>
+    <w:qFormat/>
+  </w:style>
+  <w:style w:type="table" w:default="1" w:styleId="TableNormal">
+    <w:name w:val="Normal Table"/>
+    <w:uiPriority w:val="99"/>
+    <w:semiHidden/>
+    <w:unhideWhenUsed/>
     <w:tblPr>
-      <w:tblStyleRowBandSize w:val="1"/>
-      <w:tblStyleColBandSize w:val="1"/>
       <w:tblCellMar>
-        <w:left w:w="103" w:type="dxa"/>
-      </w:tblCellMar>
-    </w:tblPr>
-  </w:style>
-  <w:style w:type="table" w:styleId="a0" w:customStyle="1">
-    <w:basedOn w:val="TableNormal"/>
-    <w:tblPr>
-      <w:tblStyleRowBandSize w:val="1"/>
-      <w:tblStyleColBandSize w:val="1"/>
-      <w:tblCellMar>
-        <w:left w:w="103" w:type="dxa"/>
-      </w:tblCellMar>
-    </w:tblPr>
-  </w:style>
-  <w:style w:type="table" w:styleId="a1" w:customStyle="1">
-    <w:basedOn w:val="TableNormal"/>
-    <w:tblPr>
-      <w:tblStyleRowBandSize w:val="1"/>
-      <w:tblStyleColBandSize w:val="1"/>
-      <w:tblCellMar>
-        <w:left w:w="103" w:type="dxa"/>
-      </w:tblCellMar>
-    </w:tblPr>
-  </w:style>
-  <w:style w:type="table" w:styleId="a2" w:customStyle="1">
-    <w:basedOn w:val="TableNormal"/>
-    <w:tblPr>
-      <w:tblStyleRowBandSize w:val="1"/>
-      <w:tblStyleColBandSize w:val="1"/>
-      <w:tblCellMar>
-        <w:left w:w="103" w:type="dxa"/>
-      </w:tblCellMar>
-    </w:tblPr>
-  </w:style>
-  <w:style w:type="table" w:styleId="a3" w:customStyle="1">
-    <w:basedOn w:val="TableNormal"/>
-    <w:tblPr>
-      <w:tblStyleRowBandSize w:val="1"/>
-      <w:tblStyleColBandSize w:val="1"/>
-      <w:tblCellMar>
-        <w:left w:w="103" w:type="dxa"/>
+        <w:top w:w="0" w:type="dxa"/>
+        <w:left w:w="108" w:type="dxa"/>
+        <w:bottom w:w="0" w:type="dxa"/>
+        <w:right w:w="108" w:type="dxa"/>
       </w:tblCellMar>
     </w:tblPr>
   </w:style>
@@ -3048,41 +3445,41 @@
 </file>
 
 <file path=word/theme/theme1.xml><?xml version="1.0" encoding="utf-8"?>
-<a:theme xmlns:a="http://schemas.openxmlformats.org/drawingml/2006/main" name="Office Theme">
+<a:theme xmlns:a="http://schemas.openxmlformats.org/drawingml/2006/main" xmlns:r="http://schemas.openxmlformats.org/officeDocument/2006/relationships" name="Office Theme">
   <a:themeElements>
     <a:clrScheme name="Office">
       <a:dk1>
-        <a:sysClr val="windowText" lastClr="000000"/>
+        <a:srgbClr val="000000"/>
       </a:dk1>
       <a:lt1>
-        <a:sysClr val="window" lastClr="FFFFFF"/>
+        <a:srgbClr val="ffffff"/>
       </a:lt1>
       <a:dk2>
-        <a:srgbClr val="1F497D"/>
+        <a:srgbClr val="1f497d"/>
       </a:dk2>
       <a:lt2>
-        <a:srgbClr val="EEECE1"/>
+        <a:srgbClr val="eeece1"/>
       </a:lt2>
       <a:accent1>
-        <a:srgbClr val="4F81BD"/>
+        <a:srgbClr val="4f81bd"/>
       </a:accent1>
       <a:accent2>
-        <a:srgbClr val="C0504D"/>
+        <a:srgbClr val="c0504d"/>
       </a:accent2>
       <a:accent3>
-        <a:srgbClr val="9BBB59"/>
+        <a:srgbClr val="9bbb59"/>
       </a:accent3>
       <a:accent4>
-        <a:srgbClr val="8064A2"/>
+        <a:srgbClr val="8064a2"/>
       </a:accent4>
       <a:accent5>
-        <a:srgbClr val="4BACC6"/>
+        <a:srgbClr val="4bacc6"/>
       </a:accent5>
       <a:accent6>
-        <a:srgbClr val="F79646"/>
+        <a:srgbClr val="f79646"/>
       </a:accent6>
       <a:hlink>
-        <a:srgbClr val="0000FF"/>
+        <a:srgbClr val="0000ff"/>
       </a:hlink>
       <a:folHlink>
         <a:srgbClr val="800080"/>
@@ -3090,279 +3487,131 @@
     </a:clrScheme>
     <a:fontScheme name="Office">
       <a:majorFont>
-        <a:latin typeface="Calibri"/>
+        <a:latin typeface="Calibri" pitchFamily="0" charset="1"/>
         <a:ea typeface=""/>
         <a:cs typeface=""/>
-        <a:font script="Jpan" typeface="ＭＳ ゴシック"/>
-        <a:font script="Hang" typeface="맑은 고딕"/>
-        <a:font script="Hans" typeface="宋体"/>
-        <a:font script="Hant" typeface="新細明體"/>
-        <a:font script="Arab" typeface="Times New Roman"/>
-        <a:font script="Hebr" typeface="Times New Roman"/>
-        <a:font script="Thai" typeface="Angsana New"/>
-        <a:font script="Ethi" typeface="Nyala"/>
-        <a:font script="Beng" typeface="Vrinda"/>
-        <a:font script="Gujr" typeface="Shruti"/>
-        <a:font script="Khmr" typeface="MoolBoran"/>
-        <a:font script="Knda" typeface="Tunga"/>
-        <a:font script="Guru" typeface="Raavi"/>
-        <a:font script="Cans" typeface="Euphemia"/>
-        <a:font script="Cher" typeface="Plantagenet Cherokee"/>
-        <a:font script="Yiii" typeface="Microsoft Yi Baiti"/>
-        <a:font script="Tibt" typeface="Microsoft Himalaya"/>
-        <a:font script="Thaa" typeface="MV Boli"/>
-        <a:font script="Deva" typeface="Mangal"/>
-        <a:font script="Telu" typeface="Gautami"/>
-        <a:font script="Taml" typeface="Latha"/>
-        <a:font script="Syrc" typeface="Estrangelo Edessa"/>
-        <a:font script="Orya" typeface="Kalinga"/>
-        <a:font script="Mlym" typeface="Kartika"/>
-        <a:font script="Laoo" typeface="DokChampa"/>
-        <a:font script="Sinh" typeface="Iskoola Pota"/>
-        <a:font script="Mong" typeface="Mongolian Baiti"/>
-        <a:font script="Viet" typeface="Times New Roman"/>
-        <a:font script="Uigh" typeface="Microsoft Uighur"/>
-        <a:font script="Geor" typeface="Sylfaen"/>
       </a:majorFont>
       <a:minorFont>
-        <a:latin typeface="Cambria"/>
+        <a:latin typeface="Cambria" pitchFamily="0" charset="1"/>
         <a:ea typeface=""/>
         <a:cs typeface=""/>
-        <a:font script="Jpan" typeface="ＭＳ 明朝"/>
-        <a:font script="Hang" typeface="맑은 고딕"/>
-        <a:font script="Hans" typeface="宋体"/>
-        <a:font script="Hant" typeface="新細明體"/>
-        <a:font script="Arab" typeface="Arial"/>
-        <a:font script="Hebr" typeface="Arial"/>
-        <a:font script="Thai" typeface="Cordia New"/>
-        <a:font script="Ethi" typeface="Nyala"/>
-        <a:font script="Beng" typeface="Vrinda"/>
-        <a:font script="Gujr" typeface="Shruti"/>
-        <a:font script="Khmr" typeface="DaunPenh"/>
-        <a:font script="Knda" typeface="Tunga"/>
-        <a:font script="Guru" typeface="Raavi"/>
-        <a:font script="Cans" typeface="Euphemia"/>
-        <a:font script="Cher" typeface="Plantagenet Cherokee"/>
-        <a:font script="Yiii" typeface="Microsoft Yi Baiti"/>
-        <a:font script="Tibt" typeface="Microsoft Himalaya"/>
-        <a:font script="Thaa" typeface="MV Boli"/>
-        <a:font script="Deva" typeface="Mangal"/>
-        <a:font script="Telu" typeface="Gautami"/>
-        <a:font script="Taml" typeface="Latha"/>
-        <a:font script="Syrc" typeface="Estrangelo Edessa"/>
-        <a:font script="Orya" typeface="Kalinga"/>
-        <a:font script="Mlym" typeface="Kartika"/>
-        <a:font script="Laoo" typeface="DokChampa"/>
-        <a:font script="Sinh" typeface="Iskoola Pota"/>
-        <a:font script="Mong" typeface="Mongolian Baiti"/>
-        <a:font script="Viet" typeface="Arial"/>
-        <a:font script="Uigh" typeface="Microsoft Uighur"/>
-        <a:font script="Geor" typeface="Sylfaen"/>
       </a:minorFont>
     </a:fontScheme>
-    <a:fmtScheme name="Office">
+    <a:fmtScheme>
       <a:fillStyleLst>
         <a:solidFill>
           <a:schemeClr val="phClr"/>
         </a:solidFill>
-        <a:gradFill rotWithShape="1">
+        <a:gradFill>
           <a:gsLst>
             <a:gs pos="0">
               <a:schemeClr val="phClr">
                 <a:tint val="50000"/>
-                <a:satMod val="300000"/>
               </a:schemeClr>
             </a:gs>
             <a:gs pos="35000">
               <a:schemeClr val="phClr">
                 <a:tint val="37000"/>
-                <a:satMod val="300000"/>
               </a:schemeClr>
             </a:gs>
             <a:gs pos="100000">
               <a:schemeClr val="phClr">
                 <a:tint val="15000"/>
-                <a:satMod val="350000"/>
               </a:schemeClr>
             </a:gs>
           </a:gsLst>
           <a:lin ang="16200000" scaled="1"/>
+          <a:tileRect l="0" t="0" r="0" b="0"/>
         </a:gradFill>
-        <a:gradFill rotWithShape="1">
+        <a:gradFill>
           <a:gsLst>
             <a:gs pos="0">
               <a:schemeClr val="phClr">
                 <a:tint val="100000"/>
                 <a:shade val="100000"/>
-                <a:satMod val="130000"/>
               </a:schemeClr>
             </a:gs>
             <a:gs pos="100000">
               <a:schemeClr val="phClr">
                 <a:tint val="50000"/>
                 <a:shade val="100000"/>
-                <a:satMod val="350000"/>
               </a:schemeClr>
             </a:gs>
           </a:gsLst>
           <a:lin ang="16200000" scaled="0"/>
+          <a:tileRect l="0" t="0" r="0" b="0"/>
         </a:gradFill>
       </a:fillStyleLst>
       <a:lnStyleLst>
         <a:ln w="9525" cap="flat" cmpd="sng" algn="ctr">
-          <a:solidFill>
-            <a:schemeClr val="phClr">
-              <a:shade val="95000"/>
-              <a:satMod val="105000"/>
-            </a:schemeClr>
-          </a:solidFill>
           <a:prstDash val="solid"/>
         </a:ln>
         <a:ln w="25400" cap="flat" cmpd="sng" algn="ctr">
-          <a:solidFill>
-            <a:schemeClr val="phClr"/>
-          </a:solidFill>
           <a:prstDash val="solid"/>
         </a:ln>
         <a:ln w="38100" cap="flat" cmpd="sng" algn="ctr">
-          <a:solidFill>
-            <a:schemeClr val="phClr"/>
-          </a:solidFill>
           <a:prstDash val="solid"/>
         </a:ln>
       </a:lnStyleLst>
       <a:effectStyleLst>
         <a:effectStyle>
-          <a:effectLst>
-            <a:outerShdw blurRad="40000" dist="20000" dir="5400000" rotWithShape="0">
-              <a:srgbClr val="000000">
-                <a:alpha val="38000"/>
-              </a:srgbClr>
-            </a:outerShdw>
-          </a:effectLst>
+          <a:effectLst/>
         </a:effectStyle>
         <a:effectStyle>
-          <a:effectLst>
-            <a:outerShdw blurRad="40000" dist="23000" dir="5400000" rotWithShape="0">
-              <a:srgbClr val="000000">
-                <a:alpha val="35000"/>
-              </a:srgbClr>
-            </a:outerShdw>
-          </a:effectLst>
+          <a:effectLst/>
         </a:effectStyle>
         <a:effectStyle>
-          <a:effectLst>
-            <a:outerShdw blurRad="40000" dist="23000" dir="5400000" rotWithShape="0">
-              <a:srgbClr val="000000">
-                <a:alpha val="35000"/>
-              </a:srgbClr>
-            </a:outerShdw>
-          </a:effectLst>
-          <a:scene3d>
-            <a:camera prst="orthographicFront">
-              <a:rot lat="0" lon="0" rev="0"/>
-            </a:camera>
-            <a:lightRig rig="threePt" dir="t">
-              <a:rot lat="0" lon="0" rev="1200000"/>
-            </a:lightRig>
-          </a:scene3d>
-          <a:sp3d>
-            <a:bevelT w="63500" h="25400"/>
-          </a:sp3d>
+          <a:effectLst/>
         </a:effectStyle>
       </a:effectStyleLst>
       <a:bgFillStyleLst>
         <a:solidFill>
           <a:schemeClr val="phClr"/>
         </a:solidFill>
-        <a:gradFill rotWithShape="1">
+        <a:gradFill>
           <a:gsLst>
             <a:gs pos="0">
               <a:schemeClr val="phClr">
                 <a:tint val="40000"/>
-                <a:satMod val="350000"/>
               </a:schemeClr>
             </a:gs>
             <a:gs pos="40000">
               <a:schemeClr val="phClr">
                 <a:tint val="45000"/>
                 <a:shade val="99000"/>
-                <a:satMod val="350000"/>
               </a:schemeClr>
             </a:gs>
             <a:gs pos="100000">
               <a:schemeClr val="phClr">
                 <a:shade val="20000"/>
-                <a:satMod val="255000"/>
               </a:schemeClr>
             </a:gs>
           </a:gsLst>
           <a:path path="circle">
             <a:fillToRect l="50000" t="-80000" r="50000" b="180000"/>
           </a:path>
+          <a:tileRect l="0" t="0" r="0" b="0"/>
         </a:gradFill>
-        <a:gradFill rotWithShape="1">
+        <a:gradFill>
           <a:gsLst>
             <a:gs pos="0">
               <a:schemeClr val="phClr">
                 <a:tint val="80000"/>
-                <a:satMod val="300000"/>
               </a:schemeClr>
             </a:gs>
             <a:gs pos="100000">
               <a:schemeClr val="phClr">
                 <a:shade val="30000"/>
-                <a:satMod val="200000"/>
               </a:schemeClr>
             </a:gs>
           </a:gsLst>
           <a:path path="circle">
             <a:fillToRect l="50000" t="50000" r="50000" b="50000"/>
           </a:path>
+          <a:tileRect l="0" t="0" r="0" b="0"/>
         </a:gradFill>
       </a:bgFillStyleLst>
     </a:fmtScheme>
   </a:themeElements>
-  <a:objectDefaults>
-    <a:spDef>
-      <a:spPr/>
-      <a:bodyPr/>
-      <a:lstStyle/>
-      <a:style>
-        <a:lnRef idx="1">
-          <a:schemeClr val="accent1"/>
-        </a:lnRef>
-        <a:fillRef idx="3">
-          <a:schemeClr val="accent1"/>
-        </a:fillRef>
-        <a:effectRef idx="2">
-          <a:schemeClr val="accent1"/>
-        </a:effectRef>
-        <a:fontRef idx="minor">
-          <a:schemeClr val="lt1"/>
-        </a:fontRef>
-      </a:style>
-    </a:spDef>
-    <a:lnDef>
-      <a:spPr/>
-      <a:bodyPr/>
-      <a:lstStyle/>
-      <a:style>
-        <a:lnRef idx="2">
-          <a:schemeClr val="accent1"/>
-        </a:lnRef>
-        <a:fillRef idx="0">
-          <a:schemeClr val="accent1"/>
-        </a:fillRef>
-        <a:effectRef idx="1">
-          <a:schemeClr val="accent1"/>
-        </a:effectRef>
-        <a:fontRef idx="minor">
-          <a:schemeClr val="tx1"/>
-        </a:fontRef>
-      </a:style>
-    </a:lnDef>
-  </a:objectDefaults>
-  <a:extraClrSchemeLst/>
 </a:theme>
 </file>